--- a/fuentes/CF1_52450486_DU.docx
+++ b/fuentes/CF1_52450486_DU.docx
@@ -4784,21 +4784,7 @@
         <w:rPr>
           <w:lang w:val="es-419" w:eastAsia="es-CO"/>
         </w:rPr>
-        <w:t xml:space="preserve">La moda en el diseño se concibe como un fenómeno complejo que trasciende la idea de un simple conjunto de prendas, pues constituye un reflejo de la identidad individual, la dinámica social y la cultura. En este sentido, </w:t>
-      </w:r>
-      <w:proofErr w:type="spellStart"/>
-      <w:r>
-        <w:rPr>
-          <w:lang w:val="es-419" w:eastAsia="es-CO"/>
-        </w:rPr>
-        <w:t>Kawamura</w:t>
-      </w:r>
-      <w:proofErr w:type="spellEnd"/>
-      <w:r>
-        <w:rPr>
-          <w:lang w:val="es-419" w:eastAsia="es-CO"/>
-        </w:rPr>
-        <w:t xml:space="preserve"> (2005) explica que la moda no se limita a un repertorio de elementos o tendencias, sino que debe entenderse como un sistema socialmente construido, fundamentado en normas que determinan qué resulta aceptable en determinados contextos.</w:t>
+        <w:t>La moda en el diseño se concibe como un fenómeno complejo que trasciende la idea de un simple conjunto de prendas, pues constituye un reflejo de la identidad individual, la dinámica social y la cultura. En este sentido, Kawamura (2005) explica que la moda no se limita a un repertorio de elementos o tendencias, sino que debe entenderse como un sistema socialmente construido, fundamentado en normas que determinan qué resulta aceptable en determinados contextos.</w:t>
       </w:r>
     </w:p>
     <w:p>
@@ -4858,7 +4844,7 @@
         <w:tblLayout w:type="fixed"/>
         <w:tblLook w:val="04A0" w:firstRow="1" w:lastRow="0" w:firstColumn="1" w:lastColumn="0" w:noHBand="0" w:noVBand="1"/>
         <w:tblCaption w:val="Clasificación de universos del vestuario por ocasión de uso"/>
-        <w:tblDescription w:val="Clasificación de ocasión de uso por universo de vestuario, correspondiendo el protocolario a la gala /formal, multiocasion al casual, Informal al kakiwear, Jeanswear, Sportswear, Activwear, Leisurewear, y finaliza con complementos al Swinwear/Beachwear, Sleepwear, y Underwear."/>
+        <w:tblDescription w:val="Clasificación de diferentes tipos de vestuario según su ocasión de uso y proporciona ejemplos de prendas para cada uno de estos. Los universos de vestuario son; formal, informal, deportivo, ejecutivo y ceremonial."/>
       </w:tblPr>
       <w:tblGrid>
         <w:gridCol w:w="2724"/>
@@ -5498,12 +5484,10 @@
             <w:pPr>
               <w:pStyle w:val="TextoTablas"/>
             </w:pPr>
-            <w:proofErr w:type="spellStart"/>
             <w:r>
               <w:lastRenderedPageBreak/>
               <w:t>Multiocasión</w:t>
             </w:r>
-            <w:proofErr w:type="spellEnd"/>
           </w:p>
         </w:tc>
         <w:tc>
@@ -5549,14 +5533,12 @@
                 <w:rStyle w:val="Extranjerismo"/>
               </w:rPr>
             </w:pPr>
-            <w:proofErr w:type="spellStart"/>
             <w:r>
               <w:rPr>
                 <w:rStyle w:val="Extranjerismo"/>
               </w:rPr>
               <w:t>Kakiwear</w:t>
             </w:r>
-            <w:proofErr w:type="spellEnd"/>
           </w:p>
           <w:p>
             <w:pPr>
@@ -7080,13 +7062,11 @@
             <w:r>
               <w:t xml:space="preserve">Rayones (viscosa, </w:t>
             </w:r>
-            <w:proofErr w:type="spellStart"/>
-            <w:r>
-              <w:t>crupón</w:t>
-            </w:r>
-            <w:proofErr w:type="spellEnd"/>
-            <w:r>
-              <w:t xml:space="preserve"> y acetato).</w:t>
+            <w:r>
+              <w:t>cupro y acetato</w:t>
+            </w:r>
+            <w:r>
+              <w:t>).</w:t>
             </w:r>
           </w:p>
         </w:tc>
@@ -7346,15 +7326,7 @@
               <w:pStyle w:val="TextoTablas"/>
             </w:pPr>
             <w:r>
-              <w:t xml:space="preserve">Por </w:t>
-            </w:r>
-            <w:proofErr w:type="spellStart"/>
-            <w:r>
-              <w:t>poliadición</w:t>
-            </w:r>
-            <w:proofErr w:type="spellEnd"/>
-            <w:r>
-              <w:t>.</w:t>
+              <w:t>Por poliadición.</w:t>
             </w:r>
           </w:p>
         </w:tc>
@@ -7443,91 +7415,7 @@
         <w:rPr>
           <w:lang w:val="es-419" w:eastAsia="es-CO"/>
         </w:rPr>
-        <w:t>Son estructuras manufacturadas a partir de fibras o hilos que presentan una proporción significativa entre su longitud, área y espesor, y que cuentan con suficiente resistencia mecánica para mantener su cohesión (</w:t>
-      </w:r>
-      <w:proofErr w:type="spellStart"/>
-      <w:r>
-        <w:rPr>
-          <w:lang w:val="es-419" w:eastAsia="es-CO"/>
-        </w:rPr>
-        <w:t>Textile</w:t>
-      </w:r>
-      <w:proofErr w:type="spellEnd"/>
-      <w:r>
-        <w:rPr>
-          <w:lang w:val="es-419" w:eastAsia="es-CO"/>
-        </w:rPr>
-        <w:t xml:space="preserve"> </w:t>
-      </w:r>
-      <w:proofErr w:type="spellStart"/>
-      <w:r>
-        <w:rPr>
-          <w:lang w:val="es-419" w:eastAsia="es-CO"/>
-        </w:rPr>
-        <w:t>Terms</w:t>
-      </w:r>
-      <w:proofErr w:type="spellEnd"/>
-      <w:r>
-        <w:rPr>
-          <w:lang w:val="es-419" w:eastAsia="es-CO"/>
-        </w:rPr>
-        <w:t xml:space="preserve"> and </w:t>
-      </w:r>
-      <w:proofErr w:type="spellStart"/>
-      <w:r>
-        <w:rPr>
-          <w:lang w:val="es-419" w:eastAsia="es-CO"/>
-        </w:rPr>
-        <w:t>Definitions</w:t>
-      </w:r>
-      <w:proofErr w:type="spellEnd"/>
-      <w:r>
-        <w:rPr>
-          <w:lang w:val="es-419" w:eastAsia="es-CO"/>
-        </w:rPr>
-        <w:t xml:space="preserve">, </w:t>
-      </w:r>
-      <w:proofErr w:type="spellStart"/>
-      <w:r>
-        <w:rPr>
-          <w:lang w:val="es-419" w:eastAsia="es-CO"/>
-        </w:rPr>
-        <w:t>The</w:t>
-      </w:r>
-      <w:proofErr w:type="spellEnd"/>
-      <w:r>
-        <w:rPr>
-          <w:lang w:val="es-419" w:eastAsia="es-CO"/>
-        </w:rPr>
-        <w:t xml:space="preserve"> </w:t>
-      </w:r>
-      <w:proofErr w:type="spellStart"/>
-      <w:r>
-        <w:rPr>
-          <w:lang w:val="es-419" w:eastAsia="es-CO"/>
-        </w:rPr>
-        <w:t>Textile</w:t>
-      </w:r>
-      <w:proofErr w:type="spellEnd"/>
-      <w:r>
-        <w:rPr>
-          <w:lang w:val="es-419" w:eastAsia="es-CO"/>
-        </w:rPr>
-        <w:t xml:space="preserve"> </w:t>
-      </w:r>
-      <w:proofErr w:type="spellStart"/>
-      <w:r>
-        <w:rPr>
-          <w:lang w:val="es-419" w:eastAsia="es-CO"/>
-        </w:rPr>
-        <w:t>Institute</w:t>
-      </w:r>
-      <w:proofErr w:type="spellEnd"/>
-      <w:r>
-        <w:rPr>
-          <w:lang w:val="es-419" w:eastAsia="es-CO"/>
-        </w:rPr>
-        <w:t>, citado por el SENA).</w:t>
+        <w:t>Son estructuras manufacturadas a partir de fibras o hilos que presentan una proporción significativa entre su longitud, área y espesor, y que cuentan con suficiente resistencia mecánica para mantener su cohesión (Textile Terms and Definitions, The Textile Institute, citado por el SENA).</w:t>
       </w:r>
     </w:p>
     <w:p>
@@ -7905,15 +7793,7 @@
               <w:pStyle w:val="TextoTablas"/>
             </w:pPr>
             <w:r>
-              <w:t xml:space="preserve">• Esterilla / panamá / </w:t>
-            </w:r>
-            <w:proofErr w:type="spellStart"/>
-            <w:r>
-              <w:t>canastra</w:t>
-            </w:r>
-            <w:proofErr w:type="spellEnd"/>
-            <w:r>
-              <w:t>.</w:t>
+              <w:t>• Esterilla / panamá / canastra.</w:t>
             </w:r>
           </w:p>
           <w:p>
@@ -8006,31 +7886,13 @@
             <w:r>
               <w:t xml:space="preserve">• </w:t>
             </w:r>
-            <w:proofErr w:type="spellStart"/>
             <w:r>
               <w:rPr>
                 <w:rStyle w:val="Extranjerismo"/>
                 <w:lang w:val="es-CO"/>
               </w:rPr>
-              <w:t>Dobby</w:t>
-            </w:r>
-            <w:proofErr w:type="spellEnd"/>
-            <w:r>
-              <w:rPr>
-                <w:rStyle w:val="Extranjerismo"/>
-                <w:lang w:val="es-CO"/>
-              </w:rPr>
-              <w:t xml:space="preserve">, </w:t>
-            </w:r>
-            <w:proofErr w:type="spellStart"/>
-            <w:r>
-              <w:rPr>
-                <w:rStyle w:val="Extranjerismo"/>
-                <w:lang w:val="es-CO"/>
-              </w:rPr>
-              <w:t>jacquard</w:t>
-            </w:r>
-            <w:proofErr w:type="spellEnd"/>
+              <w:t>Dobby, jacquard</w:t>
+            </w:r>
             <w:r>
               <w:t>, riso, afe</w:t>
             </w:r>
@@ -8113,7 +7975,6 @@
             <w:r>
               <w:t>• Doble (</w:t>
             </w:r>
-            <w:proofErr w:type="spellStart"/>
             <w:r>
               <w:rPr>
                 <w:rStyle w:val="Extranjerismo"/>
@@ -8121,19 +7982,9 @@
               </w:rPr>
               <w:t>rib</w:t>
             </w:r>
-            <w:proofErr w:type="spellEnd"/>
-            <w:r>
-              <w:t xml:space="preserve"> o </w:t>
-            </w:r>
-            <w:proofErr w:type="spellStart"/>
-            <w:r>
-              <w:t>resortado</w:t>
-            </w:r>
-            <w:proofErr w:type="spellEnd"/>
-            <w:r>
-              <w:t xml:space="preserve">, </w:t>
-            </w:r>
-            <w:proofErr w:type="spellStart"/>
+            <w:r>
+              <w:t xml:space="preserve"> o resortado, </w:t>
+            </w:r>
             <w:r>
               <w:rPr>
                 <w:rStyle w:val="Extranjerismo"/>
@@ -8141,7 +7992,6 @@
               </w:rPr>
               <w:t>interlock</w:t>
             </w:r>
-            <w:proofErr w:type="spellEnd"/>
             <w:r>
               <w:t>, piqué).</w:t>
             </w:r>
@@ -9108,14 +8958,9 @@
         <w:pStyle w:val="Ttulo1"/>
       </w:pPr>
       <w:bookmarkStart w:id="15" w:name="_Toc214033944"/>
-      <w:proofErr w:type="spellStart"/>
       <w:r>
         <w:lastRenderedPageBreak/>
-        <w:t>Prepatronaje</w:t>
-      </w:r>
-      <w:proofErr w:type="spellEnd"/>
-      <w:r>
-        <w:t xml:space="preserve"> y patronaje básico infantil</w:t>
+        <w:t>Prepatronaje y patronaje básico infantil</w:t>
       </w:r>
       <w:bookmarkEnd w:id="15"/>
     </w:p>
@@ -9477,35 +9322,7 @@
         <w:rPr>
           <w:lang w:val="es-419" w:eastAsia="es-CO"/>
         </w:rPr>
-        <w:t xml:space="preserve">especializado como Audaces 360, </w:t>
-      </w:r>
-      <w:proofErr w:type="spellStart"/>
-      <w:r>
-        <w:rPr>
-          <w:lang w:val="es-419" w:eastAsia="es-CO"/>
-        </w:rPr>
-        <w:t>Optitex</w:t>
-      </w:r>
-      <w:proofErr w:type="spellEnd"/>
-      <w:r>
-        <w:rPr>
-          <w:lang w:val="es-419" w:eastAsia="es-CO"/>
-        </w:rPr>
-        <w:t xml:space="preserve">, Gerber o </w:t>
-      </w:r>
-      <w:proofErr w:type="spellStart"/>
-      <w:r>
-        <w:rPr>
-          <w:lang w:val="es-419" w:eastAsia="es-CO"/>
-        </w:rPr>
-        <w:t>Lectra</w:t>
-      </w:r>
-      <w:proofErr w:type="spellEnd"/>
-      <w:r>
-        <w:rPr>
-          <w:lang w:val="es-419" w:eastAsia="es-CO"/>
-        </w:rPr>
-        <w:t>. Su metodología precisa permite trazar básicos, desarrollar patrones y realizar transformaciones de forma eficiente.</w:t>
+        <w:t>especializado como Audaces 360, Optitex, Gerber o Lectra. Su metodología precisa permite trazar básicos, desarrollar patrones y realizar transformaciones de forma eficiente.</w:t>
       </w:r>
     </w:p>
     <w:p>
@@ -9784,7 +9601,6 @@
         </w:rPr>
         <w:t xml:space="preserve">, utilizado en prendas con drapeados, plisados o acabados complejos. Este método, también conocido como </w:t>
       </w:r>
-      <w:proofErr w:type="spellStart"/>
       <w:r>
         <w:rPr>
           <w:rStyle w:val="Extranjerismo"/>
@@ -9792,7 +9608,6 @@
         </w:rPr>
         <w:t>moulage</w:t>
       </w:r>
-      <w:proofErr w:type="spellEnd"/>
       <w:r>
         <w:rPr>
           <w:lang w:val="es-419" w:eastAsia="es-CO"/>
@@ -10010,102 +9825,76 @@
           <w:bCs/>
           <w:lang w:val="es-419" w:eastAsia="es-CO"/>
         </w:rPr>
-        <w:t xml:space="preserve">Conceptos de </w:t>
-      </w:r>
-      <w:proofErr w:type="spellStart"/>
-      <w:r>
-        <w:rPr>
-          <w:b/>
-          <w:bCs/>
+        <w:t>Conceptos de prepatronaje</w:t>
+      </w:r>
+    </w:p>
+    <w:p>
+      <w:pPr>
+        <w:rPr>
+          <w:lang w:val="es-419" w:eastAsia="es-CO"/>
+        </w:rPr>
+      </w:pPr>
+      <w:r>
+        <w:rPr>
+          <w:lang w:val="es-419" w:eastAsia="es-CO"/>
+        </w:rPr>
+        <w:t>Complemente esta información con los conceptos y elementos más importantes en el prepatronaje industrial; para ampliar el contenido, consulte el documento en la carpeta de anexos</w:t>
+      </w:r>
+      <w:r>
+        <w:rPr>
+          <w:lang w:val="es-419" w:eastAsia="es-CO"/>
+        </w:rPr>
+        <w:t>.</w:t>
+      </w:r>
+    </w:p>
+    <w:p>
+      <w:pPr>
+        <w:rPr>
+          <w:lang w:val="es-419" w:eastAsia="es-CO"/>
+        </w:rPr>
+      </w:pPr>
+      <w:r>
+        <w:rPr>
+          <w:lang w:val="es-419" w:eastAsia="es-CO"/>
+        </w:rPr>
+        <w:t>Anexo2</w:t>
+      </w:r>
+      <w:r>
+        <w:rPr>
+          <w:lang w:val="es-419" w:eastAsia="es-CO"/>
+        </w:rPr>
+        <w:t xml:space="preserve">. </w:t>
+      </w:r>
+      <w:r>
+        <w:rPr>
+          <w:lang w:val="es-419" w:eastAsia="es-CO"/>
+        </w:rPr>
+        <w:t>Conceptos</w:t>
+      </w:r>
+      <w:r>
+        <w:rPr>
+          <w:lang w:val="es-419" w:eastAsia="es-CO"/>
+        </w:rPr>
+        <w:t xml:space="preserve"> </w:t>
+      </w:r>
+      <w:r>
+        <w:rPr>
+          <w:lang w:val="es-419" w:eastAsia="es-CO"/>
+        </w:rPr>
+        <w:t>de</w:t>
+      </w:r>
+      <w:r>
+        <w:rPr>
+          <w:lang w:val="es-419" w:eastAsia="es-CO"/>
+        </w:rPr>
+        <w:t xml:space="preserve"> </w:t>
+      </w:r>
+      <w:r>
+        <w:rPr>
           <w:lang w:val="es-419" w:eastAsia="es-CO"/>
         </w:rPr>
         <w:t>prepatronaje</w:t>
       </w:r>
-      <w:proofErr w:type="spellEnd"/>
-    </w:p>
-    <w:p>
-      <w:pPr>
-        <w:rPr>
-          <w:lang w:val="es-419" w:eastAsia="es-CO"/>
-        </w:rPr>
-      </w:pPr>
-      <w:r>
-        <w:rPr>
-          <w:lang w:val="es-419" w:eastAsia="es-CO"/>
-        </w:rPr>
-        <w:t xml:space="preserve">Complemente esta información con los conceptos y elementos más importantes en el </w:t>
-      </w:r>
-      <w:proofErr w:type="spellStart"/>
-      <w:r>
-        <w:rPr>
-          <w:lang w:val="es-419" w:eastAsia="es-CO"/>
-        </w:rPr>
-        <w:t>prepatronaje</w:t>
-      </w:r>
-      <w:proofErr w:type="spellEnd"/>
-      <w:r>
-        <w:rPr>
-          <w:lang w:val="es-419" w:eastAsia="es-CO"/>
-        </w:rPr>
-        <w:t xml:space="preserve"> industrial; para ampliar el contenido, consulte el documento en la carpeta de anexos</w:t>
-      </w:r>
-      <w:r>
-        <w:rPr>
-          <w:lang w:val="es-419" w:eastAsia="es-CO"/>
-        </w:rPr>
-        <w:t>.</w:t>
-      </w:r>
-    </w:p>
-    <w:p>
-      <w:pPr>
-        <w:rPr>
-          <w:lang w:val="es-419" w:eastAsia="es-CO"/>
-        </w:rPr>
-      </w:pPr>
-      <w:r>
-        <w:rPr>
-          <w:lang w:val="es-419" w:eastAsia="es-CO"/>
-        </w:rPr>
-        <w:t>Anexo2</w:t>
-      </w:r>
-      <w:r>
-        <w:rPr>
-          <w:lang w:val="es-419" w:eastAsia="es-CO"/>
-        </w:rPr>
-        <w:t xml:space="preserve">. </w:t>
-      </w:r>
-      <w:r>
-        <w:rPr>
-          <w:lang w:val="es-419" w:eastAsia="es-CO"/>
-        </w:rPr>
-        <w:t>Conceptos</w:t>
-      </w:r>
-      <w:r>
-        <w:rPr>
-          <w:lang w:val="es-419" w:eastAsia="es-CO"/>
-        </w:rPr>
-        <w:t xml:space="preserve"> </w:t>
-      </w:r>
-      <w:r>
-        <w:rPr>
-          <w:lang w:val="es-419" w:eastAsia="es-CO"/>
-        </w:rPr>
-        <w:t>de</w:t>
-      </w:r>
-      <w:r>
-        <w:rPr>
-          <w:lang w:val="es-419" w:eastAsia="es-CO"/>
-        </w:rPr>
-        <w:t xml:space="preserve"> </w:t>
-      </w:r>
-      <w:proofErr w:type="spellStart"/>
-      <w:r>
-        <w:rPr>
-          <w:lang w:val="es-419" w:eastAsia="es-CO"/>
-        </w:rPr>
-        <w:t>prepatronaje</w:t>
-      </w:r>
-      <w:proofErr w:type="spellEnd"/>
       <w:r>
         <w:rPr>
           <w:lang w:val="es-419" w:eastAsia="es-CO"/>
@@ -10857,7 +10646,6 @@
         </w:rPr>
         <w:t xml:space="preserve">Papel blanco tipo </w:t>
       </w:r>
-      <w:proofErr w:type="spellStart"/>
       <w:r>
         <w:rPr>
           <w:rStyle w:val="Extranjerismo"/>
@@ -10867,7 +10655,6 @@
         </w:rPr>
         <w:t>manifold</w:t>
       </w:r>
-      <w:proofErr w:type="spellEnd"/>
       <w:r>
         <w:rPr>
           <w:rStyle w:val="Extranjerismo"/>
@@ -10905,21 +10692,7 @@
         <w:rPr>
           <w:lang w:val="es-419" w:eastAsia="es-CO"/>
         </w:rPr>
-        <w:t xml:space="preserve">, incluyendo </w:t>
-      </w:r>
-      <w:proofErr w:type="spellStart"/>
-      <w:r>
-        <w:rPr>
-          <w:lang w:val="es-419" w:eastAsia="es-CO"/>
-        </w:rPr>
-        <w:t>sisómetro</w:t>
-      </w:r>
-      <w:proofErr w:type="spellEnd"/>
-      <w:r>
-        <w:rPr>
-          <w:lang w:val="es-419" w:eastAsia="es-CO"/>
-        </w:rPr>
-        <w:t>, curvas y escuadra.</w:t>
+        <w:t>, incluyendo sisómetro, curvas y escuadra.</w:t>
       </w:r>
     </w:p>
     <w:p>
@@ -11120,44 +10893,20 @@
           <w:bCs/>
           <w:lang w:val="es-419" w:eastAsia="es-CO"/>
         </w:rPr>
-        <w:t xml:space="preserve">Análisis </w:t>
-      </w:r>
-      <w:proofErr w:type="spellStart"/>
-      <w:r>
-        <w:rPr>
-          <w:b/>
-          <w:bCs/>
-          <w:lang w:val="es-419" w:eastAsia="es-CO"/>
-        </w:rPr>
-        <w:t>prepatronaje</w:t>
-      </w:r>
-      <w:proofErr w:type="spellEnd"/>
-    </w:p>
-    <w:p>
-      <w:pPr>
-        <w:rPr>
-          <w:lang w:val="es-419" w:eastAsia="es-CO"/>
-        </w:rPr>
-      </w:pPr>
-      <w:r>
-        <w:rPr>
-          <w:lang w:val="es-419" w:eastAsia="es-CO"/>
-        </w:rPr>
-        <w:t xml:space="preserve">Antes de iniciar la construcción de moldes dirigidos a la moda infantil, es necesario considerar una serie de factores de preparación que aseguren un adecuado desarrollo de las prendas; estos aspectos preliminares permiten establecer bases sólidas para que el proceso de patronaje responda a las particularidades de la estructura corporal de las niñas. Dentro de estos elementos, se destacan el análisis </w:t>
-      </w:r>
-      <w:proofErr w:type="spellStart"/>
-      <w:r>
-        <w:rPr>
-          <w:lang w:val="es-419" w:eastAsia="es-CO"/>
-        </w:rPr>
-        <w:t>prepatronaje</w:t>
-      </w:r>
-      <w:proofErr w:type="spellEnd"/>
-      <w:r>
-        <w:rPr>
-          <w:lang w:val="es-419" w:eastAsia="es-CO"/>
-        </w:rPr>
-        <w:t xml:space="preserve"> y la definición del patrón base como puntos de partida.</w:t>
+        <w:t>Análisis prepatronaje</w:t>
+      </w:r>
+    </w:p>
+    <w:p>
+      <w:pPr>
+        <w:rPr>
+          <w:lang w:val="es-419" w:eastAsia="es-CO"/>
+        </w:rPr>
+      </w:pPr>
+      <w:r>
+        <w:rPr>
+          <w:lang w:val="es-419" w:eastAsia="es-CO"/>
+        </w:rPr>
+        <w:t>Antes de iniciar la construcción de moldes dirigidos a la moda infantil, es necesario considerar una serie de factores de preparación que aseguren un adecuado desarrollo de las prendas; estos aspectos preliminares permiten establecer bases sólidas para que el proceso de patronaje responda a las particularidades de la estructura corporal de las niñas. Dentro de estos elementos, se destacan el análisis prepatronaje y la definición del patrón base como puntos de partida.</w:t>
       </w:r>
     </w:p>
     <w:p>
@@ -11441,7 +11190,6 @@
         </w:rPr>
         <w:t xml:space="preserve">El trazo de moldes infantiles se realiza sobre papeles especializados como el papel trazo o </w:t>
       </w:r>
-      <w:proofErr w:type="spellStart"/>
       <w:r>
         <w:rPr>
           <w:rStyle w:val="Extranjerismo"/>
@@ -11449,7 +11197,6 @@
         </w:rPr>
         <w:t>manifold</w:t>
       </w:r>
-      <w:proofErr w:type="spellEnd"/>
       <w:r>
         <w:rPr>
           <w:lang w:val="es-419" w:eastAsia="es-CO"/>
@@ -13412,6 +13159,9 @@
             <w:r>
               <w:t>1 cm en el centro</w:t>
             </w:r>
+            <w:r>
+              <w:t>.</w:t>
+            </w:r>
           </w:p>
           <w:p>
             <w:pPr>
@@ -13636,21 +13386,7 @@
         <w:rPr>
           <w:lang w:val="es-419" w:eastAsia="es-CO"/>
         </w:rPr>
-        <w:t xml:space="preserve">A continuación, se presenta un esquema que sintetiza los elementos clave del componente formativo estructura corporal y patronaje básico infantil. Este integra los elementos fundamentales del patronaje básico infantil en cinco ejes principales: la estructura del cuerpo, que abarca antropometría, anatomía, biomecánica, morfología, ergonomía y división corporal; el análisis y clasificación de medidas, que incluye los sistemas de medición y sus aplicaciones; la moda, que contempla universos del vestuario, gamas de mercado y tipologías de prendas infantiles de uso casual; los textiles, orientados al aprovechamiento del material; y finalmente el </w:t>
-      </w:r>
-      <w:proofErr w:type="spellStart"/>
-      <w:r>
-        <w:rPr>
-          <w:lang w:val="es-419" w:eastAsia="es-CO"/>
-        </w:rPr>
-        <w:t>prepatronaje</w:t>
-      </w:r>
-      <w:proofErr w:type="spellEnd"/>
-      <w:r>
-        <w:rPr>
-          <w:lang w:val="es-419" w:eastAsia="es-CO"/>
-        </w:rPr>
-        <w:t xml:space="preserve"> y patronaje básico infantil, donde se consideran los tipos de líneas y los patrones base superior y de manga. En conjunto, refleja la integración de conocimientos técnicos y prácticos necesarios para el diseño y confección de prendas dirigidas a la población infantil.</w:t>
+        <w:t>A continuación, se presenta un esquema que sintetiza los elementos clave del componente formativo estructura corporal y patronaje básico infantil. Este integra los elementos fundamentales del patronaje básico infantil en cinco ejes principales: la estructura del cuerpo, que abarca antropometría, anatomía, biomecánica, morfología, ergonomía y división corporal; el análisis y clasificación de medidas, que incluye los sistemas de medición y sus aplicaciones; la moda, que contempla universos del vestuario, gamas de mercado y tipologías de prendas infantiles de uso casual; los textiles, orientados al aprovechamiento del material; y finalmente el prepatronaje y patronaje básico infantil, donde se consideran los tipos de líneas y los patrones base superior y de manga. En conjunto, refleja la integración de conocimientos técnicos y prácticos necesarios para el diseño y confección de prendas dirigidas a la población infantil.</w:t>
       </w:r>
     </w:p>
     <w:p>
@@ -14151,7 +13887,6 @@
         </w:rPr>
         <w:t>T-</w:t>
       </w:r>
-      <w:proofErr w:type="spellStart"/>
       <w:r>
         <w:rPr>
           <w:rStyle w:val="Extranjerismo"/>
@@ -14161,7 +13896,6 @@
         </w:rPr>
         <w:t>shirt</w:t>
       </w:r>
-      <w:proofErr w:type="spellEnd"/>
       <w:r>
         <w:rPr>
           <w:b/>
@@ -14271,30 +14005,14 @@
         </w:rPr>
       </w:pPr>
       <w:bookmarkStart w:id="22" w:name="_Toc214033951"/>
-      <w:proofErr w:type="spellStart"/>
       <w:r>
         <w:rPr>
           <w:lang w:val="en-US"/>
         </w:rPr>
         <w:lastRenderedPageBreak/>
-        <w:t>Referencias</w:t>
-      </w:r>
-      <w:proofErr w:type="spellEnd"/>
-      <w:r>
-        <w:rPr>
-          <w:lang w:val="en-US"/>
-        </w:rPr>
-        <w:t xml:space="preserve"> </w:t>
-      </w:r>
-      <w:proofErr w:type="spellStart"/>
-      <w:r>
-        <w:rPr>
-          <w:lang w:val="en-US"/>
-        </w:rPr>
-        <w:t>bibliográficas</w:t>
+        <w:t>Referencias bibliográficas</w:t>
       </w:r>
       <w:bookmarkEnd w:id="22"/>
-      <w:proofErr w:type="spellEnd"/>
     </w:p>
     <w:p>
       <w:pPr>
@@ -14391,7 +14109,6 @@
         </w:rPr>
         <w:t xml:space="preserve">Crim, C. H. (2014). Pattern making for kids’ clothes: All you need to know about designing, adapting, and customizing sewing patterns for children’s clothing. </w:t>
       </w:r>
-      <w:proofErr w:type="spellStart"/>
       <w:r>
         <w:rPr>
           <w:rFonts w:eastAsia="Times New Roman" w:cstheme="minorHAnsi"/>
@@ -14401,10 +14118,12 @@
           <w:lang w:eastAsia="es-CO"/>
           <w14:ligatures w14:val="none"/>
         </w:rPr>
-        <w:t>Barron’s</w:t>
-      </w:r>
-      <w:proofErr w:type="spellEnd"/>
-      <w:r>
+        <w:t>Barron’s.</w:t>
+      </w:r>
+    </w:p>
+    <w:p>
+      <w:pPr>
+        <w:ind w:left="709" w:hanging="709"/>
         <w:rPr>
           <w:rFonts w:eastAsia="Times New Roman" w:cstheme="minorHAnsi"/>
           <w:kern w:val="0"/>
@@ -14413,12 +14132,8 @@
           <w:lang w:eastAsia="es-CO"/>
           <w14:ligatures w14:val="none"/>
         </w:rPr>
-        <w:t>.</w:t>
-      </w:r>
-    </w:p>
-    <w:p>
-      <w:pPr>
-        <w:ind w:left="709" w:hanging="709"/>
+      </w:pPr>
+      <w:r>
         <w:rPr>
           <w:rFonts w:eastAsia="Times New Roman" w:cstheme="minorHAnsi"/>
           <w:kern w:val="0"/>
@@ -14427,8 +14142,21 @@
           <w:lang w:eastAsia="es-CO"/>
           <w14:ligatures w14:val="none"/>
         </w:rPr>
-      </w:pPr>
-      <w:proofErr w:type="spellStart"/>
+        <w:t>Crim, C. H. (2015). Patronaje de moda para niños: Todo lo que necesita saber para diseñar, adaptar y personalizar los patrones de costura. Promopress.</w:t>
+      </w:r>
+    </w:p>
+    <w:p>
+      <w:pPr>
+        <w:ind w:left="709" w:hanging="709"/>
+        <w:rPr>
+          <w:rFonts w:eastAsia="Times New Roman" w:cstheme="minorHAnsi"/>
+          <w:kern w:val="0"/>
+          <w:szCs w:val="28"/>
+          <w:bdr w:val="none" w:sz="0" w:space="0" w:color="auto" w:frame="1"/>
+          <w:lang w:val="en-US" w:eastAsia="es-CO"/>
+          <w14:ligatures w14:val="none"/>
+        </w:rPr>
+      </w:pPr>
       <w:r>
         <w:rPr>
           <w:rFonts w:eastAsia="Times New Roman" w:cstheme="minorHAnsi"/>
@@ -14438,10 +14166,119 @@
           <w:lang w:eastAsia="es-CO"/>
           <w14:ligatures w14:val="none"/>
         </w:rPr>
-        <w:t>Crim</w:t>
-      </w:r>
-      <w:proofErr w:type="spellEnd"/>
-      <w:r>
+        <w:t xml:space="preserve">Donnanno, A. (2014). Técnicas de patronaje de prendas infantiles de moda. </w:t>
+      </w:r>
+      <w:r>
+        <w:rPr>
+          <w:rFonts w:eastAsia="Times New Roman" w:cstheme="minorHAnsi"/>
+          <w:kern w:val="0"/>
+          <w:szCs w:val="28"/>
+          <w:bdr w:val="none" w:sz="0" w:space="0" w:color="auto" w:frame="1"/>
+          <w:lang w:val="en-US" w:eastAsia="es-CO"/>
+          <w14:ligatures w14:val="none"/>
+        </w:rPr>
+        <w:t>Promopress.</w:t>
+      </w:r>
+    </w:p>
+    <w:p>
+      <w:pPr>
+        <w:ind w:left="709" w:hanging="709"/>
+        <w:rPr>
+          <w:rFonts w:eastAsia="Times New Roman" w:cstheme="minorHAnsi"/>
+          <w:kern w:val="0"/>
+          <w:szCs w:val="28"/>
+          <w:bdr w:val="none" w:sz="0" w:space="0" w:color="auto" w:frame="1"/>
+          <w:lang w:val="en-US" w:eastAsia="es-CO"/>
+          <w14:ligatures w14:val="none"/>
+        </w:rPr>
+      </w:pPr>
+      <w:r>
+        <w:rPr>
+          <w:rFonts w:eastAsia="Times New Roman" w:cstheme="minorHAnsi"/>
+          <w:kern w:val="0"/>
+          <w:szCs w:val="28"/>
+          <w:bdr w:val="none" w:sz="0" w:space="0" w:color="auto" w:frame="1"/>
+          <w:lang w:val="en-US" w:eastAsia="es-CO"/>
+          <w14:ligatures w14:val="none"/>
+        </w:rPr>
+        <w:t>Donnanno, A. (2021). Fashion patternmaking techniques for children’s clothing: Dresses, shirts, bodysuits, trousers, jackets and coats. Hoaki Books.</w:t>
+      </w:r>
+    </w:p>
+    <w:p>
+      <w:pPr>
+        <w:ind w:left="709" w:hanging="709"/>
+        <w:rPr>
+          <w:rFonts w:eastAsia="Times New Roman" w:cstheme="minorHAnsi"/>
+          <w:kern w:val="0"/>
+          <w:szCs w:val="28"/>
+          <w:bdr w:val="none" w:sz="0" w:space="0" w:color="auto" w:frame="1"/>
+          <w:lang w:val="en-US" w:eastAsia="es-CO"/>
+          <w14:ligatures w14:val="none"/>
+        </w:rPr>
+      </w:pPr>
+      <w:r>
+        <w:rPr>
+          <w:rFonts w:eastAsia="Times New Roman" w:cstheme="minorHAnsi"/>
+          <w:kern w:val="0"/>
+          <w:szCs w:val="28"/>
+          <w:bdr w:val="none" w:sz="0" w:space="0" w:color="auto" w:frame="1"/>
+          <w:lang w:val="en-US" w:eastAsia="es-CO"/>
+          <w14:ligatures w14:val="none"/>
+        </w:rPr>
+        <w:t>Ebele, L. (2021). Modelagem infantil: Modele. Amoler.</w:t>
+      </w:r>
+    </w:p>
+    <w:p>
+      <w:pPr>
+        <w:ind w:left="709" w:hanging="709"/>
+        <w:rPr>
+          <w:rFonts w:eastAsia="Times New Roman" w:cstheme="minorHAnsi"/>
+          <w:kern w:val="0"/>
+          <w:szCs w:val="28"/>
+          <w:bdr w:val="none" w:sz="0" w:space="0" w:color="auto" w:frame="1"/>
+          <w:lang w:val="en-US" w:eastAsia="es-CO"/>
+          <w14:ligatures w14:val="none"/>
+        </w:rPr>
+      </w:pPr>
+      <w:r>
+        <w:rPr>
+          <w:rFonts w:eastAsia="Times New Roman" w:cstheme="minorHAnsi"/>
+          <w:kern w:val="0"/>
+          <w:szCs w:val="28"/>
+          <w:bdr w:val="none" w:sz="0" w:space="0" w:color="auto" w:frame="1"/>
+          <w:lang w:val="en-US" w:eastAsia="es-CO"/>
+          <w14:ligatures w14:val="none"/>
+        </w:rPr>
+        <w:t>Morgan, P. (1973). Designing and pattern cutting for children’s clothes. B. T. Batsford.</w:t>
+      </w:r>
+    </w:p>
+    <w:p>
+      <w:pPr>
+        <w:ind w:left="709" w:hanging="709"/>
+        <w:rPr>
+          <w:rFonts w:eastAsia="Times New Roman" w:cstheme="minorHAnsi"/>
+          <w:kern w:val="0"/>
+          <w:szCs w:val="28"/>
+          <w:bdr w:val="none" w:sz="0" w:space="0" w:color="auto" w:frame="1"/>
+          <w:lang w:val="en-US" w:eastAsia="es-CO"/>
+          <w14:ligatures w14:val="none"/>
+        </w:rPr>
+      </w:pPr>
+      <w:r>
+        <w:rPr>
+          <w:rFonts w:eastAsia="Times New Roman" w:cstheme="minorHAnsi"/>
+          <w:kern w:val="0"/>
+          <w:szCs w:val="28"/>
+          <w:bdr w:val="none" w:sz="0" w:space="0" w:color="auto" w:frame="1"/>
+          <w:lang w:val="en-US" w:eastAsia="es-CO"/>
+          <w14:ligatures w14:val="none"/>
+        </w:rPr>
+        <w:t>Mukai, M. (2018). Modelagem prática especial infantil. (Autoed.).</w:t>
+      </w:r>
+    </w:p>
+    <w:p>
+      <w:pPr>
+        <w:ind w:left="709" w:hanging="709"/>
         <w:rPr>
           <w:rFonts w:eastAsia="Times New Roman" w:cstheme="minorHAnsi"/>
           <w:kern w:val="0"/>
@@ -14450,9 +14287,18 @@
           <w:lang w:eastAsia="es-CO"/>
           <w14:ligatures w14:val="none"/>
         </w:rPr>
-        <w:t xml:space="preserve">, C. H. (2015). Patronaje de moda para niños: Todo lo que necesita saber para diseñar, adaptar y personalizar los patrones de costura. </w:t>
-      </w:r>
-      <w:proofErr w:type="spellStart"/>
+      </w:pPr>
+      <w:r>
+        <w:rPr>
+          <w:rFonts w:eastAsia="Times New Roman" w:cstheme="minorHAnsi"/>
+          <w:kern w:val="0"/>
+          <w:szCs w:val="28"/>
+          <w:bdr w:val="none" w:sz="0" w:space="0" w:color="auto" w:frame="1"/>
+          <w:lang w:val="en-US" w:eastAsia="es-CO"/>
+          <w14:ligatures w14:val="none"/>
+        </w:rPr>
+        <w:t xml:space="preserve">Rohr, M. (1963). Pattern drafting: Children’s garment design. </w:t>
+      </w:r>
       <w:r>
         <w:rPr>
           <w:rFonts w:eastAsia="Times New Roman" w:cstheme="minorHAnsi"/>
@@ -14462,393 +14308,8 @@
           <w:lang w:eastAsia="es-CO"/>
           <w14:ligatures w14:val="none"/>
         </w:rPr>
-        <w:t>Promopress</w:t>
-      </w:r>
-      <w:proofErr w:type="spellEnd"/>
-      <w:r>
-        <w:rPr>
-          <w:rFonts w:eastAsia="Times New Roman" w:cstheme="minorHAnsi"/>
-          <w:kern w:val="0"/>
-          <w:szCs w:val="28"/>
-          <w:bdr w:val="none" w:sz="0" w:space="0" w:color="auto" w:frame="1"/>
-          <w:lang w:eastAsia="es-CO"/>
-          <w14:ligatures w14:val="none"/>
-        </w:rPr>
-        <w:t>.</w:t>
-      </w:r>
-    </w:p>
-    <w:p>
-      <w:pPr>
-        <w:ind w:left="709" w:hanging="709"/>
-        <w:rPr>
-          <w:rFonts w:eastAsia="Times New Roman" w:cstheme="minorHAnsi"/>
-          <w:kern w:val="0"/>
-          <w:szCs w:val="28"/>
-          <w:bdr w:val="none" w:sz="0" w:space="0" w:color="auto" w:frame="1"/>
-          <w:lang w:val="en-US" w:eastAsia="es-CO"/>
-          <w14:ligatures w14:val="none"/>
-        </w:rPr>
-      </w:pPr>
-      <w:proofErr w:type="spellStart"/>
-      <w:r>
-        <w:rPr>
-          <w:rFonts w:eastAsia="Times New Roman" w:cstheme="minorHAnsi"/>
-          <w:kern w:val="0"/>
-          <w:szCs w:val="28"/>
-          <w:bdr w:val="none" w:sz="0" w:space="0" w:color="auto" w:frame="1"/>
-          <w:lang w:eastAsia="es-CO"/>
-          <w14:ligatures w14:val="none"/>
-        </w:rPr>
-        <w:t>Donnanno</w:t>
-      </w:r>
-      <w:proofErr w:type="spellEnd"/>
-      <w:r>
-        <w:rPr>
-          <w:rFonts w:eastAsia="Times New Roman" w:cstheme="minorHAnsi"/>
-          <w:kern w:val="0"/>
-          <w:szCs w:val="28"/>
-          <w:bdr w:val="none" w:sz="0" w:space="0" w:color="auto" w:frame="1"/>
-          <w:lang w:eastAsia="es-CO"/>
-          <w14:ligatures w14:val="none"/>
-        </w:rPr>
-        <w:t xml:space="preserve">, A. (2014). Técnicas de patronaje de prendas infantiles de moda. </w:t>
-      </w:r>
-      <w:proofErr w:type="spellStart"/>
-      <w:r>
-        <w:rPr>
-          <w:rFonts w:eastAsia="Times New Roman" w:cstheme="minorHAnsi"/>
-          <w:kern w:val="0"/>
-          <w:szCs w:val="28"/>
-          <w:bdr w:val="none" w:sz="0" w:space="0" w:color="auto" w:frame="1"/>
-          <w:lang w:val="en-US" w:eastAsia="es-CO"/>
-          <w14:ligatures w14:val="none"/>
-        </w:rPr>
-        <w:t>Promopress</w:t>
-      </w:r>
-      <w:proofErr w:type="spellEnd"/>
-      <w:r>
-        <w:rPr>
-          <w:rFonts w:eastAsia="Times New Roman" w:cstheme="minorHAnsi"/>
-          <w:kern w:val="0"/>
-          <w:szCs w:val="28"/>
-          <w:bdr w:val="none" w:sz="0" w:space="0" w:color="auto" w:frame="1"/>
-          <w:lang w:val="en-US" w:eastAsia="es-CO"/>
-          <w14:ligatures w14:val="none"/>
-        </w:rPr>
-        <w:t>.</w:t>
-      </w:r>
-    </w:p>
-    <w:p>
-      <w:pPr>
-        <w:ind w:left="709" w:hanging="709"/>
-        <w:rPr>
-          <w:rFonts w:eastAsia="Times New Roman" w:cstheme="minorHAnsi"/>
-          <w:kern w:val="0"/>
-          <w:szCs w:val="28"/>
-          <w:bdr w:val="none" w:sz="0" w:space="0" w:color="auto" w:frame="1"/>
-          <w:lang w:val="en-US" w:eastAsia="es-CO"/>
-          <w14:ligatures w14:val="none"/>
-        </w:rPr>
-      </w:pPr>
-      <w:r>
-        <w:rPr>
-          <w:rFonts w:eastAsia="Times New Roman" w:cstheme="minorHAnsi"/>
-          <w:kern w:val="0"/>
-          <w:szCs w:val="28"/>
-          <w:bdr w:val="none" w:sz="0" w:space="0" w:color="auto" w:frame="1"/>
-          <w:lang w:val="en-US" w:eastAsia="es-CO"/>
-          <w14:ligatures w14:val="none"/>
-        </w:rPr>
-        <w:t>Donnanno, A. (2021). Fashion patternmaking techniques for children’s clothing: Dresses, shirts, bodysuits, trousers, jackets and coats. Hoaki Books.</w:t>
-      </w:r>
-    </w:p>
-    <w:p>
-      <w:pPr>
-        <w:ind w:left="709" w:hanging="709"/>
-        <w:rPr>
-          <w:rFonts w:eastAsia="Times New Roman" w:cstheme="minorHAnsi"/>
-          <w:kern w:val="0"/>
-          <w:szCs w:val="28"/>
-          <w:bdr w:val="none" w:sz="0" w:space="0" w:color="auto" w:frame="1"/>
-          <w:lang w:val="en-US" w:eastAsia="es-CO"/>
-          <w14:ligatures w14:val="none"/>
-        </w:rPr>
-      </w:pPr>
-      <w:r>
-        <w:rPr>
-          <w:rFonts w:eastAsia="Times New Roman" w:cstheme="minorHAnsi"/>
-          <w:kern w:val="0"/>
-          <w:szCs w:val="28"/>
-          <w:bdr w:val="none" w:sz="0" w:space="0" w:color="auto" w:frame="1"/>
-          <w:lang w:val="en-US" w:eastAsia="es-CO"/>
-          <w14:ligatures w14:val="none"/>
-        </w:rPr>
-        <w:t xml:space="preserve">Ebele, L. (2021). </w:t>
-      </w:r>
-      <w:proofErr w:type="spellStart"/>
-      <w:r>
-        <w:rPr>
-          <w:rFonts w:eastAsia="Times New Roman" w:cstheme="minorHAnsi"/>
-          <w:kern w:val="0"/>
-          <w:szCs w:val="28"/>
-          <w:bdr w:val="none" w:sz="0" w:space="0" w:color="auto" w:frame="1"/>
-          <w:lang w:val="en-US" w:eastAsia="es-CO"/>
-          <w14:ligatures w14:val="none"/>
-        </w:rPr>
-        <w:t>Modelagem</w:t>
-      </w:r>
-      <w:proofErr w:type="spellEnd"/>
-      <w:r>
-        <w:rPr>
-          <w:rFonts w:eastAsia="Times New Roman" w:cstheme="minorHAnsi"/>
-          <w:kern w:val="0"/>
-          <w:szCs w:val="28"/>
-          <w:bdr w:val="none" w:sz="0" w:space="0" w:color="auto" w:frame="1"/>
-          <w:lang w:val="en-US" w:eastAsia="es-CO"/>
-          <w14:ligatures w14:val="none"/>
-        </w:rPr>
-        <w:t xml:space="preserve"> </w:t>
-      </w:r>
-      <w:proofErr w:type="spellStart"/>
-      <w:r>
-        <w:rPr>
-          <w:rFonts w:eastAsia="Times New Roman" w:cstheme="minorHAnsi"/>
-          <w:kern w:val="0"/>
-          <w:szCs w:val="28"/>
-          <w:bdr w:val="none" w:sz="0" w:space="0" w:color="auto" w:frame="1"/>
-          <w:lang w:val="en-US" w:eastAsia="es-CO"/>
-          <w14:ligatures w14:val="none"/>
-        </w:rPr>
-        <w:t>infantil</w:t>
-      </w:r>
-      <w:proofErr w:type="spellEnd"/>
-      <w:r>
-        <w:rPr>
-          <w:rFonts w:eastAsia="Times New Roman" w:cstheme="minorHAnsi"/>
-          <w:kern w:val="0"/>
-          <w:szCs w:val="28"/>
-          <w:bdr w:val="none" w:sz="0" w:space="0" w:color="auto" w:frame="1"/>
-          <w:lang w:val="en-US" w:eastAsia="es-CO"/>
-          <w14:ligatures w14:val="none"/>
-        </w:rPr>
-        <w:t xml:space="preserve">: </w:t>
-      </w:r>
-      <w:proofErr w:type="spellStart"/>
-      <w:r>
-        <w:rPr>
-          <w:rFonts w:eastAsia="Times New Roman" w:cstheme="minorHAnsi"/>
-          <w:kern w:val="0"/>
-          <w:szCs w:val="28"/>
-          <w:bdr w:val="none" w:sz="0" w:space="0" w:color="auto" w:frame="1"/>
-          <w:lang w:val="en-US" w:eastAsia="es-CO"/>
-          <w14:ligatures w14:val="none"/>
-        </w:rPr>
-        <w:t>Modele</w:t>
-      </w:r>
-      <w:proofErr w:type="spellEnd"/>
-      <w:r>
-        <w:rPr>
-          <w:rFonts w:eastAsia="Times New Roman" w:cstheme="minorHAnsi"/>
-          <w:kern w:val="0"/>
-          <w:szCs w:val="28"/>
-          <w:bdr w:val="none" w:sz="0" w:space="0" w:color="auto" w:frame="1"/>
-          <w:lang w:val="en-US" w:eastAsia="es-CO"/>
-          <w14:ligatures w14:val="none"/>
-        </w:rPr>
-        <w:t xml:space="preserve">. </w:t>
-      </w:r>
-      <w:proofErr w:type="spellStart"/>
-      <w:r>
-        <w:rPr>
-          <w:rFonts w:eastAsia="Times New Roman" w:cstheme="minorHAnsi"/>
-          <w:kern w:val="0"/>
-          <w:szCs w:val="28"/>
-          <w:bdr w:val="none" w:sz="0" w:space="0" w:color="auto" w:frame="1"/>
-          <w:lang w:val="en-US" w:eastAsia="es-CO"/>
-          <w14:ligatures w14:val="none"/>
-        </w:rPr>
-        <w:t>Amoler</w:t>
-      </w:r>
-      <w:proofErr w:type="spellEnd"/>
-      <w:r>
-        <w:rPr>
-          <w:rFonts w:eastAsia="Times New Roman" w:cstheme="minorHAnsi"/>
-          <w:kern w:val="0"/>
-          <w:szCs w:val="28"/>
-          <w:bdr w:val="none" w:sz="0" w:space="0" w:color="auto" w:frame="1"/>
-          <w:lang w:val="en-US" w:eastAsia="es-CO"/>
-          <w14:ligatures w14:val="none"/>
-        </w:rPr>
-        <w:t>.</w:t>
-      </w:r>
-    </w:p>
-    <w:p>
-      <w:pPr>
-        <w:ind w:left="709" w:hanging="709"/>
-        <w:rPr>
-          <w:rFonts w:eastAsia="Times New Roman" w:cstheme="minorHAnsi"/>
-          <w:kern w:val="0"/>
-          <w:szCs w:val="28"/>
-          <w:bdr w:val="none" w:sz="0" w:space="0" w:color="auto" w:frame="1"/>
-          <w:lang w:val="en-US" w:eastAsia="es-CO"/>
-          <w14:ligatures w14:val="none"/>
-        </w:rPr>
-      </w:pPr>
-      <w:r>
-        <w:rPr>
-          <w:rFonts w:eastAsia="Times New Roman" w:cstheme="minorHAnsi"/>
-          <w:kern w:val="0"/>
-          <w:szCs w:val="28"/>
-          <w:bdr w:val="none" w:sz="0" w:space="0" w:color="auto" w:frame="1"/>
-          <w:lang w:val="en-US" w:eastAsia="es-CO"/>
-          <w14:ligatures w14:val="none"/>
-        </w:rPr>
-        <w:t>Morgan, P. (1973). Designing and pattern cutting for children’s clothes. B. T. Batsford.</w:t>
-      </w:r>
-    </w:p>
-    <w:p>
-      <w:pPr>
-        <w:ind w:left="709" w:hanging="709"/>
-        <w:rPr>
-          <w:rFonts w:eastAsia="Times New Roman" w:cstheme="minorHAnsi"/>
-          <w:kern w:val="0"/>
-          <w:szCs w:val="28"/>
-          <w:bdr w:val="none" w:sz="0" w:space="0" w:color="auto" w:frame="1"/>
-          <w:lang w:val="en-US" w:eastAsia="es-CO"/>
-          <w14:ligatures w14:val="none"/>
-        </w:rPr>
-      </w:pPr>
-      <w:r>
-        <w:rPr>
-          <w:rFonts w:eastAsia="Times New Roman" w:cstheme="minorHAnsi"/>
-          <w:kern w:val="0"/>
-          <w:szCs w:val="28"/>
-          <w:bdr w:val="none" w:sz="0" w:space="0" w:color="auto" w:frame="1"/>
-          <w:lang w:val="en-US" w:eastAsia="es-CO"/>
-          <w14:ligatures w14:val="none"/>
-        </w:rPr>
-        <w:t xml:space="preserve">Mukai, M. (2018). </w:t>
-      </w:r>
-      <w:proofErr w:type="spellStart"/>
-      <w:r>
-        <w:rPr>
-          <w:rFonts w:eastAsia="Times New Roman" w:cstheme="minorHAnsi"/>
-          <w:kern w:val="0"/>
-          <w:szCs w:val="28"/>
-          <w:bdr w:val="none" w:sz="0" w:space="0" w:color="auto" w:frame="1"/>
-          <w:lang w:val="en-US" w:eastAsia="es-CO"/>
-          <w14:ligatures w14:val="none"/>
-        </w:rPr>
-        <w:t>Modelagem</w:t>
-      </w:r>
-      <w:proofErr w:type="spellEnd"/>
-      <w:r>
-        <w:rPr>
-          <w:rFonts w:eastAsia="Times New Roman" w:cstheme="minorHAnsi"/>
-          <w:kern w:val="0"/>
-          <w:szCs w:val="28"/>
-          <w:bdr w:val="none" w:sz="0" w:space="0" w:color="auto" w:frame="1"/>
-          <w:lang w:val="en-US" w:eastAsia="es-CO"/>
-          <w14:ligatures w14:val="none"/>
-        </w:rPr>
-        <w:t xml:space="preserve"> </w:t>
-      </w:r>
-      <w:proofErr w:type="spellStart"/>
-      <w:r>
-        <w:rPr>
-          <w:rFonts w:eastAsia="Times New Roman" w:cstheme="minorHAnsi"/>
-          <w:kern w:val="0"/>
-          <w:szCs w:val="28"/>
-          <w:bdr w:val="none" w:sz="0" w:space="0" w:color="auto" w:frame="1"/>
-          <w:lang w:val="en-US" w:eastAsia="es-CO"/>
-          <w14:ligatures w14:val="none"/>
-        </w:rPr>
-        <w:t>prática</w:t>
-      </w:r>
-      <w:proofErr w:type="spellEnd"/>
-      <w:r>
-        <w:rPr>
-          <w:rFonts w:eastAsia="Times New Roman" w:cstheme="minorHAnsi"/>
-          <w:kern w:val="0"/>
-          <w:szCs w:val="28"/>
-          <w:bdr w:val="none" w:sz="0" w:space="0" w:color="auto" w:frame="1"/>
-          <w:lang w:val="en-US" w:eastAsia="es-CO"/>
-          <w14:ligatures w14:val="none"/>
-        </w:rPr>
-        <w:t xml:space="preserve"> especial </w:t>
-      </w:r>
-      <w:proofErr w:type="spellStart"/>
-      <w:r>
-        <w:rPr>
-          <w:rFonts w:eastAsia="Times New Roman" w:cstheme="minorHAnsi"/>
-          <w:kern w:val="0"/>
-          <w:szCs w:val="28"/>
-          <w:bdr w:val="none" w:sz="0" w:space="0" w:color="auto" w:frame="1"/>
-          <w:lang w:val="en-US" w:eastAsia="es-CO"/>
-          <w14:ligatures w14:val="none"/>
-        </w:rPr>
-        <w:t>infantil</w:t>
-      </w:r>
-      <w:proofErr w:type="spellEnd"/>
-      <w:r>
-        <w:rPr>
-          <w:rFonts w:eastAsia="Times New Roman" w:cstheme="minorHAnsi"/>
-          <w:kern w:val="0"/>
-          <w:szCs w:val="28"/>
-          <w:bdr w:val="none" w:sz="0" w:space="0" w:color="auto" w:frame="1"/>
-          <w:lang w:val="en-US" w:eastAsia="es-CO"/>
-          <w14:ligatures w14:val="none"/>
-        </w:rPr>
-        <w:t>. (Autoed.).</w:t>
-      </w:r>
-    </w:p>
-    <w:p>
-      <w:pPr>
-        <w:ind w:left="709" w:hanging="709"/>
-        <w:rPr>
-          <w:rFonts w:eastAsia="Times New Roman" w:cstheme="minorHAnsi"/>
-          <w:kern w:val="0"/>
-          <w:szCs w:val="28"/>
-          <w:bdr w:val="none" w:sz="0" w:space="0" w:color="auto" w:frame="1"/>
-          <w:lang w:eastAsia="es-CO"/>
-          <w14:ligatures w14:val="none"/>
-        </w:rPr>
-      </w:pPr>
-      <w:r>
-        <w:rPr>
-          <w:rFonts w:eastAsia="Times New Roman" w:cstheme="minorHAnsi"/>
-          <w:kern w:val="0"/>
-          <w:szCs w:val="28"/>
-          <w:bdr w:val="none" w:sz="0" w:space="0" w:color="auto" w:frame="1"/>
-          <w:lang w:val="en-US" w:eastAsia="es-CO"/>
-          <w14:ligatures w14:val="none"/>
-        </w:rPr>
-        <w:t xml:space="preserve">Rohr, M. (1963). Pattern drafting: Children’s garment design. </w:t>
-      </w:r>
-      <w:r>
-        <w:rPr>
-          <w:rFonts w:eastAsia="Times New Roman" w:cstheme="minorHAnsi"/>
-          <w:kern w:val="0"/>
-          <w:szCs w:val="28"/>
-          <w:bdr w:val="none" w:sz="0" w:space="0" w:color="auto" w:frame="1"/>
-          <w:lang w:eastAsia="es-CO"/>
-          <w14:ligatures w14:val="none"/>
-        </w:rPr>
-        <w:t xml:space="preserve">M. </w:t>
-      </w:r>
-      <w:proofErr w:type="spellStart"/>
-      <w:r>
-        <w:rPr>
-          <w:rFonts w:eastAsia="Times New Roman" w:cstheme="minorHAnsi"/>
-          <w:kern w:val="0"/>
-          <w:szCs w:val="28"/>
-          <w:bdr w:val="none" w:sz="0" w:space="0" w:color="auto" w:frame="1"/>
-          <w:lang w:eastAsia="es-CO"/>
-          <w14:ligatures w14:val="none"/>
-        </w:rPr>
-        <w:t>Rohr</w:t>
-      </w:r>
-      <w:proofErr w:type="spellEnd"/>
+        <w:t>M. Rohr</w:t>
+      </w:r>
       <w:r>
         <w:rPr>
           <w:rFonts w:eastAsia="Times New Roman" w:cstheme="minorHAnsi"/>
@@ -15002,13 +14463,8 @@
             <w:pPr>
               <w:pStyle w:val="TextoTablas"/>
             </w:pPr>
-            <w:proofErr w:type="spellStart"/>
-            <w:r>
-              <w:t>Milady</w:t>
-            </w:r>
-            <w:proofErr w:type="spellEnd"/>
-            <w:r>
-              <w:t xml:space="preserve"> Tatiana Villamil Castellanos</w:t>
+            <w:r>
+              <w:t>Milady Tatiana Villamil Castellanos</w:t>
             </w:r>
           </w:p>
         </w:tc>
@@ -15259,13 +14715,8 @@
             <w:pPr>
               <w:pStyle w:val="TextoTablas"/>
             </w:pPr>
-            <w:proofErr w:type="spellStart"/>
-            <w:r>
-              <w:t>Lillibeth</w:t>
-            </w:r>
-            <w:proofErr w:type="spellEnd"/>
-            <w:r>
-              <w:t xml:space="preserve"> Liseth Celis Pardo</w:t>
+            <w:r>
+              <w:t>Lillibeth Liseth Celis Pardo</w:t>
             </w:r>
           </w:p>
         </w:tc>
@@ -15319,21 +14770,8 @@
               <w:pStyle w:val="TextoTablas"/>
             </w:pPr>
             <w:r>
-              <w:t xml:space="preserve">Pedro Alonso </w:t>
-            </w:r>
-            <w:proofErr w:type="spellStart"/>
-            <w:r>
-              <w:t>Bolivar</w:t>
-            </w:r>
-            <w:proofErr w:type="spellEnd"/>
-            <w:r>
-              <w:t xml:space="preserve"> </w:t>
-            </w:r>
-            <w:proofErr w:type="spellStart"/>
-            <w:r>
-              <w:t>Gonzalez</w:t>
-            </w:r>
-            <w:proofErr w:type="spellEnd"/>
+              <w:t>Pedro Alonso Bolivar Gonzalez</w:t>
+            </w:r>
           </w:p>
         </w:tc>
         <w:tc>
@@ -15381,13 +14819,8 @@
             <w:pPr>
               <w:pStyle w:val="TextoTablas"/>
             </w:pPr>
-            <w:proofErr w:type="spellStart"/>
-            <w:r>
-              <w:t>Maria</w:t>
-            </w:r>
-            <w:proofErr w:type="spellEnd"/>
-            <w:r>
-              <w:t xml:space="preserve"> Alejandra Vera Briceño</w:t>
+            <w:r>
+              <w:t>Maria Alejandra Vera Briceño</w:t>
             </w:r>
           </w:p>
         </w:tc>
@@ -19733,10 +19166,6 @@
 </file>
 
 <file path=customXml/item1.xml><?xml version="1.0" encoding="utf-8"?>
-<b:Sources xmlns:b="http://schemas.openxmlformats.org/officeDocument/2006/bibliography" xmlns="http://schemas.openxmlformats.org/officeDocument/2006/bibliography" SelectedStyle="\APASixthEditionOfficeOnline.xsl" StyleName="APA" Version="6"/>
-</file>
-
-<file path=customXml/item2.xml><?xml version="1.0" encoding="utf-8"?>
 <p:properties xmlns:p="http://schemas.microsoft.com/office/2006/metadata/properties" xmlns:xsi="http://www.w3.org/2001/XMLSchema-instance" xmlns:pc="http://schemas.microsoft.com/office/infopath/2007/PartnerControls">
   <documentManagement>
     <TaxCatchAll xmlns="285d351f-f218-493a-825f-85a9dfbde315" xsi:nil="true"/>
@@ -19745,6 +19174,15 @@
     </lcf76f155ced4ddcb4097134ff3c332f>
   </documentManagement>
 </p:properties>
+</file>
+
+<file path=customXml/item2.xml><?xml version="1.0" encoding="utf-8"?>
+<?mso-contentType ?>
+<FormTemplates xmlns="http://schemas.microsoft.com/sharepoint/v3/contenttype/forms">
+  <Display>DocumentLibraryForm</Display>
+  <Edit>DocumentLibraryForm</Edit>
+  <New>DocumentLibraryForm</New>
+</FormTemplates>
 </file>
 
 <file path=customXml/item3.xml><?xml version="1.0" encoding="utf-8"?>
@@ -19943,23 +19381,10 @@
 </file>
 
 <file path=customXml/item4.xml><?xml version="1.0" encoding="utf-8"?>
-<?mso-contentType ?>
-<FormTemplates xmlns="http://schemas.microsoft.com/sharepoint/v3/contenttype/forms">
-  <Display>DocumentLibraryForm</Display>
-  <Edit>DocumentLibraryForm</Edit>
-  <New>DocumentLibraryForm</New>
-</FormTemplates>
+<b:Sources xmlns:b="http://schemas.openxmlformats.org/officeDocument/2006/bibliography" xmlns="http://schemas.openxmlformats.org/officeDocument/2006/bibliography" SelectedStyle="\APASixthEditionOfficeOnline.xsl" StyleName="APA" Version="6"/>
 </file>
 
 <file path=customXml/itemProps1.xml><?xml version="1.0" encoding="utf-8"?>
-<ds:datastoreItem xmlns:ds="http://schemas.openxmlformats.org/officeDocument/2006/customXml" ds:itemID="{A9F2CEBA-C824-4C86-81A8-E32CBD0EB92D}">
-  <ds:schemaRefs>
-    <ds:schemaRef ds:uri="http://schemas.openxmlformats.org/officeDocument/2006/bibliography"/>
-  </ds:schemaRefs>
-</ds:datastoreItem>
-</file>
-
-<file path=customXml/itemProps2.xml><?xml version="1.0" encoding="utf-8"?>
 <ds:datastoreItem xmlns:ds="http://schemas.openxmlformats.org/officeDocument/2006/customXml" ds:itemID="{26259216-AD86-464A-AEAD-95B1F9E17392}">
   <ds:schemaRefs>
     <ds:schemaRef ds:uri="http://schemas.microsoft.com/office/2006/metadata/properties"/>
@@ -19970,14 +19395,22 @@
 </ds:datastoreItem>
 </file>
 
-<file path=customXml/itemProps3.xml><?xml version="1.0" encoding="utf-8"?>
-<ds:datastoreItem xmlns:ds="http://schemas.openxmlformats.org/officeDocument/2006/customXml" ds:itemID="{2B860071-37CC-48C5-9CF3-3236BCA2B2B6}"/>
-</file>
-
-<file path=customXml/itemProps4.xml><?xml version="1.0" encoding="utf-8"?>
+<file path=customXml/itemProps2.xml><?xml version="1.0" encoding="utf-8"?>
 <ds:datastoreItem xmlns:ds="http://schemas.openxmlformats.org/officeDocument/2006/customXml" ds:itemID="{D00A4A46-BDBD-48AC-87B9-2BA42D9CC06F}">
   <ds:schemaRefs>
     <ds:schemaRef ds:uri="http://schemas.microsoft.com/sharepoint/v3/contenttype/forms"/>
   </ds:schemaRefs>
 </ds:datastoreItem>
+</file>
+
+<file path=customXml/itemProps3.xml><?xml version="1.0" encoding="utf-8"?>
+<ds:datastoreItem xmlns:ds="http://schemas.openxmlformats.org/officeDocument/2006/customXml" ds:itemID="{09033DD1-4351-4301-A186-5D8AA8A02003}"/>
+</file>
+
+<file path=customXml/itemProps4.xml><?xml version="1.0" encoding="utf-8"?>
+<ds:datastoreItem xmlns:ds="http://schemas.openxmlformats.org/officeDocument/2006/customXml" ds:itemID="{A9F2CEBA-C824-4C86-81A8-E32CBD0EB92D}">
+  <ds:schemaRefs>
+    <ds:schemaRef ds:uri="http://schemas.openxmlformats.org/officeDocument/2006/bibliography"/>
+  </ds:schemaRefs>
+</ds:datastoreItem>
 </file>
--- a/fuentes/CF1_52450486_DU.docx
+++ b/fuentes/CF1_52450486_DU.docx
@@ -1,6 +1,6 @@
 
 <file path=word/document.xml><?xml version="1.0" encoding="utf-8"?>
-<w:document xmlns:wpc="http://schemas.microsoft.com/office/word/2010/wordprocessingCanvas" xmlns:cx="http://schemas.microsoft.com/office/drawing/2014/chartex" xmlns:cx1="http://schemas.microsoft.com/office/drawing/2015/9/8/chartex" xmlns:cx2="http://schemas.microsoft.com/office/drawing/2015/10/21/chartex" xmlns:cx3="http://schemas.microsoft.com/office/drawing/2016/5/9/chartex" xmlns:cx4="http://schemas.microsoft.com/office/drawing/2016/5/10/chartex" xmlns:cx5="http://schemas.microsoft.com/office/drawing/2016/5/11/chartex" xmlns:cx6="http://schemas.microsoft.com/office/drawing/2016/5/12/chartex" xmlns:cx7="http://schemas.microsoft.com/office/drawing/2016/5/13/chartex" xmlns:cx8="http://schemas.microsoft.com/office/drawing/2016/5/14/chartex" xmlns:mc="http://schemas.openxmlformats.org/markup-compatibility/2006" xmlns:aink="http://schemas.microsoft.com/office/drawing/2016/ink" xmlns:am3d="http://schemas.microsoft.com/office/drawing/2017/model3d" xmlns:o="urn:schemas-microsoft-com:office:office" xmlns:oel="http://schemas.microsoft.com/office/2019/extlst" xmlns:r="http://schemas.openxmlformats.org/officeDocument/2006/relationships" xmlns:m="http://schemas.openxmlformats.org/officeDocument/2006/math" xmlns:v="urn:schemas-microsoft-com:vml" xmlns:wp14="http://schemas.microsoft.com/office/word/2010/wordprocessingDrawing" xmlns:wp="http://schemas.openxmlformats.org/drawingml/2006/wordprocessingDrawing" xmlns:w10="urn:schemas-microsoft-com:office:word" xmlns:w="http://schemas.openxmlformats.org/wordprocessingml/2006/main" xmlns:w14="http://schemas.microsoft.com/office/word/2010/wordml" xmlns:w15="http://schemas.microsoft.com/office/word/2012/wordml" xmlns:w16cex="http://schemas.microsoft.com/office/word/2018/wordml/cex" xmlns:w16cid="http://schemas.microsoft.com/office/word/2016/wordml/cid" xmlns:w16="http://schemas.microsoft.com/office/word/2018/wordml" xmlns:w16du="http://schemas.microsoft.com/office/word/2023/wordml/word16du" xmlns:w16sdtdh="http://schemas.microsoft.com/office/word/2020/wordml/sdtdatahash" xmlns:w16sdtfl="http://schemas.microsoft.com/office/word/2024/wordml/sdtformatlock" xmlns:w16se="http://schemas.microsoft.com/office/word/2015/wordml/symex" xmlns:wpg="http://schemas.microsoft.com/office/word/2010/wordprocessingGroup" xmlns:wpi="http://schemas.microsoft.com/office/word/2010/wordprocessingInk" xmlns:wne="http://schemas.microsoft.com/office/word/2006/wordml" xmlns:wps="http://schemas.microsoft.com/office/word/2010/wordprocessingShape" mc:Ignorable="w14 w15 w16se w16cid w16 w16cex w16sdtdh w16sdtfl w16du wp14">
+<w:document xmlns:wpc="http://schemas.microsoft.com/office/word/2010/wordprocessingCanvas" xmlns:cx="http://schemas.microsoft.com/office/drawing/2014/chartex" xmlns:cx1="http://schemas.microsoft.com/office/drawing/2015/9/8/chartex" xmlns:cx2="http://schemas.microsoft.com/office/drawing/2015/10/21/chartex" xmlns:cx3="http://schemas.microsoft.com/office/drawing/2016/5/9/chartex" xmlns:cx4="http://schemas.microsoft.com/office/drawing/2016/5/10/chartex" xmlns:cx5="http://schemas.microsoft.com/office/drawing/2016/5/11/chartex" xmlns:cx6="http://schemas.microsoft.com/office/drawing/2016/5/12/chartex" xmlns:cx7="http://schemas.microsoft.com/office/drawing/2016/5/13/chartex" xmlns:cx8="http://schemas.microsoft.com/office/drawing/2016/5/14/chartex" xmlns:mc="http://schemas.openxmlformats.org/markup-compatibility/2006" xmlns:aink="http://schemas.microsoft.com/office/drawing/2016/ink" xmlns:am3d="http://schemas.microsoft.com/office/drawing/2017/model3d" xmlns:o="urn:schemas-microsoft-com:office:office" xmlns:oel="http://schemas.microsoft.com/office/2019/extlst" xmlns:r="http://schemas.openxmlformats.org/officeDocument/2006/relationships" xmlns:m="http://schemas.openxmlformats.org/officeDocument/2006/math" xmlns:v="urn:schemas-microsoft-com:vml" xmlns:wp14="http://schemas.microsoft.com/office/word/2010/wordprocessingDrawing" xmlns:wp="http://schemas.openxmlformats.org/drawingml/2006/wordprocessingDrawing" xmlns:w10="urn:schemas-microsoft-com:office:word" xmlns:w="http://schemas.openxmlformats.org/wordprocessingml/2006/main" xmlns:w14="http://schemas.microsoft.com/office/word/2010/wordml" xmlns:w15="http://schemas.microsoft.com/office/word/2012/wordml" xmlns:w16cex="http://schemas.microsoft.com/office/word/2018/wordml/cex" xmlns:w16cid="http://schemas.microsoft.com/office/word/2016/wordml/cid" xmlns:w16="http://schemas.microsoft.com/office/word/2018/wordml" xmlns:w16du="http://schemas.microsoft.com/office/word/2023/wordml/word16du" xmlns:w16sdtdh="http://schemas.microsoft.com/office/word/2020/wordml/sdtdatahash" xmlns:w16sdtfl="http://schemas.microsoft.com/office/word/2024/wordml/sdtformatlock" xmlns:w16se="http://schemas.microsoft.com/office/word/2015/wordml/symex" xmlns:wpg="http://schemas.microsoft.com/office/word/2010/wordprocessingGroup" xmlns:wpi="http://schemas.microsoft.com/office/word/2010/wordprocessingInk" xmlns:wne="http://schemas.microsoft.com/office/word/2006/wordml" xmlns:wps="http://schemas.microsoft.com/office/word/2010/wordprocessingShape" xmlns:a="http://schemas.openxmlformats.org/drawingml/2006/main" xmlns:adec="http://schemas.microsoft.com/office/drawing/2017/decorative" xmlns:pic="http://schemas.openxmlformats.org/drawingml/2006/picture" xmlns:a14="http://schemas.microsoft.com/office/drawing/2010/main" xmlns:asvg="http://schemas.microsoft.com/office/drawing/2016/SVG/main" mc:Ignorable="w14 w15 w16se w16cid w16 w16cex w16sdtdh w16sdtfl w16du wp14">
   <w:body>
     <w:p>
       <w:r>
@@ -203,7 +203,7 @@
           </mc:Choice>
           <mc:Fallback>
             <w:pict>
-              <v:rect w14:anchorId="0CFF9E47" id="Rectángulo 3" o:spid="_x0000_s1026" alt="&quot;&quot;" style="position:absolute;margin-left:-55.8pt;margin-top:16.85pt;width:613.85pt;height:162.25pt;z-index:-251655168;visibility:visible;mso-wrap-style:square;mso-height-percent:0;mso-wrap-distance-left:9pt;mso-wrap-distance-top:0;mso-wrap-distance-right:9pt;mso-wrap-distance-bottom:0;mso-position-horizontal:absolute;mso-position-horizontal-relative:text;mso-position-vertical:absolute;mso-position-vertical-relative:text;mso-height-percent:0;mso-height-relative:margin;v-text-anchor:middle" o:gfxdata="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" fillcolor="#00314d" stroked="f" strokeweight="1pt"/>
+              <v:rect id="Rectángulo 3" style="position:absolute;margin-left:-55.8pt;margin-top:16.85pt;width:613.85pt;height:162.25pt;z-index:-251655168;visibility:visible;mso-wrap-style:square;mso-height-percent:0;mso-wrap-distance-left:9pt;mso-wrap-distance-top:0;mso-wrap-distance-right:9pt;mso-wrap-distance-bottom:0;mso-position-horizontal:absolute;mso-position-horizontal-relative:text;mso-position-vertical:absolute;mso-position-vertical-relative:text;mso-height-percent:0;mso-height-relative:margin;v-text-anchor:middle" alt="&quot;&quot;" o:spid="_x0000_s1026" fillcolor="#00314d" stroked="f" strokeweight="1pt" w14:anchorId="0CFF9E47" o:gfxdata="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"/>
             </w:pict>
           </mc:Fallback>
         </mc:AlternateContent>
@@ -294,11 +294,11 @@
           </mc:Choice>
           <mc:Fallback>
             <w:pict>
-              <v:shapetype w14:anchorId="2E2DABF6" id="_x0000_t202" coordsize="21600,21600" o:spt="202" path="m,l,21600r21600,l21600,xe">
+              <v:shapetype id="_x0000_t202" coordsize="21600,21600" o:spt="202" path="m,l,21600r21600,l21600,xe" w14:anchorId="2E2DABF6">
                 <v:stroke joinstyle="miter"/>
                 <v:path gradientshapeok="t" o:connecttype="rect"/>
               </v:shapetype>
-              <v:shape id="Cuadro de texto 2" o:spid="_x0000_s1026" type="#_x0000_t202" alt="&quot;&quot;" style="position:absolute;left:0;text-align:left;margin-left:-20.15pt;margin-top:38.8pt;width:557.2pt;height:115.5pt;z-index:251663360;visibility:visible;mso-wrap-style:square;mso-width-percent:0;mso-height-percent:0;mso-wrap-distance-left:9pt;mso-wrap-distance-top:3.6pt;mso-wrap-distance-right:9pt;mso-wrap-distance-bottom:3.6pt;mso-position-horizontal:absolute;mso-position-horizontal-relative:text;mso-position-vertical:absolute;mso-position-vertical-relative:text;mso-width-percent:0;mso-height-percent:0;mso-width-relative:margin;mso-height-relative:margin;v-text-anchor:top" o:gfxdata="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" filled="f" stroked="f">
+              <v:shape id="Cuadro de texto 2" style="position:absolute;left:0;text-align:left;margin-left:-20.15pt;margin-top:38.8pt;width:557.2pt;height:115.5pt;z-index:251663360;visibility:visible;mso-wrap-style:square;mso-width-percent:0;mso-height-percent:0;mso-wrap-distance-left:9pt;mso-wrap-distance-top:3.6pt;mso-wrap-distance-right:9pt;mso-wrap-distance-bottom:3.6pt;mso-position-horizontal:absolute;mso-position-horizontal-relative:text;mso-position-vertical:absolute;mso-position-vertical-relative:text;mso-width-percent:0;mso-height-percent:0;mso-width-relative:margin;mso-height-relative:margin;v-text-anchor:top" alt="&quot;&quot;" o:spid="_x0000_s1026" filled="f" stroked="f" type="#_x0000_t202" o:gfxdata="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">
                 <v:textbox>
                   <w:txbxContent>
                     <w:p>
@@ -488,18 +488,18 @@
         <w:br w:type="page"/>
       </w:r>
     </w:p>
-    <w:bookmarkStart w:id="0" w:name="_Toc214033929" w:displacedByCustomXml="next"/>
+    <w:bookmarkStart w:name="_Toc214033929" w:displacedByCustomXml="next" w:id="0"/>
     <w:sdt>
       <w:sdtPr>
         <w:rPr>
-          <w:rFonts w:asciiTheme="minorHAnsi" w:eastAsiaTheme="minorHAnsi" w:hAnsiTheme="minorHAnsi" w:cstheme="minorBidi"/>
+          <w:rFonts w:asciiTheme="minorHAnsi" w:hAnsiTheme="minorHAnsi" w:eastAsiaTheme="minorHAnsi" w:cstheme="minorBidi"/>
           <w:b w:val="0"/>
           <w:color w:val="auto"/>
           <w:spacing w:val="0"/>
           <w:kern w:val="2"/>
           <w:sz w:val="28"/>
           <w:szCs w:val="22"/>
-          <w:bdr w:val="none" w:sz="0" w:space="0" w:color="auto"/>
+          <w:bdr w:val="none" w:color="auto" w:sz="0" w:space="0"/>
           <w:lang w:val="es-CO" w:eastAsia="en-US"/>
           <w14:ligatures w14:val="standardContextual"/>
         </w:rPr>
@@ -570,7 +570,7 @@
               <w:lang w:eastAsia="es-MX"/>
             </w:rPr>
           </w:pPr>
-          <w:hyperlink w:anchor="_Toc214033930" w:history="1">
+          <w:hyperlink w:history="1" w:anchor="_Toc214033930">
             <w:r>
               <w:rPr>
                 <w:rStyle w:val="Hipervnculo"/>
@@ -643,7 +643,7 @@
               <w:lang w:eastAsia="es-MX"/>
             </w:rPr>
           </w:pPr>
-          <w:hyperlink w:anchor="_Toc214033931" w:history="1">
+          <w:hyperlink w:history="1" w:anchor="_Toc214033931">
             <w:r>
               <w:rPr>
                 <w:rStyle w:val="Hipervnculo"/>
@@ -731,7 +731,7 @@
               <w:lang w:eastAsia="es-MX"/>
             </w:rPr>
           </w:pPr>
-          <w:hyperlink w:anchor="_Toc214033932" w:history="1">
+          <w:hyperlink w:history="1" w:anchor="_Toc214033932">
             <w:r>
               <w:rPr>
                 <w:rStyle w:val="Hipervnculo"/>
@@ -811,7 +811,7 @@
               <w:lang w:eastAsia="es-MX"/>
             </w:rPr>
           </w:pPr>
-          <w:hyperlink w:anchor="_Toc214033933" w:history="1">
+          <w:hyperlink w:history="1" w:anchor="_Toc214033933">
             <w:r>
               <w:rPr>
                 <w:rStyle w:val="Hipervnculo"/>
@@ -899,7 +899,7 @@
               <w:lang w:eastAsia="es-MX"/>
             </w:rPr>
           </w:pPr>
-          <w:hyperlink w:anchor="_Toc214033934" w:history="1">
+          <w:hyperlink w:history="1" w:anchor="_Toc214033934">
             <w:r>
               <w:rPr>
                 <w:rStyle w:val="Hipervnculo"/>
@@ -977,7 +977,7 @@
               <w:lang w:eastAsia="es-MX"/>
             </w:rPr>
           </w:pPr>
-          <w:hyperlink w:anchor="_Toc214033935" w:history="1">
+          <w:hyperlink w:history="1" w:anchor="_Toc214033935">
             <w:r>
               <w:rPr>
                 <w:rStyle w:val="Hipervnculo"/>
@@ -1032,7 +1032,7 @@
               <w:rPr>
                 <w:webHidden/>
               </w:rPr>
-              <w:t>11</w:t>
+              <w:t>12</w:t>
             </w:r>
             <w:r>
               <w:rPr>
@@ -1055,7 +1055,7 @@
               <w:lang w:eastAsia="es-MX"/>
             </w:rPr>
           </w:pPr>
-          <w:hyperlink w:anchor="_Toc214033936" w:history="1">
+          <w:hyperlink w:history="1" w:anchor="_Toc214033936">
             <w:r>
               <w:rPr>
                 <w:rStyle w:val="Hipervnculo"/>
@@ -1133,7 +1133,7 @@
               <w:lang w:eastAsia="es-MX"/>
             </w:rPr>
           </w:pPr>
-          <w:hyperlink w:anchor="_Toc214033937" w:history="1">
+          <w:hyperlink w:history="1" w:anchor="_Toc214033937">
             <w:r>
               <w:rPr>
                 <w:rStyle w:val="Hipervnculo"/>
@@ -1188,7 +1188,7 @@
               <w:rPr>
                 <w:webHidden/>
               </w:rPr>
-              <w:t>13</w:t>
+              <w:t>14</w:t>
             </w:r>
             <w:r>
               <w:rPr>
@@ -1211,7 +1211,7 @@
               <w:lang w:eastAsia="es-MX"/>
             </w:rPr>
           </w:pPr>
-          <w:hyperlink w:anchor="_Toc214033938" w:history="1">
+          <w:hyperlink w:history="1" w:anchor="_Toc214033938">
             <w:r>
               <w:rPr>
                 <w:rStyle w:val="Hipervnculo"/>
@@ -1266,7 +1266,7 @@
               <w:rPr>
                 <w:webHidden/>
               </w:rPr>
-              <w:t>15</w:t>
+              <w:t>16</w:t>
             </w:r>
             <w:r>
               <w:rPr>
@@ -1291,7 +1291,7 @@
               <w:lang w:eastAsia="es-MX"/>
             </w:rPr>
           </w:pPr>
-          <w:hyperlink w:anchor="_Toc214033939" w:history="1">
+          <w:hyperlink w:history="1" w:anchor="_Toc214033939">
             <w:r>
               <w:rPr>
                 <w:rStyle w:val="Hipervnculo"/>
@@ -1355,7 +1355,7 @@
                 <w:noProof/>
                 <w:webHidden/>
               </w:rPr>
-              <w:t>17</w:t>
+              <w:t>18</w:t>
             </w:r>
             <w:r>
               <w:rPr>
@@ -1379,7 +1379,7 @@
               <w:lang w:eastAsia="es-MX"/>
             </w:rPr>
           </w:pPr>
-          <w:hyperlink w:anchor="_Toc214033940" w:history="1">
+          <w:hyperlink w:history="1" w:anchor="_Toc214033940">
             <w:r>
               <w:rPr>
                 <w:rStyle w:val="Hipervnculo"/>
@@ -1434,7 +1434,7 @@
               <w:rPr>
                 <w:webHidden/>
               </w:rPr>
-              <w:t>17</w:t>
+              <w:t>18</w:t>
             </w:r>
             <w:r>
               <w:rPr>
@@ -1457,7 +1457,7 @@
               <w:lang w:eastAsia="es-MX"/>
             </w:rPr>
           </w:pPr>
-          <w:hyperlink w:anchor="_Toc214033941" w:history="1">
+          <w:hyperlink w:history="1" w:anchor="_Toc214033941">
             <w:r>
               <w:rPr>
                 <w:rStyle w:val="Hipervnculo"/>
@@ -1512,7 +1512,7 @@
               <w:rPr>
                 <w:webHidden/>
               </w:rPr>
-              <w:t>19</w:t>
+              <w:t>20</w:t>
             </w:r>
             <w:r>
               <w:rPr>
@@ -1537,7 +1537,7 @@
               <w:lang w:eastAsia="es-MX"/>
             </w:rPr>
           </w:pPr>
-          <w:hyperlink w:anchor="_Toc214033942" w:history="1">
+          <w:hyperlink w:history="1" w:anchor="_Toc214033942">
             <w:r>
               <w:rPr>
                 <w:rStyle w:val="Hipervnculo"/>
@@ -1601,7 +1601,7 @@
                 <w:noProof/>
                 <w:webHidden/>
               </w:rPr>
-              <w:t>22</w:t>
+              <w:t>23</w:t>
             </w:r>
             <w:r>
               <w:rPr>
@@ -1625,7 +1625,7 @@
               <w:lang w:eastAsia="es-MX"/>
             </w:rPr>
           </w:pPr>
-          <w:hyperlink w:anchor="_Toc214033943" w:history="1">
+          <w:hyperlink w:history="1" w:anchor="_Toc214033943">
             <w:r>
               <w:rPr>
                 <w:rStyle w:val="Hipervnculo"/>
@@ -1680,7 +1680,7 @@
               <w:rPr>
                 <w:webHidden/>
               </w:rPr>
-              <w:t>26</w:t>
+              <w:t>27</w:t>
             </w:r>
             <w:r>
               <w:rPr>
@@ -1705,7 +1705,7 @@
               <w:lang w:eastAsia="es-MX"/>
             </w:rPr>
           </w:pPr>
-          <w:hyperlink w:anchor="_Toc214033944" w:history="1">
+          <w:hyperlink w:history="1" w:anchor="_Toc214033944">
             <w:r>
               <w:rPr>
                 <w:rStyle w:val="Hipervnculo"/>
@@ -1769,7 +1769,7 @@
                 <w:noProof/>
                 <w:webHidden/>
               </w:rPr>
-              <w:t>29</w:t>
+              <w:t>30</w:t>
             </w:r>
             <w:r>
               <w:rPr>
@@ -1793,7 +1793,7 @@
               <w:lang w:eastAsia="es-MX"/>
             </w:rPr>
           </w:pPr>
-          <w:hyperlink w:anchor="_Toc214033945" w:history="1">
+          <w:hyperlink w:history="1" w:anchor="_Toc214033945">
             <w:r>
               <w:rPr>
                 <w:rStyle w:val="Hipervnculo"/>
@@ -1848,7 +1848,7 @@
               <w:rPr>
                 <w:webHidden/>
               </w:rPr>
-              <w:t>30</w:t>
+              <w:t>31</w:t>
             </w:r>
             <w:r>
               <w:rPr>
@@ -1871,7 +1871,7 @@
               <w:lang w:eastAsia="es-MX"/>
             </w:rPr>
           </w:pPr>
-          <w:hyperlink w:anchor="_Toc214033946" w:history="1">
+          <w:hyperlink w:history="1" w:anchor="_Toc214033946">
             <w:r>
               <w:rPr>
                 <w:rStyle w:val="Hipervnculo"/>
@@ -1926,7 +1926,7 @@
               <w:rPr>
                 <w:webHidden/>
               </w:rPr>
-              <w:t>38</w:t>
+              <w:t>39</w:t>
             </w:r>
             <w:r>
               <w:rPr>
@@ -1949,7 +1949,7 @@
               <w:lang w:eastAsia="es-MX"/>
             </w:rPr>
           </w:pPr>
-          <w:hyperlink w:anchor="_Toc214033947" w:history="1">
+          <w:hyperlink w:history="1" w:anchor="_Toc214033947">
             <w:r>
               <w:rPr>
                 <w:rStyle w:val="Hipervnculo"/>
@@ -2004,7 +2004,7 @@
               <w:rPr>
                 <w:webHidden/>
               </w:rPr>
-              <w:t>42</w:t>
+              <w:t>43</w:t>
             </w:r>
             <w:r>
               <w:rPr>
@@ -2028,7 +2028,7 @@
               <w:lang w:eastAsia="es-MX"/>
             </w:rPr>
           </w:pPr>
-          <w:hyperlink w:anchor="_Toc214033948" w:history="1">
+          <w:hyperlink w:history="1" w:anchor="_Toc214033948">
             <w:r>
               <w:rPr>
                 <w:rStyle w:val="Hipervnculo"/>
@@ -2075,7 +2075,7 @@
                 <w:noProof/>
                 <w:webHidden/>
               </w:rPr>
-              <w:t>45</w:t>
+              <w:t>46</w:t>
             </w:r>
             <w:r>
               <w:rPr>
@@ -2100,7 +2100,7 @@
               <w:lang w:eastAsia="es-MX"/>
             </w:rPr>
           </w:pPr>
-          <w:hyperlink w:anchor="_Toc214033949" w:history="1">
+          <w:hyperlink w:history="1" w:anchor="_Toc214033949">
             <w:r>
               <w:rPr>
                 <w:rStyle w:val="Hipervnculo"/>
@@ -2147,7 +2147,7 @@
                 <w:noProof/>
                 <w:webHidden/>
               </w:rPr>
-              <w:t>46</w:t>
+              <w:t>47</w:t>
             </w:r>
             <w:r>
               <w:rPr>
@@ -2172,7 +2172,7 @@
               <w:lang w:eastAsia="es-MX"/>
             </w:rPr>
           </w:pPr>
-          <w:hyperlink w:anchor="_Toc214033950" w:history="1">
+          <w:hyperlink w:history="1" w:anchor="_Toc214033950">
             <w:r>
               <w:rPr>
                 <w:rStyle w:val="Hipervnculo"/>
@@ -2219,7 +2219,7 @@
                 <w:noProof/>
                 <w:webHidden/>
               </w:rPr>
-              <w:t>47</w:t>
+              <w:t>48</w:t>
             </w:r>
             <w:r>
               <w:rPr>
@@ -2244,7 +2244,7 @@
               <w:lang w:eastAsia="es-MX"/>
             </w:rPr>
           </w:pPr>
-          <w:hyperlink w:anchor="_Toc214033951" w:history="1">
+          <w:hyperlink w:history="1" w:anchor="_Toc214033951">
             <w:r>
               <w:rPr>
                 <w:rStyle w:val="Hipervnculo"/>
@@ -2291,7 +2291,7 @@
                 <w:noProof/>
                 <w:webHidden/>
               </w:rPr>
-              <w:t>49</w:t>
+              <w:t>50</w:t>
             </w:r>
             <w:r>
               <w:rPr>
@@ -2316,7 +2316,7 @@
               <w:lang w:eastAsia="es-MX"/>
             </w:rPr>
           </w:pPr>
-          <w:hyperlink w:anchor="_Toc214033952" w:history="1">
+          <w:hyperlink w:history="1" w:anchor="_Toc214033952">
             <w:r>
               <w:rPr>
                 <w:rStyle w:val="Hipervnculo"/>
@@ -2363,7 +2363,7 @@
                 <w:noProof/>
                 <w:webHidden/>
               </w:rPr>
-              <w:t>50</w:t>
+              <w:t>51</w:t>
             </w:r>
             <w:r>
               <w:rPr>
@@ -2403,7 +2403,7 @@
         </w:rPr>
         <w:sectPr>
           <w:footerReference w:type="default" r:id="rId12"/>
-          <w:pgSz w:w="12240" w:h="15840"/>
+          <w:pgSz w:w="12240" w:h="15840" w:orient="portrait"/>
           <w:pgMar w:top="1701" w:right="1134" w:bottom="1134" w:left="1134" w:header="709" w:footer="709" w:gutter="0"/>
           <w:cols w:space="708"/>
           <w:docGrid w:linePitch="360"/>
@@ -2419,7 +2419,7 @@
         </w:numPr>
         <w:ind w:left="709"/>
       </w:pPr>
-      <w:bookmarkStart w:id="1" w:name="_Toc214033930"/>
+      <w:bookmarkStart w:name="_Toc214033930" w:id="1"/>
       <w:r>
         <w:lastRenderedPageBreak/>
         <w:t>Introducción</w:t>
@@ -2576,7 +2576,7 @@
           <w:u w:val="none"/>
         </w:rPr>
       </w:pPr>
-      <w:hyperlink r:id="rId14" w:history="1">
+      <w:hyperlink w:history="1" r:id="rId14">
         <w:r>
           <w:rPr>
             <w:rStyle w:val="Hipervnculo"/>
@@ -2622,7 +2622,14 @@
                 <w:b/>
                 <w:bCs/>
               </w:rPr>
-              <w:t>Estructura corporal y patronaje básico infantil</w:t>
+              <w:t>e</w:t>
+            </w:r>
+            <w:r>
+              <w:rPr>
+                <w:b/>
+                <w:bCs/>
+              </w:rPr>
+              <w:t>structura corporal y patronaje básico infantil</w:t>
             </w:r>
           </w:p>
         </w:tc>
@@ -2662,7 +2669,7 @@
       <w:pPr>
         <w:pStyle w:val="Ttulo1"/>
       </w:pPr>
-      <w:bookmarkStart w:id="2" w:name="_Toc214033931"/>
+      <w:bookmarkStart w:name="_Toc214033931" w:id="2"/>
       <w:r>
         <w:lastRenderedPageBreak/>
         <w:t>Estructura del cuerpo</w:t>
@@ -3309,7 +3316,7 @@
       <w:pPr>
         <w:pStyle w:val="Ttulo2"/>
       </w:pPr>
-      <w:bookmarkStart w:id="3" w:name="_Toc214033932"/>
+      <w:bookmarkStart w:name="_Toc214033932" w:id="3"/>
       <w:r>
         <w:lastRenderedPageBreak/>
         <w:t>División del cuerpo</w:t>
@@ -3621,7 +3628,7 @@
         </w:rPr>
         <w:t xml:space="preserve">. </w:t>
       </w:r>
-      <w:hyperlink r:id="rId17" w:history="1">
+      <w:hyperlink w:history="1" r:id="rId17">
         <w:r>
           <w:rPr>
             <w:rStyle w:val="Hipervnculo"/>
@@ -3716,7 +3723,7 @@
       <w:r>
         <w:br w:type="page"/>
       </w:r>
-      <w:bookmarkStart w:id="4" w:name="_Toc214033933"/>
+      <w:bookmarkStart w:name="_Toc214033933" w:id="4"/>
       <w:r>
         <w:lastRenderedPageBreak/>
         <w:t>Análisis de medidas, clasificación y cuadros de tallas</w:t>
@@ -3740,7 +3747,7 @@
       <w:pPr>
         <w:pStyle w:val="Ttulo2"/>
       </w:pPr>
-      <w:bookmarkStart w:id="5" w:name="_Toc214033934"/>
+      <w:bookmarkStart w:name="_Toc214033934" w:id="5"/>
       <w:r>
         <w:t>Concepto y tipos de medidas</w:t>
       </w:r>
@@ -3756,20 +3763,20 @@
         <w:rPr>
           <w:lang w:val="es-419" w:eastAsia="es-CO"/>
         </w:rPr>
-        <w:t>Las medidas son unidades numéricas empleadas para representar el tamaño de una figura, objeto o parte específica; en el patronaje de prendas de vestir, estos datos se obtienen utilizando la cinta métrica de manera lineal, con el fin de registrar el largo, el ancho y el contorno de las diferentes partes del cuerpo.</w:t>
-      </w:r>
-    </w:p>
-    <w:p>
-      <w:pPr>
-        <w:rPr>
-          <w:lang w:val="es-419" w:eastAsia="es-CO"/>
-        </w:rPr>
-      </w:pPr>
-      <w:r>
-        <w:rPr>
-          <w:lang w:val="es-419" w:eastAsia="es-CO"/>
-        </w:rPr>
-        <w:t>Las medidas corporales se toman a partir de los puntos de referencia o anclaje del cuerpo humano, considerando parámetros antropométricos y anatómicos.</w:t>
+        <w:t xml:space="preserve">Las medidas corresponden a valores numéricos que permiten cuantificar con precisión las dimensiones, proporciones y características morfológicas de una figura u objeto. En el ámbito del patronaje de prendas de vestir, las medidas constituyen la base técnica para la construcción de patrones y se clasifican según el tipo de dimensión que describen. Su obtención se realiza mediante el uso riguroso de la cinta métrica en sentido lineal, con el propósito de registrar largos, anchos y contornos de las diferentes zonas anatómicas, garantizando exactitud en el ajuste, la funcionalidad y la ergonomía de la prenda. </w:t>
+      </w:r>
+    </w:p>
+    <w:p>
+      <w:pPr>
+        <w:rPr>
+          <w:lang w:val="es-419" w:eastAsia="es-CO"/>
+        </w:rPr>
+      </w:pPr>
+      <w:r>
+        <w:rPr>
+          <w:lang w:val="es-419" w:eastAsia="es-CO"/>
+        </w:rPr>
+        <w:t xml:space="preserve">Las medidas corporales se toman a partir de los puntos de referencia o anclaje del cuerpo humano, considerando parámetros antropométricos y anatómicos.  </w:t>
       </w:r>
     </w:p>
     <w:p>
@@ -3784,6 +3791,20 @@
         </w:rPr>
         <w:t>Estas deben contemplar los volúmenes y las protuberancias naturales del cuerpo, y se clasifican en tres grandes grupos:</w:t>
       </w:r>
+    </w:p>
+    <w:p>
+      <w:pPr>
+        <w:rPr>
+          <w:lang w:val="es-419" w:eastAsia="es-CO"/>
+        </w:rPr>
+      </w:pPr>
+    </w:p>
+    <w:p>
+      <w:pPr>
+        <w:rPr>
+          <w:lang w:val="es-419" w:eastAsia="es-CO"/>
+        </w:rPr>
+      </w:pPr>
     </w:p>
     <w:p>
       <w:pPr>
@@ -3804,6 +3825,7 @@
           <w:bCs/>
           <w:lang w:val="es-419" w:eastAsia="es-CO"/>
         </w:rPr>
+        <w:lastRenderedPageBreak/>
         <w:t>Largos</w:t>
       </w:r>
     </w:p>
@@ -3878,7 +3900,6 @@
           <w:bCs/>
           <w:lang w:val="es-419" w:eastAsia="es-CO"/>
         </w:rPr>
-        <w:lastRenderedPageBreak/>
         <w:t>Contornos</w:t>
       </w:r>
     </w:p>
@@ -3969,8 +3990,9 @@
       <w:pPr>
         <w:pStyle w:val="Ttulo2"/>
       </w:pPr>
-      <w:bookmarkStart w:id="6" w:name="_Toc214033935"/>
-      <w:r>
+      <w:bookmarkStart w:name="_Toc214033935" w:id="6"/>
+      <w:r>
+        <w:lastRenderedPageBreak/>
         <w:t>Proporción versus canon</w:t>
       </w:r>
       <w:bookmarkEnd w:id="6"/>
@@ -4044,7 +4066,6 @@
           <w:bCs/>
           <w:lang w:val="es-419" w:eastAsia="es-CO"/>
         </w:rPr>
-        <w:lastRenderedPageBreak/>
         <w:t>Proporción</w:t>
       </w:r>
     </w:p>
@@ -4114,6 +4135,34 @@
     </w:p>
     <w:p>
       <w:pPr>
+        <w:rPr>
+          <w:lang w:val="es-419" w:eastAsia="es-CO"/>
+        </w:rPr>
+      </w:pPr>
+    </w:p>
+    <w:p>
+      <w:pPr>
+        <w:rPr>
+          <w:lang w:val="es-419" w:eastAsia="es-CO"/>
+        </w:rPr>
+      </w:pPr>
+    </w:p>
+    <w:p>
+      <w:pPr>
+        <w:rPr>
+          <w:lang w:val="es-419" w:eastAsia="es-CO"/>
+        </w:rPr>
+      </w:pPr>
+    </w:p>
+    <w:p>
+      <w:pPr>
+        <w:rPr>
+          <w:lang w:val="es-419" w:eastAsia="es-CO"/>
+        </w:rPr>
+      </w:pPr>
+    </w:p>
+    <w:p>
+      <w:pPr>
         <w:pStyle w:val="Figura"/>
         <w:rPr>
           <w:lang w:val="es-419"/>
@@ -4123,6 +4172,7 @@
         <w:rPr>
           <w:lang w:val="es-419"/>
         </w:rPr>
+        <w:lastRenderedPageBreak/>
         <w:t>Canon infantil por años</w:t>
       </w:r>
     </w:p>
@@ -4183,60 +4233,73 @@
     </w:p>
     <w:p>
       <w:pPr>
-        <w:jc w:val="center"/>
-        <w:rPr>
-          <w:lang w:val="es-419" w:eastAsia="es-CO"/>
-        </w:rPr>
-      </w:pPr>
-    </w:p>
-    <w:p>
-      <w:pPr>
         <w:pStyle w:val="Ttulo2"/>
       </w:pPr>
-      <w:bookmarkStart w:id="7" w:name="_Toc214033936"/>
-      <w:r>
+      <w:bookmarkStart w:name="_Toc214033936" w:id="7"/>
+      <w:r>
+        <w:t>Proporciones corporales</w:t>
+      </w:r>
+      <w:bookmarkEnd w:id="7"/>
+    </w:p>
+    <w:p>
+      <w:pPr>
+        <w:rPr>
+          <w:lang w:val="es-419" w:eastAsia="es-CO"/>
+        </w:rPr>
+      </w:pPr>
+      <w:r>
+        <w:rPr>
+          <w:lang w:val="es-419" w:eastAsia="es-CO"/>
+        </w:rPr>
+        <w:t>La proporción corporal alude a la relación matemática y armoniosa entre las distintas partes del cuerpo humano (Esparza, 1993). Esta relación se mantiene a lo largo de todas las etapas del desarrollo humano, desde el nacimiento hasta la vejez, y constituye la base para lograr patrones equilibrados y prendas con un ajuste adecuado.</w:t>
+      </w:r>
+    </w:p>
+    <w:p>
+      <w:pPr>
+        <w:rPr>
+          <w:lang w:val="es-419" w:eastAsia="es-CO"/>
+        </w:rPr>
+      </w:pPr>
+      <w:r>
+        <w:rPr>
+          <w:lang w:val="es-419" w:eastAsia="es-CO"/>
+        </w:rPr>
+        <w:t>En el campo del patronaje y la confección, el estudio de las proporciones no solo permite obtener un equilibrio estético, sino también garantizar la funcionalidad, comodidad y ergonomía de las prendas. Dichas proporciones se convierten en un referente técnico para diseñadores, modelistas y confeccionistas.</w:t>
+      </w:r>
+    </w:p>
+    <w:p>
+      <w:pPr>
+        <w:rPr>
+          <w:lang w:val="es-419" w:eastAsia="es-CO"/>
+        </w:rPr>
+      </w:pPr>
+    </w:p>
+    <w:p>
+      <w:pPr>
+        <w:rPr>
+          <w:lang w:val="es-419" w:eastAsia="es-CO"/>
+        </w:rPr>
+      </w:pPr>
+    </w:p>
+    <w:p>
+      <w:pPr>
+        <w:rPr>
+          <w:lang w:val="es-419" w:eastAsia="es-CO"/>
+        </w:rPr>
+      </w:pPr>
+    </w:p>
+    <w:p>
+      <w:pPr>
+        <w:pStyle w:val="Figura"/>
+        <w:rPr>
+          <w:lang w:val="es-419"/>
+        </w:rPr>
+      </w:pPr>
+      <w:r>
+        <w:rPr>
+          <w:lang w:val="es-419"/>
+        </w:rPr>
         <w:lastRenderedPageBreak/>
-        <w:t>Proporciones corporales</w:t>
-      </w:r>
-      <w:bookmarkEnd w:id="7"/>
-    </w:p>
-    <w:p>
-      <w:pPr>
-        <w:rPr>
-          <w:lang w:val="es-419" w:eastAsia="es-CO"/>
-        </w:rPr>
-      </w:pPr>
-      <w:r>
-        <w:rPr>
-          <w:lang w:val="es-419" w:eastAsia="es-CO"/>
-        </w:rPr>
-        <w:t>La proporción corporal alude a la relación matemática y armoniosa entre las distintas partes del cuerpo humano (Esparza, 1993). Esta relación se mantiene a lo largo de todas las etapas del desarrollo humano, desde el nacimiento hasta la vejez, y constituye la base para lograr patrones equilibrados y prendas con un ajuste adecuado.</w:t>
-      </w:r>
-    </w:p>
-    <w:p>
-      <w:pPr>
-        <w:rPr>
-          <w:lang w:val="es-419" w:eastAsia="es-CO"/>
-        </w:rPr>
-      </w:pPr>
-      <w:r>
-        <w:rPr>
-          <w:lang w:val="es-419" w:eastAsia="es-CO"/>
-        </w:rPr>
-        <w:t>En el campo del patronaje y la confección, el estudio de las proporciones no solo permite obtener un equilibrio estético, sino también garantizar la funcionalidad, comodidad y ergonomía de las prendas. Dichas proporciones se convierten en un referente técnico para diseñadores, modelistas y confeccionistas.</w:t>
-      </w:r>
-    </w:p>
-    <w:p>
-      <w:pPr>
-        <w:pStyle w:val="Figura"/>
-        <w:rPr>
-          <w:lang w:val="es-419"/>
-        </w:rPr>
-      </w:pPr>
-      <w:r>
-        <w:rPr>
-          <w:lang w:val="es-419"/>
-        </w:rPr>
         <w:t>Proporción de acuerdo con las etapas de crecimiento</w:t>
       </w:r>
     </w:p>
@@ -4299,7 +4362,7 @@
       <w:pPr>
         <w:pStyle w:val="Ttulo2"/>
       </w:pPr>
-      <w:bookmarkStart w:id="8" w:name="_Toc214033937"/>
+      <w:bookmarkStart w:name="_Toc214033937" w:id="8"/>
       <w:r>
         <w:t>Medidas deducidas</w:t>
       </w:r>
@@ -4315,7 +4378,39 @@
         <w:rPr>
           <w:lang w:val="es-419" w:eastAsia="es-CO"/>
         </w:rPr>
-        <w:t>Las medidas son unidades numéricas empleadas para representar el tamaño de una figura, objeto o parte específica; en el patronaje de prendas de vestir, estos datos se obtienen utilizando la cinta métrica de manera lineal, con el fin de registrar el largo, el ancho y el contorno de las diferentes partes del cuerpo.</w:t>
+        <w:t>Las medidas deducidas son valores derivados a partir del análisis y la interpretación de otras medidas principales, sin requerir una toma directa sobre el cuerpo. En el patronaje, este tipo de medidas se obtiene aplicando fórmulas, fracciones o proporciones estandarizadas que permiten definir elementos estructurales del patrón, como profundidades, inclinaciones, caídas y desahogos, facilitando la precisión y coherencia del diseño final</w:t>
+      </w:r>
+      <w:r>
+        <w:rPr>
+          <w:lang w:val="es-419" w:eastAsia="es-CO"/>
+        </w:rPr>
+        <w:t>.</w:t>
+      </w:r>
+    </w:p>
+    <w:p>
+      <w:pPr>
+        <w:rPr>
+          <w:lang w:val="es-419" w:eastAsia="es-CO"/>
+        </w:rPr>
+      </w:pPr>
+      <w:r>
+        <w:rPr>
+          <w:lang w:val="es-419" w:eastAsia="es-CO"/>
+        </w:rPr>
+        <w:t>En Colombia, la metodología más común consiste en expresarlas en centímetros o pulgadas.</w:t>
+      </w:r>
+    </w:p>
+    <w:p>
+      <w:pPr>
+        <w:rPr>
+          <w:lang w:val="es-419" w:eastAsia="es-CO"/>
+        </w:rPr>
+      </w:pPr>
+      <w:r>
+        <w:rPr>
+          <w:lang w:val="es-419" w:eastAsia="es-CO"/>
+        </w:rPr>
+        <w:t>Las medidas corporales se toman a partir de los puntos de referencia o anclaje del cuerpo humano, considerando parámetros antropométricos y anatómicos. Estas deben contemplar los volúmenes y las protuberancias naturales del cuerpo, y se clasifican en tres grandes grupos.</w:t>
       </w:r>
     </w:p>
     <w:p>
@@ -4329,32 +4424,6 @@
           <w:lang w:val="es-419" w:eastAsia="es-CO"/>
         </w:rPr>
         <w:lastRenderedPageBreak/>
-        <w:t>En Colombia, la metodología más común consiste en expresarlas en centímetros o pulgadas.</w:t>
-      </w:r>
-    </w:p>
-    <w:p>
-      <w:pPr>
-        <w:rPr>
-          <w:lang w:val="es-419" w:eastAsia="es-CO"/>
-        </w:rPr>
-      </w:pPr>
-      <w:r>
-        <w:rPr>
-          <w:lang w:val="es-419" w:eastAsia="es-CO"/>
-        </w:rPr>
-        <w:t>Las medidas corporales se toman a partir de los puntos de referencia o anclaje del cuerpo humano, considerando parámetros antropométricos y anatómicos. Estas deben contemplar los volúmenes y las protuberancias naturales del cuerpo, y se clasifican en tres grandes grupos.</w:t>
-      </w:r>
-    </w:p>
-    <w:p>
-      <w:pPr>
-        <w:rPr>
-          <w:lang w:val="es-419" w:eastAsia="es-CO"/>
-        </w:rPr>
-      </w:pPr>
-      <w:r>
-        <w:rPr>
-          <w:lang w:val="es-419" w:eastAsia="es-CO"/>
-        </w:rPr>
         <w:t>Las medidas deducidas corresponden a un proceso que se desarrolla una vez obtenidas las medidas corporales del cliente, ya que a partir de ellas se establece el cuadro de tallas completo, dentro de este procedimiento se consideran principalmente dos referencias: la altura o estatura total y el contorno superior prominente; con base en estos datos, se aplican fórmulas que permiten calcular las demás dimensiones necesarias.</w:t>
       </w:r>
     </w:p>
@@ -4381,14 +4450,7 @@
         <w:rPr>
           <w:lang w:val="es-419" w:eastAsia="es-CO"/>
         </w:rPr>
-        <w:t xml:space="preserve">El sistema de medidas en el área de patronaje se entiende como el conjunto de técnicas y procedimientos empleados para registrar y aplicar las medidas corporales en el diseño de prendas de vestir. La calidad de este proceso de medición resulta decisiva, </w:t>
-      </w:r>
-      <w:r>
-        <w:rPr>
-          <w:lang w:val="es-419" w:eastAsia="es-CO"/>
-        </w:rPr>
-        <w:lastRenderedPageBreak/>
-        <w:t>pues de ella depende el ajuste, la comodidad, la proporcionalidad y la estética de la prenda terminada.</w:t>
+        <w:t>El sistema de medidas en el área de patronaje se entiende como el conjunto de técnicas y procedimientos empleados para registrar y aplicar las medidas corporales en el diseño de prendas de vestir. La calidad de este proceso de medición resulta decisiva, pues de ella depende el ajuste, la comodidad, la proporcionalidad y la estética de la prenda terminada.</w:t>
       </w:r>
     </w:p>
     <w:p>
@@ -4475,6 +4537,7 @@
         <w:rPr>
           <w:lang w:val="es-419" w:eastAsia="es-CO"/>
         </w:rPr>
+        <w:lastRenderedPageBreak/>
         <w:t>Emplea el metro como unidad básica de medida. Es el sistema más difundido y utilizado en la mayoría de los países latinoamericanos y europeos.</w:t>
       </w:r>
     </w:p>
@@ -4555,7 +4618,7 @@
       <w:pPr>
         <w:pStyle w:val="Ttulo2"/>
       </w:pPr>
-      <w:bookmarkStart w:id="9" w:name="_Toc214033938"/>
+      <w:bookmarkStart w:name="_Toc214033938" w:id="9"/>
       <w:r>
         <w:t>Normatividad</w:t>
       </w:r>
@@ -4608,14 +4671,7 @@
         <w:rPr>
           <w:lang w:val="es-419" w:eastAsia="es-CO"/>
         </w:rPr>
-        <w:t xml:space="preserve">Establece parámetros para la fabricación de vestuario basados en estudios antropométricos. Define las dimensiones corporales necesarias para </w:t>
-      </w:r>
-      <w:r>
-        <w:rPr>
-          <w:lang w:val="es-419" w:eastAsia="es-CO"/>
-        </w:rPr>
-        <w:lastRenderedPageBreak/>
-        <w:t>clasificar y organizar los sistemas de tallaje, lo que permite adaptar las prendas a la diversidad morfológica de la población colombiana.</w:t>
+        <w:t>Establece parámetros para la fabricación de vestuario basados en estudios antropométricos. Define las dimensiones corporales necesarias para clasificar y organizar los sistemas de tallaje, lo que permite adaptar las prendas a la diversidad morfológica de la población colombiana.</w:t>
       </w:r>
     </w:p>
     <w:p>
@@ -4674,6 +4730,7 @@
           <w:bCs/>
           <w:lang w:val="es-419" w:eastAsia="es-CO"/>
         </w:rPr>
+        <w:lastRenderedPageBreak/>
         <w:t>ISO 7250-1:2017</w:t>
       </w:r>
     </w:p>
@@ -4767,7 +4824,7 @@
       <w:pPr>
         <w:pStyle w:val="Ttulo1"/>
       </w:pPr>
-      <w:bookmarkStart w:id="10" w:name="_Toc214033939"/>
+      <w:bookmarkStart w:name="_Toc214033939" w:id="10"/>
       <w:r>
         <w:lastRenderedPageBreak/>
         <w:t>Moda</w:t>
@@ -4784,7 +4841,21 @@
         <w:rPr>
           <w:lang w:val="es-419" w:eastAsia="es-CO"/>
         </w:rPr>
-        <w:t>La moda en el diseño se concibe como un fenómeno complejo que trasciende la idea de un simple conjunto de prendas, pues constituye un reflejo de la identidad individual, la dinámica social y la cultura. En este sentido, Kawamura (2005) explica que la moda no se limita a un repertorio de elementos o tendencias, sino que debe entenderse como un sistema socialmente construido, fundamentado en normas que determinan qué resulta aceptable en determinados contextos.</w:t>
+        <w:t xml:space="preserve">La moda en el diseño se concibe como un fenómeno complejo que trasciende la idea de un simple conjunto de prendas, pues constituye un reflejo de la identidad individual, la dinámica social y la cultura. En este sentido, </w:t>
+      </w:r>
+      <w:proofErr w:type="spellStart"/>
+      <w:r>
+        <w:rPr>
+          <w:lang w:val="es-419" w:eastAsia="es-CO"/>
+        </w:rPr>
+        <w:t>Kawamura</w:t>
+      </w:r>
+      <w:proofErr w:type="spellEnd"/>
+      <w:r>
+        <w:rPr>
+          <w:lang w:val="es-419" w:eastAsia="es-CO"/>
+        </w:rPr>
+        <w:t xml:space="preserve"> (2005) explica que la moda no se limita a un repertorio de elementos o tendencias, sino que debe entenderse como un sistema socialmente construido, fundamentado en normas que determinan qué resulta aceptable en determinados contextos.</w:t>
       </w:r>
     </w:p>
     <w:p>
@@ -4804,7 +4875,7 @@
       <w:pPr>
         <w:pStyle w:val="Ttulo2"/>
       </w:pPr>
-      <w:bookmarkStart w:id="11" w:name="_Toc214033940"/>
+      <w:bookmarkStart w:name="_Toc214033940" w:id="11"/>
       <w:r>
         <w:t>Universos del vestuario</w:t>
       </w:r>
@@ -5368,7 +5439,19 @@
         <w:rPr>
           <w:lang w:val="es-419" w:eastAsia="es-CO"/>
         </w:rPr>
-        <w:t xml:space="preserve"> contempla los posibles escenarios en los que una persona o grupos de personas usan una prenda de acuerdo con el contexto, esto es pactado culturalmente y hace parte de la identidad culturar individual y grupal.</w:t>
+        <w:t xml:space="preserve"> contempla los posibles escenarios en los que una persona o grupos de personas usan una prenda de acuerdo con el contexto, esto es pactado culturalmente y hace parte de la identidad cultur</w:t>
+      </w:r>
+      <w:r>
+        <w:rPr>
+          <w:lang w:val="es-419" w:eastAsia="es-CO"/>
+        </w:rPr>
+        <w:t>al</w:t>
+      </w:r>
+      <w:r>
+        <w:rPr>
+          <w:lang w:val="es-419" w:eastAsia="es-CO"/>
+        </w:rPr>
+        <w:t xml:space="preserve"> individual y grupal.</w:t>
       </w:r>
     </w:p>
     <w:p>
@@ -5484,10 +5567,12 @@
             <w:pPr>
               <w:pStyle w:val="TextoTablas"/>
             </w:pPr>
+            <w:proofErr w:type="spellStart"/>
             <w:r>
               <w:lastRenderedPageBreak/>
               <w:t>Multiocasión</w:t>
             </w:r>
+            <w:proofErr w:type="spellEnd"/>
           </w:p>
         </w:tc>
         <w:tc>
@@ -5533,12 +5618,14 @@
                 <w:rStyle w:val="Extranjerismo"/>
               </w:rPr>
             </w:pPr>
+            <w:proofErr w:type="spellStart"/>
             <w:r>
               <w:rPr>
                 <w:rStyle w:val="Extranjerismo"/>
               </w:rPr>
               <w:t>Kakiwear</w:t>
             </w:r>
+            <w:proofErr w:type="spellEnd"/>
           </w:p>
           <w:p>
             <w:pPr>
@@ -5712,7 +5799,7 @@
         </w:rPr>
         <w:t xml:space="preserve">. </w:t>
       </w:r>
-      <w:hyperlink r:id="rId23" w:history="1">
+      <w:hyperlink w:history="1" r:id="rId23">
         <w:r>
           <w:rPr>
             <w:rStyle w:val="Hipervnculo"/>
@@ -5732,7 +5819,7 @@
       <w:pPr>
         <w:pStyle w:val="Ttulo2"/>
       </w:pPr>
-      <w:bookmarkStart w:id="12" w:name="_Toc214033941"/>
+      <w:bookmarkStart w:name="_Toc214033941" w:id="12"/>
       <w:r>
         <w:t>Tipología de prendas infantiles para niña</w:t>
       </w:r>
@@ -5786,7 +5873,7 @@
         </w:rPr>
         <w:t xml:space="preserve">. </w:t>
       </w:r>
-      <w:hyperlink r:id="rId24" w:history="1">
+      <w:hyperlink w:history="1" r:id="rId24">
         <w:r>
           <w:rPr>
             <w:rStyle w:val="Hipervnculo"/>
@@ -6235,7 +6322,7 @@
       <w:pPr>
         <w:pStyle w:val="Ttulo1"/>
       </w:pPr>
-      <w:bookmarkStart w:id="13" w:name="_Toc214033942"/>
+      <w:bookmarkStart w:name="_Toc214033942" w:id="13"/>
       <w:r>
         <w:lastRenderedPageBreak/>
         <w:t>Textiles</w:t>
@@ -7062,8 +7149,13 @@
             <w:r>
               <w:t xml:space="preserve">Rayones (viscosa, </w:t>
             </w:r>
-            <w:r>
-              <w:t>cupro y acetato</w:t>
+            <w:proofErr w:type="spellStart"/>
+            <w:r>
+              <w:t>cupro</w:t>
+            </w:r>
+            <w:proofErr w:type="spellEnd"/>
+            <w:r>
+              <w:t xml:space="preserve"> y acetato</w:t>
             </w:r>
             <w:r>
               <w:t>).</w:t>
@@ -7326,7 +7418,15 @@
               <w:pStyle w:val="TextoTablas"/>
             </w:pPr>
             <w:r>
-              <w:t>Por poliadición.</w:t>
+              <w:t xml:space="preserve">Por </w:t>
+            </w:r>
+            <w:proofErr w:type="spellStart"/>
+            <w:r>
+              <w:t>poliadición</w:t>
+            </w:r>
+            <w:proofErr w:type="spellEnd"/>
+            <w:r>
+              <w:t>.</w:t>
             </w:r>
           </w:p>
         </w:tc>
@@ -7415,7 +7515,91 @@
         <w:rPr>
           <w:lang w:val="es-419" w:eastAsia="es-CO"/>
         </w:rPr>
-        <w:t>Son estructuras manufacturadas a partir de fibras o hilos que presentan una proporción significativa entre su longitud, área y espesor, y que cuentan con suficiente resistencia mecánica para mantener su cohesión (Textile Terms and Definitions, The Textile Institute, citado por el SENA).</w:t>
+        <w:t>Son estructuras manufacturadas a partir de fibras o hilos que presentan una proporción significativa entre su longitud, área y espesor, y que cuentan con suficiente resistencia mecánica para mantener su cohesión (</w:t>
+      </w:r>
+      <w:proofErr w:type="spellStart"/>
+      <w:r>
+        <w:rPr>
+          <w:lang w:val="es-419" w:eastAsia="es-CO"/>
+        </w:rPr>
+        <w:t>Textile</w:t>
+      </w:r>
+      <w:proofErr w:type="spellEnd"/>
+      <w:r>
+        <w:rPr>
+          <w:lang w:val="es-419" w:eastAsia="es-CO"/>
+        </w:rPr>
+        <w:t xml:space="preserve"> </w:t>
+      </w:r>
+      <w:proofErr w:type="spellStart"/>
+      <w:r>
+        <w:rPr>
+          <w:lang w:val="es-419" w:eastAsia="es-CO"/>
+        </w:rPr>
+        <w:t>Terms</w:t>
+      </w:r>
+      <w:proofErr w:type="spellEnd"/>
+      <w:r>
+        <w:rPr>
+          <w:lang w:val="es-419" w:eastAsia="es-CO"/>
+        </w:rPr>
+        <w:t xml:space="preserve"> and </w:t>
+      </w:r>
+      <w:proofErr w:type="spellStart"/>
+      <w:r>
+        <w:rPr>
+          <w:lang w:val="es-419" w:eastAsia="es-CO"/>
+        </w:rPr>
+        <w:t>Definitions</w:t>
+      </w:r>
+      <w:proofErr w:type="spellEnd"/>
+      <w:r>
+        <w:rPr>
+          <w:lang w:val="es-419" w:eastAsia="es-CO"/>
+        </w:rPr>
+        <w:t xml:space="preserve">, </w:t>
+      </w:r>
+      <w:proofErr w:type="spellStart"/>
+      <w:r>
+        <w:rPr>
+          <w:lang w:val="es-419" w:eastAsia="es-CO"/>
+        </w:rPr>
+        <w:t>The</w:t>
+      </w:r>
+      <w:proofErr w:type="spellEnd"/>
+      <w:r>
+        <w:rPr>
+          <w:lang w:val="es-419" w:eastAsia="es-CO"/>
+        </w:rPr>
+        <w:t xml:space="preserve"> </w:t>
+      </w:r>
+      <w:proofErr w:type="spellStart"/>
+      <w:r>
+        <w:rPr>
+          <w:lang w:val="es-419" w:eastAsia="es-CO"/>
+        </w:rPr>
+        <w:t>Textile</w:t>
+      </w:r>
+      <w:proofErr w:type="spellEnd"/>
+      <w:r>
+        <w:rPr>
+          <w:lang w:val="es-419" w:eastAsia="es-CO"/>
+        </w:rPr>
+        <w:t xml:space="preserve"> </w:t>
+      </w:r>
+      <w:proofErr w:type="spellStart"/>
+      <w:r>
+        <w:rPr>
+          <w:lang w:val="es-419" w:eastAsia="es-CO"/>
+        </w:rPr>
+        <w:t>Institute</w:t>
+      </w:r>
+      <w:proofErr w:type="spellEnd"/>
+      <w:r>
+        <w:rPr>
+          <w:lang w:val="es-419" w:eastAsia="es-CO"/>
+        </w:rPr>
+        <w:t>, citado por el SENA).</w:t>
       </w:r>
     </w:p>
     <w:p>
@@ -7793,7 +7977,15 @@
               <w:pStyle w:val="TextoTablas"/>
             </w:pPr>
             <w:r>
-              <w:t>• Esterilla / panamá / canastra.</w:t>
+              <w:t xml:space="preserve">• Esterilla / panamá / </w:t>
+            </w:r>
+            <w:proofErr w:type="spellStart"/>
+            <w:r>
+              <w:t>canastra</w:t>
+            </w:r>
+            <w:proofErr w:type="spellEnd"/>
+            <w:r>
+              <w:t>.</w:t>
             </w:r>
           </w:p>
           <w:p>
@@ -7886,13 +8078,31 @@
             <w:r>
               <w:t xml:space="preserve">• </w:t>
             </w:r>
+            <w:proofErr w:type="spellStart"/>
             <w:r>
               <w:rPr>
                 <w:rStyle w:val="Extranjerismo"/>
                 <w:lang w:val="es-CO"/>
               </w:rPr>
-              <w:t>Dobby, jacquard</w:t>
-            </w:r>
+              <w:t>Dobby</w:t>
+            </w:r>
+            <w:proofErr w:type="spellEnd"/>
+            <w:r>
+              <w:rPr>
+                <w:rStyle w:val="Extranjerismo"/>
+                <w:lang w:val="es-CO"/>
+              </w:rPr>
+              <w:t xml:space="preserve">, </w:t>
+            </w:r>
+            <w:proofErr w:type="spellStart"/>
+            <w:r>
+              <w:rPr>
+                <w:rStyle w:val="Extranjerismo"/>
+                <w:lang w:val="es-CO"/>
+              </w:rPr>
+              <w:t>jacquard</w:t>
+            </w:r>
+            <w:proofErr w:type="spellEnd"/>
             <w:r>
               <w:t>, riso, afe</w:t>
             </w:r>
@@ -7975,6 +8185,7 @@
             <w:r>
               <w:t>• Doble (</w:t>
             </w:r>
+            <w:proofErr w:type="spellStart"/>
             <w:r>
               <w:rPr>
                 <w:rStyle w:val="Extranjerismo"/>
@@ -7982,9 +8193,19 @@
               </w:rPr>
               <w:t>rib</w:t>
             </w:r>
-            <w:r>
-              <w:t xml:space="preserve"> o resortado, </w:t>
-            </w:r>
+            <w:proofErr w:type="spellEnd"/>
+            <w:r>
+              <w:t xml:space="preserve"> o </w:t>
+            </w:r>
+            <w:proofErr w:type="spellStart"/>
+            <w:r>
+              <w:t>resortado</w:t>
+            </w:r>
+            <w:proofErr w:type="spellEnd"/>
+            <w:r>
+              <w:t xml:space="preserve">, </w:t>
+            </w:r>
+            <w:proofErr w:type="spellStart"/>
             <w:r>
               <w:rPr>
                 <w:rStyle w:val="Extranjerismo"/>
@@ -7992,6 +8213,7 @@
               </w:rPr>
               <w:t>interlock</w:t>
             </w:r>
+            <w:proofErr w:type="spellEnd"/>
             <w:r>
               <w:t>, piqué).</w:t>
             </w:r>
@@ -8241,7 +8463,7 @@
         </w:rPr>
         <w:t xml:space="preserve">. </w:t>
       </w:r>
-      <w:hyperlink r:id="rId31" w:history="1">
+      <w:hyperlink w:history="1" r:id="rId31">
         <w:r>
           <w:rPr>
             <w:rStyle w:val="Hipervnculo"/>
@@ -8261,7 +8483,7 @@
       <w:pPr>
         <w:pStyle w:val="Ttulo2"/>
       </w:pPr>
-      <w:bookmarkStart w:id="14" w:name="_Toc214033943"/>
+      <w:bookmarkStart w:name="_Toc214033943" w:id="14"/>
       <w:r>
         <w:t>Aprovechamiento</w:t>
       </w:r>
@@ -8545,10 +8767,10 @@
           <w:noProof/>
         </w:rPr>
         <w:drawing>
-          <wp:inline distT="0" distB="0" distL="0" distR="0" wp14:anchorId="5FD8C218" wp14:editId="7C17DAB6">
+          <wp:inline distT="0" distB="0" distL="0" distR="0" wp14:anchorId="5FD8C218" wp14:editId="664F45A1">
             <wp:extent cx="5000625" cy="885825"/>
             <wp:effectExtent l="0" t="0" r="9525" b="9525"/>
-            <wp:docPr id="244826543" name="Imagen 4"/>
+            <wp:docPr id="244826543" name="Imagen 4" descr="Fórmula utilizada para calcular el porcentaje de aprovechamiento de tela. Se obtiene dividiendo el área útil utilizada por los patrones entre el área total del metro de tela, y multiplicando el resultado por 100."/>
             <wp:cNvGraphicFramePr>
               <a:graphicFrameLocks xmlns:a="http://schemas.openxmlformats.org/drawingml/2006/main" noChangeAspect="1"/>
             </wp:cNvGraphicFramePr>
@@ -8556,7 +8778,7 @@
               <a:graphicData uri="http://schemas.openxmlformats.org/drawingml/2006/picture">
                 <pic:pic xmlns:pic="http://schemas.openxmlformats.org/drawingml/2006/picture">
                   <pic:nvPicPr>
-                    <pic:cNvPr id="0" name="Picture 3"/>
+                    <pic:cNvPr id="244826543" name="Imagen 4" descr="Fórmula utilizada para calcular el porcentaje de aprovechamiento de tela. Se obtiene dividiendo el área útil utilizada por los patrones entre el área total del metro de tela, y multiplicando el resultado por 100."/>
                     <pic:cNvPicPr>
                       <a:picLocks noChangeAspect="1" noChangeArrowheads="1"/>
                     </pic:cNvPicPr>
@@ -8652,10 +8874,10 @@
           <w:noProof/>
         </w:rPr>
         <w:drawing>
-          <wp:inline distT="0" distB="0" distL="0" distR="0" wp14:anchorId="59524726" wp14:editId="601EB982">
+          <wp:inline distT="0" distB="0" distL="0" distR="0" wp14:anchorId="59524726" wp14:editId="68A4359E">
             <wp:extent cx="5000625" cy="885825"/>
             <wp:effectExtent l="0" t="0" r="9525" b="9525"/>
-            <wp:docPr id="2016703630" name="Imagen 6"/>
+            <wp:docPr id="2016703630" name="Imagen 6" descr="Presenta un ejemplo aplicado de la fórmula de aprovechamiento de tela. Se divide un área útil de 1.15 metros cuadrados entre un área total de 1.5 metros cuadrados, y el resultado se multiplica por 100. El aprovechamiento obtenido es del 76.67 %, lo que indica que se utiliza eficientemente esa proporción del material disponible."/>
             <wp:cNvGraphicFramePr>
               <a:graphicFrameLocks xmlns:a="http://schemas.openxmlformats.org/drawingml/2006/main" noChangeAspect="1"/>
             </wp:cNvGraphicFramePr>
@@ -8663,7 +8885,7 @@
               <a:graphicData uri="http://schemas.openxmlformats.org/drawingml/2006/picture">
                 <pic:pic xmlns:pic="http://schemas.openxmlformats.org/drawingml/2006/picture">
                   <pic:nvPicPr>
-                    <pic:cNvPr id="0" name="Picture 7"/>
+                    <pic:cNvPr id="2016703630" name="Imagen 6" descr="Presenta un ejemplo aplicado de la fórmula de aprovechamiento de tela. Se divide un área útil de 1.15 metros cuadrados entre un área total de 1.5 metros cuadrados, y el resultado se multiplica por 100. El aprovechamiento obtenido es del 76.67 %, lo que indica que se utiliza eficientemente esa proporción del material disponible."/>
                     <pic:cNvPicPr>
                       <a:picLocks noChangeAspect="1" noChangeArrowheads="1"/>
                     </pic:cNvPicPr>
@@ -8957,10 +9179,15 @@
       <w:pPr>
         <w:pStyle w:val="Ttulo1"/>
       </w:pPr>
-      <w:bookmarkStart w:id="15" w:name="_Toc214033944"/>
+      <w:bookmarkStart w:name="_Toc214033944" w:id="15"/>
+      <w:proofErr w:type="spellStart"/>
       <w:r>
         <w:lastRenderedPageBreak/>
-        <w:t>Prepatronaje y patronaje básico infantil</w:t>
+        <w:t>Prepatronaje</w:t>
+      </w:r>
+      <w:proofErr w:type="spellEnd"/>
+      <w:r>
+        <w:t xml:space="preserve"> y patronaje básico infantil</w:t>
       </w:r>
       <w:bookmarkEnd w:id="15"/>
     </w:p>
@@ -9258,7 +9485,7 @@
       <w:pPr>
         <w:pStyle w:val="Ttulo2"/>
       </w:pPr>
-      <w:bookmarkStart w:id="16" w:name="_Toc214033945"/>
+      <w:bookmarkStart w:name="_Toc214033945" w:id="16"/>
       <w:r>
         <w:t>Tipos de patronaje y líneas</w:t>
       </w:r>
@@ -9322,7 +9549,35 @@
         <w:rPr>
           <w:lang w:val="es-419" w:eastAsia="es-CO"/>
         </w:rPr>
-        <w:t>especializado como Audaces 360, Optitex, Gerber o Lectra. Su metodología precisa permite trazar básicos, desarrollar patrones y realizar transformaciones de forma eficiente.</w:t>
+        <w:t xml:space="preserve">especializado como Audaces 360, </w:t>
+      </w:r>
+      <w:proofErr w:type="spellStart"/>
+      <w:r>
+        <w:rPr>
+          <w:lang w:val="es-419" w:eastAsia="es-CO"/>
+        </w:rPr>
+        <w:t>Optitex</w:t>
+      </w:r>
+      <w:proofErr w:type="spellEnd"/>
+      <w:r>
+        <w:rPr>
+          <w:lang w:val="es-419" w:eastAsia="es-CO"/>
+        </w:rPr>
+        <w:t xml:space="preserve">, Gerber o </w:t>
+      </w:r>
+      <w:proofErr w:type="spellStart"/>
+      <w:r>
+        <w:rPr>
+          <w:lang w:val="es-419" w:eastAsia="es-CO"/>
+        </w:rPr>
+        <w:t>Lectra</w:t>
+      </w:r>
+      <w:proofErr w:type="spellEnd"/>
+      <w:r>
+        <w:rPr>
+          <w:lang w:val="es-419" w:eastAsia="es-CO"/>
+        </w:rPr>
+        <w:t>. Su metodología precisa permite trazar básicos, desarrollar patrones y realizar transformaciones de forma eficiente.</w:t>
       </w:r>
     </w:p>
     <w:p>
@@ -9601,6 +9856,7 @@
         </w:rPr>
         <w:t xml:space="preserve">, utilizado en prendas con drapeados, plisados o acabados complejos. Este método, también conocido como </w:t>
       </w:r>
+      <w:proofErr w:type="spellStart"/>
       <w:r>
         <w:rPr>
           <w:rStyle w:val="Extranjerismo"/>
@@ -9608,6 +9864,7 @@
         </w:rPr>
         <w:t>moulage</w:t>
       </w:r>
+      <w:proofErr w:type="spellEnd"/>
       <w:r>
         <w:rPr>
           <w:lang w:val="es-419" w:eastAsia="es-CO"/>
@@ -9825,20 +10082,44 @@
           <w:bCs/>
           <w:lang w:val="es-419" w:eastAsia="es-CO"/>
         </w:rPr>
-        <w:t>Conceptos de prepatronaje</w:t>
-      </w:r>
-    </w:p>
-    <w:p>
-      <w:pPr>
-        <w:rPr>
-          <w:lang w:val="es-419" w:eastAsia="es-CO"/>
-        </w:rPr>
-      </w:pPr>
-      <w:r>
-        <w:rPr>
-          <w:lang w:val="es-419" w:eastAsia="es-CO"/>
-        </w:rPr>
-        <w:t>Complemente esta información con los conceptos y elementos más importantes en el prepatronaje industrial; para ampliar el contenido, consulte el documento en la carpeta de anexos</w:t>
+        <w:t xml:space="preserve">Conceptos de </w:t>
+      </w:r>
+      <w:proofErr w:type="spellStart"/>
+      <w:r>
+        <w:rPr>
+          <w:b/>
+          <w:bCs/>
+          <w:lang w:val="es-419" w:eastAsia="es-CO"/>
+        </w:rPr>
+        <w:t>prepatronaje</w:t>
+      </w:r>
+      <w:proofErr w:type="spellEnd"/>
+    </w:p>
+    <w:p>
+      <w:pPr>
+        <w:rPr>
+          <w:lang w:val="es-419" w:eastAsia="es-CO"/>
+        </w:rPr>
+      </w:pPr>
+      <w:r>
+        <w:rPr>
+          <w:lang w:val="es-419" w:eastAsia="es-CO"/>
+        </w:rPr>
+        <w:t xml:space="preserve">Complemente esta información con los conceptos y elementos más importantes en el </w:t>
+      </w:r>
+      <w:proofErr w:type="spellStart"/>
+      <w:r>
+        <w:rPr>
+          <w:lang w:val="es-419" w:eastAsia="es-CO"/>
+        </w:rPr>
+        <w:t>prepatronaje</w:t>
+      </w:r>
+      <w:proofErr w:type="spellEnd"/>
+      <w:r>
+        <w:rPr>
+          <w:lang w:val="es-419" w:eastAsia="es-CO"/>
+        </w:rPr>
+        <w:t xml:space="preserve"> industrial; para ampliar el contenido, consulte el documento en la carpeta de anexos</w:t>
       </w:r>
       <w:r>
         <w:rPr>
@@ -9889,12 +10170,14 @@
         </w:rPr>
         <w:t xml:space="preserve"> </w:t>
       </w:r>
+      <w:proofErr w:type="spellStart"/>
       <w:r>
         <w:rPr>
           <w:lang w:val="es-419" w:eastAsia="es-CO"/>
         </w:rPr>
         <w:t>prepatronaje</w:t>
       </w:r>
+      <w:proofErr w:type="spellEnd"/>
       <w:r>
         <w:rPr>
           <w:lang w:val="es-419" w:eastAsia="es-CO"/>
@@ -10646,6 +10929,7 @@
         </w:rPr>
         <w:t xml:space="preserve">Papel blanco tipo </w:t>
       </w:r>
+      <w:proofErr w:type="spellStart"/>
       <w:r>
         <w:rPr>
           <w:rStyle w:val="Extranjerismo"/>
@@ -10655,6 +10939,7 @@
         </w:rPr>
         <w:t>manifold</w:t>
       </w:r>
+      <w:proofErr w:type="spellEnd"/>
       <w:r>
         <w:rPr>
           <w:rStyle w:val="Extranjerismo"/>
@@ -10692,7 +10977,21 @@
         <w:rPr>
           <w:lang w:val="es-419" w:eastAsia="es-CO"/>
         </w:rPr>
-        <w:t>, incluyendo sisómetro, curvas y escuadra.</w:t>
+        <w:t xml:space="preserve">, incluyendo </w:t>
+      </w:r>
+      <w:proofErr w:type="spellStart"/>
+      <w:r>
+        <w:rPr>
+          <w:lang w:val="es-419" w:eastAsia="es-CO"/>
+        </w:rPr>
+        <w:t>sisómetro</w:t>
+      </w:r>
+      <w:proofErr w:type="spellEnd"/>
+      <w:r>
+        <w:rPr>
+          <w:lang w:val="es-419" w:eastAsia="es-CO"/>
+        </w:rPr>
+        <w:t>, curvas y escuadra.</w:t>
       </w:r>
     </w:p>
     <w:p>
@@ -10893,20 +11192,44 @@
           <w:bCs/>
           <w:lang w:val="es-419" w:eastAsia="es-CO"/>
         </w:rPr>
-        <w:t>Análisis prepatronaje</w:t>
-      </w:r>
-    </w:p>
-    <w:p>
-      <w:pPr>
-        <w:rPr>
-          <w:lang w:val="es-419" w:eastAsia="es-CO"/>
-        </w:rPr>
-      </w:pPr>
-      <w:r>
-        <w:rPr>
-          <w:lang w:val="es-419" w:eastAsia="es-CO"/>
-        </w:rPr>
-        <w:t>Antes de iniciar la construcción de moldes dirigidos a la moda infantil, es necesario considerar una serie de factores de preparación que aseguren un adecuado desarrollo de las prendas; estos aspectos preliminares permiten establecer bases sólidas para que el proceso de patronaje responda a las particularidades de la estructura corporal de las niñas. Dentro de estos elementos, se destacan el análisis prepatronaje y la definición del patrón base como puntos de partida.</w:t>
+        <w:t xml:space="preserve">Análisis </w:t>
+      </w:r>
+      <w:proofErr w:type="spellStart"/>
+      <w:r>
+        <w:rPr>
+          <w:b/>
+          <w:bCs/>
+          <w:lang w:val="es-419" w:eastAsia="es-CO"/>
+        </w:rPr>
+        <w:t>prepatronaje</w:t>
+      </w:r>
+      <w:proofErr w:type="spellEnd"/>
+    </w:p>
+    <w:p>
+      <w:pPr>
+        <w:rPr>
+          <w:lang w:val="es-419" w:eastAsia="es-CO"/>
+        </w:rPr>
+      </w:pPr>
+      <w:r>
+        <w:rPr>
+          <w:lang w:val="es-419" w:eastAsia="es-CO"/>
+        </w:rPr>
+        <w:t xml:space="preserve">Antes de iniciar la construcción de moldes dirigidos a la moda infantil, es necesario considerar una serie de factores de preparación que aseguren un adecuado desarrollo de las prendas; estos aspectos preliminares permiten establecer bases sólidas para que el proceso de patronaje responda a las particularidades de la estructura corporal de las niñas. Dentro de estos elementos, se destacan el análisis </w:t>
+      </w:r>
+      <w:proofErr w:type="spellStart"/>
+      <w:r>
+        <w:rPr>
+          <w:lang w:val="es-419" w:eastAsia="es-CO"/>
+        </w:rPr>
+        <w:t>prepatronaje</w:t>
+      </w:r>
+      <w:proofErr w:type="spellEnd"/>
+      <w:r>
+        <w:rPr>
+          <w:lang w:val="es-419" w:eastAsia="es-CO"/>
+        </w:rPr>
+        <w:t xml:space="preserve"> y la definición del patrón base como puntos de partida.</w:t>
       </w:r>
     </w:p>
     <w:p>
@@ -11190,6 +11513,7 @@
         </w:rPr>
         <w:t xml:space="preserve">El trazo de moldes infantiles se realiza sobre papeles especializados como el papel trazo o </w:t>
       </w:r>
+      <w:proofErr w:type="spellStart"/>
       <w:r>
         <w:rPr>
           <w:rStyle w:val="Extranjerismo"/>
@@ -11197,6 +11521,7 @@
         </w:rPr>
         <w:t>manifold</w:t>
       </w:r>
+      <w:proofErr w:type="spellEnd"/>
       <w:r>
         <w:rPr>
           <w:lang w:val="es-419" w:eastAsia="es-CO"/>
@@ -11245,7 +11570,7 @@
       <w:pPr>
         <w:pStyle w:val="Ttulo2"/>
       </w:pPr>
-      <w:bookmarkStart w:id="17" w:name="_Toc214033946"/>
+      <w:bookmarkStart w:name="_Toc214033946" w:id="17"/>
       <w:r>
         <w:t>Patrón básico superior infantil</w:t>
       </w:r>
@@ -12184,11 +12509,9 @@
             <w:r>
               <w:t>Ancho = B/2 + 3 cm.</w:t>
             </w:r>
-          </w:p>
-          <w:p>
-            <w:pPr>
-              <w:pStyle w:val="TextoTablas"/>
-            </w:pPr>
+            <w:r>
+              <w:br/>
+            </w:r>
             <w:r>
               <w:t>Alto = B/4 + 0,5 cm</w:t>
             </w:r>
@@ -12373,19 +12696,15 @@
             <w:r>
               <w:t>Caída de hombro:</w:t>
             </w:r>
-          </w:p>
-          <w:p>
-            <w:pPr>
-              <w:pStyle w:val="TextoTablas"/>
-            </w:pPr>
+            <w:r>
+              <w:br/>
+            </w:r>
             <w:r>
               <w:t>Espalda = 1 cm.</w:t>
             </w:r>
-          </w:p>
-          <w:p>
-            <w:pPr>
-              <w:pStyle w:val="TextoTablas"/>
-            </w:pPr>
+            <w:r>
+              <w:br/>
+            </w:r>
             <w:r>
               <w:t>Delantero = 0,5 cm.</w:t>
             </w:r>
@@ -12448,11 +12767,9 @@
             <w:r>
               <w:t>Ancho de hombro con</w:t>
             </w:r>
-          </w:p>
-          <w:p>
-            <w:pPr>
-              <w:pStyle w:val="TextoTablas"/>
-            </w:pPr>
+            <w:r>
+              <w:br/>
+            </w:r>
             <w:r>
               <w:t>inclinación ± 1 cm.</w:t>
             </w:r>
@@ -12513,19 +12830,15 @@
             <w:r>
               <w:t>Sisa:</w:t>
             </w:r>
-          </w:p>
-          <w:p>
-            <w:pPr>
-              <w:pStyle w:val="TextoTablas"/>
-            </w:pPr>
+            <w:r>
+              <w:br/>
+            </w:r>
             <w:r>
               <w:t>Espalda = 0,7 cm.</w:t>
             </w:r>
-          </w:p>
-          <w:p>
-            <w:pPr>
-              <w:pStyle w:val="TextoTablas"/>
-            </w:pPr>
+            <w:r>
+              <w:br/>
+            </w:r>
             <w:r>
               <w:t>Delantero = 1,5 cm</w:t>
             </w:r>
@@ -12709,7 +13022,7 @@
         </w:rPr>
         <w:t xml:space="preserve">. </w:t>
       </w:r>
-      <w:hyperlink r:id="rId45" w:history="1">
+      <w:hyperlink w:history="1" r:id="rId45">
         <w:r>
           <w:rPr>
             <w:rStyle w:val="Hipervnculo"/>
@@ -12729,7 +13042,7 @@
       <w:pPr>
         <w:pStyle w:val="Ttulo2"/>
       </w:pPr>
-      <w:bookmarkStart w:id="18" w:name="_Toc214033947"/>
+      <w:bookmarkStart w:name="_Toc214033947" w:id="18"/>
       <w:r>
         <w:t>Patrón básico de manga</w:t>
       </w:r>
@@ -13369,7 +13682,7 @@
         </w:numPr>
         <w:ind w:left="709"/>
       </w:pPr>
-      <w:bookmarkStart w:id="19" w:name="_Toc214033948"/>
+      <w:bookmarkStart w:name="_Toc214033948" w:id="19"/>
       <w:r>
         <w:lastRenderedPageBreak/>
         <w:t>Síntesis</w:t>
@@ -13386,7 +13699,21 @@
         <w:rPr>
           <w:lang w:val="es-419" w:eastAsia="es-CO"/>
         </w:rPr>
-        <w:t>A continuación, se presenta un esquema que sintetiza los elementos clave del componente formativo estructura corporal y patronaje básico infantil. Este integra los elementos fundamentales del patronaje básico infantil en cinco ejes principales: la estructura del cuerpo, que abarca antropometría, anatomía, biomecánica, morfología, ergonomía y división corporal; el análisis y clasificación de medidas, que incluye los sistemas de medición y sus aplicaciones; la moda, que contempla universos del vestuario, gamas de mercado y tipologías de prendas infantiles de uso casual; los textiles, orientados al aprovechamiento del material; y finalmente el prepatronaje y patronaje básico infantil, donde se consideran los tipos de líneas y los patrones base superior y de manga. En conjunto, refleja la integración de conocimientos técnicos y prácticos necesarios para el diseño y confección de prendas dirigidas a la población infantil.</w:t>
+        <w:t xml:space="preserve">A continuación, se presenta un esquema que sintetiza los elementos clave del componente formativo estructura corporal y patronaje básico infantil. Este integra los elementos fundamentales del patronaje básico infantil en cinco ejes principales: la estructura del cuerpo, que abarca antropometría, anatomía, biomecánica, morfología, ergonomía y división corporal; el análisis y clasificación de medidas, que incluye los sistemas de medición y sus aplicaciones; la moda, que contempla universos del vestuario, gamas de mercado y tipologías de prendas infantiles de uso casual; los textiles, orientados al aprovechamiento del material; y finalmente el </w:t>
+      </w:r>
+      <w:proofErr w:type="spellStart"/>
+      <w:r>
+        <w:rPr>
+          <w:lang w:val="es-419" w:eastAsia="es-CO"/>
+        </w:rPr>
+        <w:t>prepatronaje</w:t>
+      </w:r>
+      <w:proofErr w:type="spellEnd"/>
+      <w:r>
+        <w:rPr>
+          <w:lang w:val="es-419" w:eastAsia="es-CO"/>
+        </w:rPr>
+        <w:t xml:space="preserve"> y patronaje básico infantil, donde se consideran los tipos de líneas y los patrones base superior y de manga. En conjunto, refleja la integración de conocimientos técnicos y prácticos necesarios para el diseño y confección de prendas dirigidas a la población infantil.</w:t>
       </w:r>
     </w:p>
     <w:p>
@@ -13470,7 +13797,7 @@
         </w:numPr>
         <w:ind w:left="709"/>
       </w:pPr>
-      <w:bookmarkStart w:id="20" w:name="_Toc214033949"/>
+      <w:bookmarkStart w:name="_Toc214033949" w:id="20"/>
       <w:r>
         <w:lastRenderedPageBreak/>
         <w:t>Material complementario</w:t>
@@ -13599,7 +13926,7 @@
             <w:pPr>
               <w:pStyle w:val="TextoTablas"/>
             </w:pPr>
-            <w:hyperlink r:id="rId49" w:history="1">
+            <w:hyperlink w:history="1" r:id="rId49">
               <w:r>
                 <w:rPr>
                   <w:rStyle w:val="Hipervnculo"/>
@@ -13649,7 +13976,7 @@
         </w:numPr>
         <w:ind w:left="709"/>
       </w:pPr>
-      <w:bookmarkStart w:id="21" w:name="_Toc214033950"/>
+      <w:bookmarkStart w:name="_Toc214033950" w:id="21"/>
       <w:r>
         <w:lastRenderedPageBreak/>
         <w:t>Glosario</w:t>
@@ -13887,6 +14214,7 @@
         </w:rPr>
         <w:t>T-</w:t>
       </w:r>
+      <w:proofErr w:type="spellStart"/>
       <w:r>
         <w:rPr>
           <w:rStyle w:val="Extranjerismo"/>
@@ -13896,6 +14224,7 @@
         </w:rPr>
         <w:t>shirt</w:t>
       </w:r>
+      <w:proofErr w:type="spellEnd"/>
       <w:r>
         <w:rPr>
           <w:b/>
@@ -14004,15 +14333,31 @@
           <w:lang w:val="en-US"/>
         </w:rPr>
       </w:pPr>
-      <w:bookmarkStart w:id="22" w:name="_Toc214033951"/>
+      <w:bookmarkStart w:name="_Toc214033951" w:id="22"/>
+      <w:proofErr w:type="spellStart"/>
       <w:r>
         <w:rPr>
           <w:lang w:val="en-US"/>
         </w:rPr>
         <w:lastRenderedPageBreak/>
-        <w:t>Referencias bibliográficas</w:t>
+        <w:t>Referencias</w:t>
+      </w:r>
+      <w:proofErr w:type="spellEnd"/>
+      <w:r>
+        <w:rPr>
+          <w:lang w:val="en-US"/>
+        </w:rPr>
+        <w:t xml:space="preserve"> </w:t>
+      </w:r>
+      <w:proofErr w:type="spellStart"/>
+      <w:r>
+        <w:rPr>
+          <w:lang w:val="en-US"/>
+        </w:rPr>
+        <w:t>bibliográficas</w:t>
       </w:r>
       <w:bookmarkEnd w:id="22"/>
+      <w:proofErr w:type="spellEnd"/>
     </w:p>
     <w:p>
       <w:pPr>
@@ -14021,7 +14366,7 @@
           <w:rFonts w:eastAsia="Times New Roman" w:cstheme="minorHAnsi"/>
           <w:kern w:val="0"/>
           <w:szCs w:val="28"/>
-          <w:bdr w:val="none" w:sz="0" w:space="0" w:color="auto" w:frame="1"/>
+          <w:bdr w:val="none" w:color="auto" w:sz="0" w:space="0" w:frame="1"/>
           <w:lang w:val="en-US" w:eastAsia="es-CO"/>
           <w14:ligatures w14:val="none"/>
         </w:rPr>
@@ -14031,7 +14376,7 @@
           <w:rFonts w:eastAsia="Times New Roman" w:cstheme="minorHAnsi"/>
           <w:kern w:val="0"/>
           <w:szCs w:val="28"/>
-          <w:bdr w:val="none" w:sz="0" w:space="0" w:color="auto" w:frame="1"/>
+          <w:bdr w:val="none" w:color="auto" w:sz="0" w:space="0" w:frame="1"/>
           <w:lang w:val="en-US" w:eastAsia="es-CO"/>
           <w14:ligatures w14:val="none"/>
         </w:rPr>
@@ -14045,7 +14390,7 @@
           <w:rFonts w:eastAsia="Times New Roman" w:cstheme="minorHAnsi"/>
           <w:kern w:val="0"/>
           <w:szCs w:val="28"/>
-          <w:bdr w:val="none" w:sz="0" w:space="0" w:color="auto" w:frame="1"/>
+          <w:bdr w:val="none" w:color="auto" w:sz="0" w:space="0" w:frame="1"/>
           <w:lang w:val="en-US" w:eastAsia="es-CO"/>
           <w14:ligatures w14:val="none"/>
         </w:rPr>
@@ -14055,7 +14400,7 @@
           <w:rFonts w:eastAsia="Times New Roman" w:cstheme="minorHAnsi"/>
           <w:kern w:val="0"/>
           <w:szCs w:val="28"/>
-          <w:bdr w:val="none" w:sz="0" w:space="0" w:color="auto" w:frame="1"/>
+          <w:bdr w:val="none" w:color="auto" w:sz="0" w:space="0" w:frame="1"/>
           <w:lang w:val="en-US" w:eastAsia="es-CO"/>
           <w14:ligatures w14:val="none"/>
         </w:rPr>
@@ -14069,7 +14414,7 @@
           <w:rFonts w:eastAsia="Times New Roman" w:cstheme="minorHAnsi"/>
           <w:kern w:val="0"/>
           <w:szCs w:val="28"/>
-          <w:bdr w:val="none" w:sz="0" w:space="0" w:color="auto" w:frame="1"/>
+          <w:bdr w:val="none" w:color="auto" w:sz="0" w:space="0" w:frame="1"/>
           <w:lang w:val="en-US" w:eastAsia="es-CO"/>
           <w14:ligatures w14:val="none"/>
         </w:rPr>
@@ -14079,7 +14424,7 @@
           <w:rFonts w:eastAsia="Times New Roman" w:cstheme="minorHAnsi"/>
           <w:kern w:val="0"/>
           <w:szCs w:val="28"/>
-          <w:bdr w:val="none" w:sz="0" w:space="0" w:color="auto" w:frame="1"/>
+          <w:bdr w:val="none" w:color="auto" w:sz="0" w:space="0" w:frame="1"/>
           <w:lang w:val="en-US" w:eastAsia="es-CO"/>
           <w14:ligatures w14:val="none"/>
         </w:rPr>
@@ -14093,7 +14438,7 @@
           <w:rFonts w:eastAsia="Times New Roman" w:cstheme="minorHAnsi"/>
           <w:kern w:val="0"/>
           <w:szCs w:val="28"/>
-          <w:bdr w:val="none" w:sz="0" w:space="0" w:color="auto" w:frame="1"/>
+          <w:bdr w:val="none" w:color="auto" w:sz="0" w:space="0" w:frame="1"/>
           <w:lang w:eastAsia="es-CO"/>
           <w14:ligatures w14:val="none"/>
         </w:rPr>
@@ -14103,153 +14448,157 @@
           <w:rFonts w:eastAsia="Times New Roman" w:cstheme="minorHAnsi"/>
           <w:kern w:val="0"/>
           <w:szCs w:val="28"/>
-          <w:bdr w:val="none" w:sz="0" w:space="0" w:color="auto" w:frame="1"/>
+          <w:bdr w:val="none" w:color="auto" w:sz="0" w:space="0" w:frame="1"/>
           <w:lang w:val="en-US" w:eastAsia="es-CO"/>
           <w14:ligatures w14:val="none"/>
         </w:rPr>
         <w:t xml:space="preserve">Crim, C. H. (2014). Pattern making for kids’ clothes: All you need to know about designing, adapting, and customizing sewing patterns for children’s clothing. </w:t>
       </w:r>
+      <w:proofErr w:type="spellStart"/>
       <w:r>
         <w:rPr>
           <w:rFonts w:eastAsia="Times New Roman" w:cstheme="minorHAnsi"/>
           <w:kern w:val="0"/>
           <w:szCs w:val="28"/>
-          <w:bdr w:val="none" w:sz="0" w:space="0" w:color="auto" w:frame="1"/>
+          <w:bdr w:val="none" w:color="auto" w:sz="0" w:space="0" w:frame="1"/>
           <w:lang w:eastAsia="es-CO"/>
           <w14:ligatures w14:val="none"/>
         </w:rPr>
-        <w:t>Barron’s.</w:t>
-      </w:r>
-    </w:p>
-    <w:p>
-      <w:pPr>
-        <w:ind w:left="709" w:hanging="709"/>
+        <w:t>Barron’s</w:t>
+      </w:r>
+      <w:proofErr w:type="spellEnd"/>
+      <w:r>
         <w:rPr>
           <w:rFonts w:eastAsia="Times New Roman" w:cstheme="minorHAnsi"/>
           <w:kern w:val="0"/>
           <w:szCs w:val="28"/>
-          <w:bdr w:val="none" w:sz="0" w:space="0" w:color="auto" w:frame="1"/>
+          <w:bdr w:val="none" w:color="auto" w:sz="0" w:space="0" w:frame="1"/>
           <w:lang w:eastAsia="es-CO"/>
           <w14:ligatures w14:val="none"/>
         </w:rPr>
-      </w:pPr>
-      <w:r>
+        <w:t>.</w:t>
+      </w:r>
+    </w:p>
+    <w:p>
+      <w:pPr>
+        <w:ind w:left="709" w:hanging="709"/>
         <w:rPr>
           <w:rFonts w:eastAsia="Times New Roman" w:cstheme="minorHAnsi"/>
           <w:kern w:val="0"/>
           <w:szCs w:val="28"/>
-          <w:bdr w:val="none" w:sz="0" w:space="0" w:color="auto" w:frame="1"/>
+          <w:bdr w:val="none" w:color="auto" w:sz="0" w:space="0" w:frame="1"/>
           <w:lang w:eastAsia="es-CO"/>
           <w14:ligatures w14:val="none"/>
         </w:rPr>
-        <w:t>Crim, C. H. (2015). Patronaje de moda para niños: Todo lo que necesita saber para diseñar, adaptar y personalizar los patrones de costura. Promopress.</w:t>
-      </w:r>
-    </w:p>
-    <w:p>
-      <w:pPr>
-        <w:ind w:left="709" w:hanging="709"/>
+      </w:pPr>
+      <w:proofErr w:type="spellStart"/>
+      <w:r>
         <w:rPr>
           <w:rFonts w:eastAsia="Times New Roman" w:cstheme="minorHAnsi"/>
           <w:kern w:val="0"/>
           <w:szCs w:val="28"/>
-          <w:bdr w:val="none" w:sz="0" w:space="0" w:color="auto" w:frame="1"/>
-          <w:lang w:val="en-US" w:eastAsia="es-CO"/>
+          <w:bdr w:val="none" w:color="auto" w:sz="0" w:space="0" w:frame="1"/>
+          <w:lang w:eastAsia="es-CO"/>
           <w14:ligatures w14:val="none"/>
         </w:rPr>
-      </w:pPr>
+        <w:t>Crim</w:t>
+      </w:r>
+      <w:proofErr w:type="spellEnd"/>
       <w:r>
         <w:rPr>
           <w:rFonts w:eastAsia="Times New Roman" w:cstheme="minorHAnsi"/>
           <w:kern w:val="0"/>
           <w:szCs w:val="28"/>
-          <w:bdr w:val="none" w:sz="0" w:space="0" w:color="auto" w:frame="1"/>
+          <w:bdr w:val="none" w:color="auto" w:sz="0" w:space="0" w:frame="1"/>
           <w:lang w:eastAsia="es-CO"/>
           <w14:ligatures w14:val="none"/>
         </w:rPr>
-        <w:t xml:space="preserve">Donnanno, A. (2014). Técnicas de patronaje de prendas infantiles de moda. </w:t>
-      </w:r>
+        <w:t xml:space="preserve">, C. H. (2015). Patronaje de moda para niños: Todo lo que necesita saber para diseñar, adaptar y personalizar los patrones de costura. </w:t>
+      </w:r>
+      <w:proofErr w:type="spellStart"/>
       <w:r>
         <w:rPr>
           <w:rFonts w:eastAsia="Times New Roman" w:cstheme="minorHAnsi"/>
           <w:kern w:val="0"/>
           <w:szCs w:val="28"/>
-          <w:bdr w:val="none" w:sz="0" w:space="0" w:color="auto" w:frame="1"/>
-          <w:lang w:val="en-US" w:eastAsia="es-CO"/>
+          <w:bdr w:val="none" w:color="auto" w:sz="0" w:space="0" w:frame="1"/>
+          <w:lang w:eastAsia="es-CO"/>
           <w14:ligatures w14:val="none"/>
         </w:rPr>
-        <w:t>Promopress.</w:t>
-      </w:r>
-    </w:p>
-    <w:p>
-      <w:pPr>
-        <w:ind w:left="709" w:hanging="709"/>
+        <w:t>Promopress</w:t>
+      </w:r>
+      <w:proofErr w:type="spellEnd"/>
+      <w:r>
         <w:rPr>
           <w:rFonts w:eastAsia="Times New Roman" w:cstheme="minorHAnsi"/>
           <w:kern w:val="0"/>
           <w:szCs w:val="28"/>
-          <w:bdr w:val="none" w:sz="0" w:space="0" w:color="auto" w:frame="1"/>
-          <w:lang w:val="en-US" w:eastAsia="es-CO"/>
+          <w:bdr w:val="none" w:color="auto" w:sz="0" w:space="0" w:frame="1"/>
+          <w:lang w:eastAsia="es-CO"/>
           <w14:ligatures w14:val="none"/>
         </w:rPr>
-      </w:pPr>
-      <w:r>
+        <w:t>.</w:t>
+      </w:r>
+    </w:p>
+    <w:p>
+      <w:pPr>
+        <w:ind w:left="709" w:hanging="709"/>
         <w:rPr>
           <w:rFonts w:eastAsia="Times New Roman" w:cstheme="minorHAnsi"/>
           <w:kern w:val="0"/>
           <w:szCs w:val="28"/>
-          <w:bdr w:val="none" w:sz="0" w:space="0" w:color="auto" w:frame="1"/>
+          <w:bdr w:val="none" w:color="auto" w:sz="0" w:space="0" w:frame="1"/>
           <w:lang w:val="en-US" w:eastAsia="es-CO"/>
           <w14:ligatures w14:val="none"/>
         </w:rPr>
-        <w:t>Donnanno, A. (2021). Fashion patternmaking techniques for children’s clothing: Dresses, shirts, bodysuits, trousers, jackets and coats. Hoaki Books.</w:t>
-      </w:r>
-    </w:p>
-    <w:p>
-      <w:pPr>
-        <w:ind w:left="709" w:hanging="709"/>
+      </w:pPr>
+      <w:proofErr w:type="spellStart"/>
+      <w:r>
         <w:rPr>
           <w:rFonts w:eastAsia="Times New Roman" w:cstheme="minorHAnsi"/>
           <w:kern w:val="0"/>
           <w:szCs w:val="28"/>
-          <w:bdr w:val="none" w:sz="0" w:space="0" w:color="auto" w:frame="1"/>
-          <w:lang w:val="en-US" w:eastAsia="es-CO"/>
+          <w:bdr w:val="none" w:color="auto" w:sz="0" w:space="0" w:frame="1"/>
+          <w:lang w:eastAsia="es-CO"/>
           <w14:ligatures w14:val="none"/>
         </w:rPr>
-      </w:pPr>
+        <w:t>Donnanno</w:t>
+      </w:r>
+      <w:proofErr w:type="spellEnd"/>
       <w:r>
         <w:rPr>
           <w:rFonts w:eastAsia="Times New Roman" w:cstheme="minorHAnsi"/>
           <w:kern w:val="0"/>
           <w:szCs w:val="28"/>
-          <w:bdr w:val="none" w:sz="0" w:space="0" w:color="auto" w:frame="1"/>
-          <w:lang w:val="en-US" w:eastAsia="es-CO"/>
+          <w:bdr w:val="none" w:color="auto" w:sz="0" w:space="0" w:frame="1"/>
+          <w:lang w:eastAsia="es-CO"/>
           <w14:ligatures w14:val="none"/>
         </w:rPr>
-        <w:t>Ebele, L. (2021). Modelagem infantil: Modele. Amoler.</w:t>
-      </w:r>
-    </w:p>
-    <w:p>
-      <w:pPr>
-        <w:ind w:left="709" w:hanging="709"/>
+        <w:t xml:space="preserve">, A. (2014). Técnicas de patronaje de prendas infantiles de moda. </w:t>
+      </w:r>
+      <w:proofErr w:type="spellStart"/>
+      <w:r>
         <w:rPr>
           <w:rFonts w:eastAsia="Times New Roman" w:cstheme="minorHAnsi"/>
           <w:kern w:val="0"/>
           <w:szCs w:val="28"/>
-          <w:bdr w:val="none" w:sz="0" w:space="0" w:color="auto" w:frame="1"/>
+          <w:bdr w:val="none" w:color="auto" w:sz="0" w:space="0" w:frame="1"/>
           <w:lang w:val="en-US" w:eastAsia="es-CO"/>
           <w14:ligatures w14:val="none"/>
         </w:rPr>
-      </w:pPr>
+        <w:t>Promopress</w:t>
+      </w:r>
+      <w:proofErr w:type="spellEnd"/>
       <w:r>
         <w:rPr>
           <w:rFonts w:eastAsia="Times New Roman" w:cstheme="minorHAnsi"/>
           <w:kern w:val="0"/>
           <w:szCs w:val="28"/>
-          <w:bdr w:val="none" w:sz="0" w:space="0" w:color="auto" w:frame="1"/>
+          <w:bdr w:val="none" w:color="auto" w:sz="0" w:space="0" w:frame="1"/>
           <w:lang w:val="en-US" w:eastAsia="es-CO"/>
           <w14:ligatures w14:val="none"/>
         </w:rPr>
-        <w:t>Morgan, P. (1973). Designing and pattern cutting for children’s clothes. B. T. Batsford.</w:t>
+        <w:t>.</w:t>
       </w:r>
     </w:p>
     <w:p>
@@ -14259,7 +14608,7 @@
           <w:rFonts w:eastAsia="Times New Roman" w:cstheme="minorHAnsi"/>
           <w:kern w:val="0"/>
           <w:szCs w:val="28"/>
-          <w:bdr w:val="none" w:sz="0" w:space="0" w:color="auto" w:frame="1"/>
+          <w:bdr w:val="none" w:color="auto" w:sz="0" w:space="0" w:frame="1"/>
           <w:lang w:val="en-US" w:eastAsia="es-CO"/>
           <w14:ligatures w14:val="none"/>
         </w:rPr>
@@ -14269,11 +14618,11 @@
           <w:rFonts w:eastAsia="Times New Roman" w:cstheme="minorHAnsi"/>
           <w:kern w:val="0"/>
           <w:szCs w:val="28"/>
-          <w:bdr w:val="none" w:sz="0" w:space="0" w:color="auto" w:frame="1"/>
+          <w:bdr w:val="none" w:color="auto" w:sz="0" w:space="0" w:frame="1"/>
           <w:lang w:val="en-US" w:eastAsia="es-CO"/>
           <w14:ligatures w14:val="none"/>
         </w:rPr>
-        <w:t>Mukai, M. (2018). Modelagem prática especial infantil. (Autoed.).</w:t>
+        <w:t>Donnanno, A. (2021). Fashion patternmaking techniques for children’s clothing: Dresses, shirts, bodysuits, trousers, jackets and coats. Hoaki Books.</w:t>
       </w:r>
     </w:p>
     <w:p>
@@ -14283,8 +14632,8 @@
           <w:rFonts w:eastAsia="Times New Roman" w:cstheme="minorHAnsi"/>
           <w:kern w:val="0"/>
           <w:szCs w:val="28"/>
-          <w:bdr w:val="none" w:sz="0" w:space="0" w:color="auto" w:frame="1"/>
-          <w:lang w:eastAsia="es-CO"/>
+          <w:bdr w:val="none" w:color="auto" w:sz="0" w:space="0" w:frame="1"/>
+          <w:lang w:val="en-US" w:eastAsia="es-CO"/>
           <w14:ligatures w14:val="none"/>
         </w:rPr>
       </w:pPr>
@@ -14293,76 +14642,329 @@
           <w:rFonts w:eastAsia="Times New Roman" w:cstheme="minorHAnsi"/>
           <w:kern w:val="0"/>
           <w:szCs w:val="28"/>
-          <w:bdr w:val="none" w:sz="0" w:space="0" w:color="auto" w:frame="1"/>
+          <w:bdr w:val="none" w:color="auto" w:sz="0" w:space="0" w:frame="1"/>
           <w:lang w:val="en-US" w:eastAsia="es-CO"/>
           <w14:ligatures w14:val="none"/>
         </w:rPr>
-        <w:t xml:space="preserve">Rohr, M. (1963). Pattern drafting: Children’s garment design. </w:t>
-      </w:r>
+        <w:t xml:space="preserve">Ebele, L. (2021). </w:t>
+      </w:r>
+      <w:proofErr w:type="spellStart"/>
       <w:r>
         <w:rPr>
           <w:rFonts w:eastAsia="Times New Roman" w:cstheme="minorHAnsi"/>
           <w:kern w:val="0"/>
           <w:szCs w:val="28"/>
-          <w:bdr w:val="none" w:sz="0" w:space="0" w:color="auto" w:frame="1"/>
-          <w:lang w:eastAsia="es-CO"/>
+          <w:bdr w:val="none" w:color="auto" w:sz="0" w:space="0" w:frame="1"/>
+          <w:lang w:val="en-US" w:eastAsia="es-CO"/>
           <w14:ligatures w14:val="none"/>
         </w:rPr>
-        <w:t>M. Rohr</w:t>
-      </w:r>
+        <w:t>Modelagem</w:t>
+      </w:r>
+      <w:proofErr w:type="spellEnd"/>
       <w:r>
         <w:rPr>
           <w:rFonts w:eastAsia="Times New Roman" w:cstheme="minorHAnsi"/>
           <w:kern w:val="0"/>
           <w:szCs w:val="28"/>
-          <w:bdr w:val="none" w:sz="0" w:space="0" w:color="auto" w:frame="1"/>
-          <w:lang w:eastAsia="es-CO"/>
+          <w:bdr w:val="none" w:color="auto" w:sz="0" w:space="0" w:frame="1"/>
+          <w:lang w:val="en-US" w:eastAsia="es-CO"/>
           <w14:ligatures w14:val="none"/>
         </w:rPr>
-        <w:t>.</w:t>
-      </w:r>
+        <w:t xml:space="preserve"> </w:t>
+      </w:r>
+      <w:proofErr w:type="spellStart"/>
       <w:r>
         <w:rPr>
           <w:rFonts w:eastAsia="Times New Roman" w:cstheme="minorHAnsi"/>
           <w:kern w:val="0"/>
           <w:szCs w:val="28"/>
-          <w:bdr w:val="none" w:sz="0" w:space="0" w:color="auto" w:frame="1"/>
-          <w:lang w:eastAsia="es-CO"/>
+          <w:bdr w:val="none" w:color="auto" w:sz="0" w:space="0" w:frame="1"/>
+          <w:lang w:val="en-US" w:eastAsia="es-CO"/>
           <w14:ligatures w14:val="none"/>
         </w:rPr>
-        <w:t xml:space="preserve"> </w:t>
-      </w:r>
+        <w:t>infantil</w:t>
+      </w:r>
+      <w:proofErr w:type="spellEnd"/>
       <w:r>
         <w:rPr>
           <w:rFonts w:eastAsia="Times New Roman" w:cstheme="minorHAnsi"/>
           <w:kern w:val="0"/>
           <w:szCs w:val="28"/>
-          <w:bdr w:val="none" w:sz="0" w:space="0" w:color="auto" w:frame="1"/>
-          <w:lang w:eastAsia="es-CO"/>
+          <w:bdr w:val="none" w:color="auto" w:sz="0" w:space="0" w:frame="1"/>
+          <w:lang w:val="en-US" w:eastAsia="es-CO"/>
           <w14:ligatures w14:val="none"/>
         </w:rPr>
-        <w:t xml:space="preserve"> </w:t>
-      </w:r>
-    </w:p>
-    <w:p>
-      <w:pPr>
-        <w:spacing w:before="0" w:after="160" w:line="259" w:lineRule="auto"/>
-        <w:ind w:firstLine="0"/>
+        <w:t xml:space="preserve">: </w:t>
+      </w:r>
+      <w:proofErr w:type="spellStart"/>
+      <w:r>
         <w:rPr>
           <w:rFonts w:eastAsia="Times New Roman" w:cstheme="minorHAnsi"/>
           <w:kern w:val="0"/>
           <w:szCs w:val="28"/>
-          <w:bdr w:val="none" w:sz="0" w:space="0" w:color="auto" w:frame="1"/>
-          <w:lang w:eastAsia="es-CO"/>
+          <w:bdr w:val="none" w:color="auto" w:sz="0" w:space="0" w:frame="1"/>
+          <w:lang w:val="en-US" w:eastAsia="es-CO"/>
           <w14:ligatures w14:val="none"/>
         </w:rPr>
-      </w:pPr>
+        <w:t>Modele</w:t>
+      </w:r>
+      <w:proofErr w:type="spellEnd"/>
       <w:r>
         <w:rPr>
           <w:rFonts w:eastAsia="Times New Roman" w:cstheme="minorHAnsi"/>
           <w:kern w:val="0"/>
           <w:szCs w:val="28"/>
-          <w:bdr w:val="none" w:sz="0" w:space="0" w:color="auto" w:frame="1"/>
+          <w:bdr w:val="none" w:color="auto" w:sz="0" w:space="0" w:frame="1"/>
+          <w:lang w:val="en-US" w:eastAsia="es-CO"/>
+          <w14:ligatures w14:val="none"/>
+        </w:rPr>
+        <w:t xml:space="preserve">. </w:t>
+      </w:r>
+      <w:proofErr w:type="spellStart"/>
+      <w:r>
+        <w:rPr>
+          <w:rFonts w:eastAsia="Times New Roman" w:cstheme="minorHAnsi"/>
+          <w:kern w:val="0"/>
+          <w:szCs w:val="28"/>
+          <w:bdr w:val="none" w:color="auto" w:sz="0" w:space="0" w:frame="1"/>
+          <w:lang w:val="en-US" w:eastAsia="es-CO"/>
+          <w14:ligatures w14:val="none"/>
+        </w:rPr>
+        <w:t>Amoler</w:t>
+      </w:r>
+      <w:proofErr w:type="spellEnd"/>
+      <w:r>
+        <w:rPr>
+          <w:rFonts w:eastAsia="Times New Roman" w:cstheme="minorHAnsi"/>
+          <w:kern w:val="0"/>
+          <w:szCs w:val="28"/>
+          <w:bdr w:val="none" w:color="auto" w:sz="0" w:space="0" w:frame="1"/>
+          <w:lang w:val="en-US" w:eastAsia="es-CO"/>
+          <w14:ligatures w14:val="none"/>
+        </w:rPr>
+        <w:t>.</w:t>
+      </w:r>
+    </w:p>
+    <w:p>
+      <w:pPr>
+        <w:ind w:left="709" w:hanging="709"/>
+        <w:rPr>
+          <w:rFonts w:eastAsia="Times New Roman" w:cstheme="minorHAnsi"/>
+          <w:kern w:val="0"/>
+          <w:szCs w:val="28"/>
+          <w:bdr w:val="none" w:color="auto" w:sz="0" w:space="0" w:frame="1"/>
+          <w:lang w:val="en-US" w:eastAsia="es-CO"/>
+          <w14:ligatures w14:val="none"/>
+        </w:rPr>
+      </w:pPr>
+      <w:r>
+        <w:rPr>
+          <w:rFonts w:eastAsia="Times New Roman" w:cstheme="minorHAnsi"/>
+          <w:kern w:val="0"/>
+          <w:szCs w:val="28"/>
+          <w:bdr w:val="none" w:color="auto" w:sz="0" w:space="0" w:frame="1"/>
+          <w:lang w:val="en-US" w:eastAsia="es-CO"/>
+          <w14:ligatures w14:val="none"/>
+        </w:rPr>
+        <w:t>Morgan, P. (1973). Designing and pattern cutting for children’s clothes. B. T. Batsford.</w:t>
+      </w:r>
+    </w:p>
+    <w:p>
+      <w:pPr>
+        <w:ind w:left="709" w:hanging="709"/>
+        <w:rPr>
+          <w:rFonts w:eastAsia="Times New Roman" w:cstheme="minorHAnsi"/>
+          <w:kern w:val="0"/>
+          <w:szCs w:val="28"/>
+          <w:bdr w:val="none" w:color="auto" w:sz="0" w:space="0" w:frame="1"/>
+          <w:lang w:val="en-US" w:eastAsia="es-CO"/>
+          <w14:ligatures w14:val="none"/>
+        </w:rPr>
+      </w:pPr>
+      <w:r>
+        <w:rPr>
+          <w:rFonts w:eastAsia="Times New Roman" w:cstheme="minorHAnsi"/>
+          <w:kern w:val="0"/>
+          <w:szCs w:val="28"/>
+          <w:bdr w:val="none" w:color="auto" w:sz="0" w:space="0" w:frame="1"/>
+          <w:lang w:val="en-US" w:eastAsia="es-CO"/>
+          <w14:ligatures w14:val="none"/>
+        </w:rPr>
+        <w:t xml:space="preserve">Mukai, M. (2018). </w:t>
+      </w:r>
+      <w:proofErr w:type="spellStart"/>
+      <w:r>
+        <w:rPr>
+          <w:rFonts w:eastAsia="Times New Roman" w:cstheme="minorHAnsi"/>
+          <w:kern w:val="0"/>
+          <w:szCs w:val="28"/>
+          <w:bdr w:val="none" w:color="auto" w:sz="0" w:space="0" w:frame="1"/>
+          <w:lang w:val="en-US" w:eastAsia="es-CO"/>
+          <w14:ligatures w14:val="none"/>
+        </w:rPr>
+        <w:t>Modelagem</w:t>
+      </w:r>
+      <w:proofErr w:type="spellEnd"/>
+      <w:r>
+        <w:rPr>
+          <w:rFonts w:eastAsia="Times New Roman" w:cstheme="minorHAnsi"/>
+          <w:kern w:val="0"/>
+          <w:szCs w:val="28"/>
+          <w:bdr w:val="none" w:color="auto" w:sz="0" w:space="0" w:frame="1"/>
+          <w:lang w:val="en-US" w:eastAsia="es-CO"/>
+          <w14:ligatures w14:val="none"/>
+        </w:rPr>
+        <w:t xml:space="preserve"> </w:t>
+      </w:r>
+      <w:proofErr w:type="spellStart"/>
+      <w:r>
+        <w:rPr>
+          <w:rFonts w:eastAsia="Times New Roman" w:cstheme="minorHAnsi"/>
+          <w:kern w:val="0"/>
+          <w:szCs w:val="28"/>
+          <w:bdr w:val="none" w:color="auto" w:sz="0" w:space="0" w:frame="1"/>
+          <w:lang w:val="en-US" w:eastAsia="es-CO"/>
+          <w14:ligatures w14:val="none"/>
+        </w:rPr>
+        <w:t>prática</w:t>
+      </w:r>
+      <w:proofErr w:type="spellEnd"/>
+      <w:r>
+        <w:rPr>
+          <w:rFonts w:eastAsia="Times New Roman" w:cstheme="minorHAnsi"/>
+          <w:kern w:val="0"/>
+          <w:szCs w:val="28"/>
+          <w:bdr w:val="none" w:color="auto" w:sz="0" w:space="0" w:frame="1"/>
+          <w:lang w:val="en-US" w:eastAsia="es-CO"/>
+          <w14:ligatures w14:val="none"/>
+        </w:rPr>
+        <w:t xml:space="preserve"> especial </w:t>
+      </w:r>
+      <w:proofErr w:type="spellStart"/>
+      <w:r>
+        <w:rPr>
+          <w:rFonts w:eastAsia="Times New Roman" w:cstheme="minorHAnsi"/>
+          <w:kern w:val="0"/>
+          <w:szCs w:val="28"/>
+          <w:bdr w:val="none" w:color="auto" w:sz="0" w:space="0" w:frame="1"/>
+          <w:lang w:val="en-US" w:eastAsia="es-CO"/>
+          <w14:ligatures w14:val="none"/>
+        </w:rPr>
+        <w:t>infantil</w:t>
+      </w:r>
+      <w:proofErr w:type="spellEnd"/>
+      <w:r>
+        <w:rPr>
+          <w:rFonts w:eastAsia="Times New Roman" w:cstheme="minorHAnsi"/>
+          <w:kern w:val="0"/>
+          <w:szCs w:val="28"/>
+          <w:bdr w:val="none" w:color="auto" w:sz="0" w:space="0" w:frame="1"/>
+          <w:lang w:val="en-US" w:eastAsia="es-CO"/>
+          <w14:ligatures w14:val="none"/>
+        </w:rPr>
+        <w:t>. (Autoed.).</w:t>
+      </w:r>
+    </w:p>
+    <w:p>
+      <w:pPr>
+        <w:ind w:left="709" w:hanging="709"/>
+        <w:rPr>
+          <w:rFonts w:eastAsia="Times New Roman" w:cstheme="minorHAnsi"/>
+          <w:kern w:val="0"/>
+          <w:szCs w:val="28"/>
+          <w:bdr w:val="none" w:color="auto" w:sz="0" w:space="0" w:frame="1"/>
+          <w:lang w:eastAsia="es-CO"/>
+          <w14:ligatures w14:val="none"/>
+        </w:rPr>
+      </w:pPr>
+      <w:r>
+        <w:rPr>
+          <w:rFonts w:eastAsia="Times New Roman" w:cstheme="minorHAnsi"/>
+          <w:kern w:val="0"/>
+          <w:szCs w:val="28"/>
+          <w:bdr w:val="none" w:color="auto" w:sz="0" w:space="0" w:frame="1"/>
+          <w:lang w:val="en-US" w:eastAsia="es-CO"/>
+          <w14:ligatures w14:val="none"/>
+        </w:rPr>
+        <w:t xml:space="preserve">Rohr, M. (1963). Pattern drafting: Children’s garment design. </w:t>
+      </w:r>
+      <w:r>
+        <w:rPr>
+          <w:rFonts w:eastAsia="Times New Roman" w:cstheme="minorHAnsi"/>
+          <w:kern w:val="0"/>
+          <w:szCs w:val="28"/>
+          <w:bdr w:val="none" w:color="auto" w:sz="0" w:space="0" w:frame="1"/>
+          <w:lang w:eastAsia="es-CO"/>
+          <w14:ligatures w14:val="none"/>
+        </w:rPr>
+        <w:t xml:space="preserve">M. </w:t>
+      </w:r>
+      <w:proofErr w:type="spellStart"/>
+      <w:r>
+        <w:rPr>
+          <w:rFonts w:eastAsia="Times New Roman" w:cstheme="minorHAnsi"/>
+          <w:kern w:val="0"/>
+          <w:szCs w:val="28"/>
+          <w:bdr w:val="none" w:color="auto" w:sz="0" w:space="0" w:frame="1"/>
+          <w:lang w:eastAsia="es-CO"/>
+          <w14:ligatures w14:val="none"/>
+        </w:rPr>
+        <w:t>Rohr</w:t>
+      </w:r>
+      <w:proofErr w:type="spellEnd"/>
+      <w:r>
+        <w:rPr>
+          <w:rFonts w:eastAsia="Times New Roman" w:cstheme="minorHAnsi"/>
+          <w:kern w:val="0"/>
+          <w:szCs w:val="28"/>
+          <w:bdr w:val="none" w:color="auto" w:sz="0" w:space="0" w:frame="1"/>
+          <w:lang w:eastAsia="es-CO"/>
+          <w14:ligatures w14:val="none"/>
+        </w:rPr>
+        <w:t>.</w:t>
+      </w:r>
+      <w:r>
+        <w:rPr>
+          <w:rFonts w:eastAsia="Times New Roman" w:cstheme="minorHAnsi"/>
+          <w:kern w:val="0"/>
+          <w:szCs w:val="28"/>
+          <w:bdr w:val="none" w:color="auto" w:sz="0" w:space="0" w:frame="1"/>
+          <w:lang w:eastAsia="es-CO"/>
+          <w14:ligatures w14:val="none"/>
+        </w:rPr>
+        <w:t xml:space="preserve"> </w:t>
+      </w:r>
+      <w:r>
+        <w:rPr>
+          <w:rFonts w:eastAsia="Times New Roman" w:cstheme="minorHAnsi"/>
+          <w:kern w:val="0"/>
+          <w:szCs w:val="28"/>
+          <w:bdr w:val="none" w:color="auto" w:sz="0" w:space="0" w:frame="1"/>
+          <w:lang w:eastAsia="es-CO"/>
+          <w14:ligatures w14:val="none"/>
+        </w:rPr>
+        <w:t xml:space="preserve"> </w:t>
+      </w:r>
+    </w:p>
+    <w:p>
+      <w:pPr>
+        <w:spacing w:before="0" w:after="160" w:line="259" w:lineRule="auto"/>
+        <w:ind w:firstLine="0"/>
+        <w:rPr>
+          <w:rFonts w:eastAsia="Times New Roman" w:cstheme="minorHAnsi"/>
+          <w:kern w:val="0"/>
+          <w:szCs w:val="28"/>
+          <w:bdr w:val="none" w:color="auto" w:sz="0" w:space="0" w:frame="1"/>
+          <w:lang w:eastAsia="es-CO"/>
+          <w14:ligatures w14:val="none"/>
+        </w:rPr>
+      </w:pPr>
+      <w:r>
+        <w:rPr>
+          <w:rFonts w:eastAsia="Times New Roman" w:cstheme="minorHAnsi"/>
+          <w:kern w:val="0"/>
+          <w:szCs w:val="28"/>
+          <w:bdr w:val="none" w:color="auto" w:sz="0" w:space="0" w:frame="1"/>
           <w:lang w:eastAsia="es-CO"/>
           <w14:ligatures w14:val="none"/>
         </w:rPr>
@@ -14378,7 +14980,7 @@
         </w:numPr>
         <w:ind w:left="709"/>
       </w:pPr>
-      <w:bookmarkStart w:id="23" w:name="_Toc214033952"/>
+      <w:bookmarkStart w:name="_Toc214033952" w:id="23"/>
       <w:r>
         <w:lastRenderedPageBreak/>
         <w:t>Créditos</w:t>
@@ -14463,8 +15065,13 @@
             <w:pPr>
               <w:pStyle w:val="TextoTablas"/>
             </w:pPr>
-            <w:r>
-              <w:t>Milady Tatiana Villamil Castellanos</w:t>
+            <w:proofErr w:type="spellStart"/>
+            <w:r>
+              <w:t>Milady</w:t>
+            </w:r>
+            <w:proofErr w:type="spellEnd"/>
+            <w:r>
+              <w:t xml:space="preserve"> Tatiana Villamil Castellanos</w:t>
             </w:r>
           </w:p>
         </w:tc>
@@ -14715,8 +15322,13 @@
             <w:pPr>
               <w:pStyle w:val="TextoTablas"/>
             </w:pPr>
-            <w:r>
-              <w:t>Lillibeth Liseth Celis Pardo</w:t>
+            <w:proofErr w:type="spellStart"/>
+            <w:r>
+              <w:t>Lillibeth</w:t>
+            </w:r>
+            <w:proofErr w:type="spellEnd"/>
+            <w:r>
+              <w:t xml:space="preserve"> Liseth Celis Pardo</w:t>
             </w:r>
           </w:p>
         </w:tc>
@@ -14769,8 +15381,13 @@
             <w:pPr>
               <w:pStyle w:val="TextoTablas"/>
             </w:pPr>
-            <w:r>
-              <w:t>Pedro Alonso Bolivar Gonzalez</w:t>
+            <w:proofErr w:type="spellStart"/>
+            <w:r>
+              <w:t>Maria</w:t>
+            </w:r>
+            <w:proofErr w:type="spellEnd"/>
+            <w:r>
+              <w:t xml:space="preserve"> Alejandra Vera Briceño</w:t>
             </w:r>
           </w:p>
         </w:tc>
@@ -14783,13 +15400,19 @@
               <w:pStyle w:val="TextoTablas"/>
             </w:pPr>
             <w:r>
-              <w:t xml:space="preserve">Desarrollador </w:t>
-            </w:r>
-            <w:r>
-              <w:rPr>
-                <w:rStyle w:val="Extranjerismo"/>
-              </w:rPr>
-              <w:t>full stack</w:t>
+              <w:t>Animador</w:t>
+            </w:r>
+            <w:r>
+              <w:t>a</w:t>
+            </w:r>
+            <w:r>
+              <w:t xml:space="preserve"> y productor</w:t>
+            </w:r>
+            <w:r>
+              <w:t>a</w:t>
+            </w:r>
+            <w:r>
+              <w:t xml:space="preserve"> multimedia</w:t>
             </w:r>
           </w:p>
         </w:tc>
@@ -14820,7 +15443,7 @@
               <w:pStyle w:val="TextoTablas"/>
             </w:pPr>
             <w:r>
-              <w:t>Maria Alejandra Vera Briceño</w:t>
+              <w:t>Erika Daniela Manrique Rueda</w:t>
             </w:r>
           </w:p>
         </w:tc>
@@ -14833,19 +15456,7 @@
               <w:pStyle w:val="TextoTablas"/>
             </w:pPr>
             <w:r>
-              <w:t>Animador</w:t>
-            </w:r>
-            <w:r>
-              <w:t>a</w:t>
-            </w:r>
-            <w:r>
-              <w:t xml:space="preserve"> y productor</w:t>
-            </w:r>
-            <w:r>
-              <w:t>a</w:t>
-            </w:r>
-            <w:r>
-              <w:t xml:space="preserve"> multimedia</w:t>
+              <w:t>Validadora y vinculadora de recursos educativos digitales</w:t>
             </w:r>
           </w:p>
         </w:tc>
@@ -14877,50 +15488,6 @@
               <w:pStyle w:val="TextoTablas"/>
             </w:pPr>
             <w:r>
-              <w:t>Erika Daniela Manrique Rueda</w:t>
-            </w:r>
-          </w:p>
-        </w:tc>
-        <w:tc>
-          <w:tcPr>
-            <w:tcW w:w="3139" w:type="dxa"/>
-          </w:tcPr>
-          <w:p>
-            <w:pPr>
-              <w:pStyle w:val="TextoTablas"/>
-            </w:pPr>
-            <w:r>
-              <w:t>Validadora y vinculadora de recursos educativos digitales</w:t>
-            </w:r>
-          </w:p>
-        </w:tc>
-        <w:tc>
-          <w:tcPr>
-            <w:tcW w:w="3821" w:type="dxa"/>
-          </w:tcPr>
-          <w:p>
-            <w:pPr>
-              <w:pStyle w:val="TextoTablas"/>
-            </w:pPr>
-            <w:r>
-              <w:t>Centro Agroturístico - Regional Santander</w:t>
-            </w:r>
-          </w:p>
-        </w:tc>
-      </w:tr>
-      <w:tr>
-        <w:trPr>
-          <w:trHeight w:val="852"/>
-        </w:trPr>
-        <w:tc>
-          <w:tcPr>
-            <w:tcW w:w="2724" w:type="dxa"/>
-          </w:tcPr>
-          <w:p>
-            <w:pPr>
-              <w:pStyle w:val="TextoTablas"/>
-            </w:pPr>
-            <w:r>
               <w:t>Andrea Ardila Chaparro</w:t>
             </w:r>
           </w:p>
@@ -14975,7 +15542,7 @@
     <w:sectPr>
       <w:headerReference w:type="default" r:id="rId50"/>
       <w:footerReference w:type="default" r:id="rId51"/>
-      <w:pgSz w:w="12240" w:h="15840"/>
+      <w:pgSz w:w="12240" w:h="15840" w:orient="portrait"/>
       <w:pgMar w:top="1701" w:right="1134" w:bottom="1134" w:left="1134" w:header="709" w:footer="737" w:gutter="0"/>
       <w:pgNumType w:start="1"/>
       <w:cols w:space="708"/>
@@ -15098,7 +15665,7 @@
 </file>
 
 <file path=word/header1.xml><?xml version="1.0" encoding="utf-8"?>
-<w:hdr xmlns:wpc="http://schemas.microsoft.com/office/word/2010/wordprocessingCanvas" xmlns:cx="http://schemas.microsoft.com/office/drawing/2014/chartex" xmlns:cx1="http://schemas.microsoft.com/office/drawing/2015/9/8/chartex" xmlns:cx2="http://schemas.microsoft.com/office/drawing/2015/10/21/chartex" xmlns:cx3="http://schemas.microsoft.com/office/drawing/2016/5/9/chartex" xmlns:cx4="http://schemas.microsoft.com/office/drawing/2016/5/10/chartex" xmlns:cx5="http://schemas.microsoft.com/office/drawing/2016/5/11/chartex" xmlns:cx6="http://schemas.microsoft.com/office/drawing/2016/5/12/chartex" xmlns:cx7="http://schemas.microsoft.com/office/drawing/2016/5/13/chartex" xmlns:cx8="http://schemas.microsoft.com/office/drawing/2016/5/14/chartex" xmlns:mc="http://schemas.openxmlformats.org/markup-compatibility/2006" xmlns:aink="http://schemas.microsoft.com/office/drawing/2016/ink" xmlns:am3d="http://schemas.microsoft.com/office/drawing/2017/model3d" xmlns:o="urn:schemas-microsoft-com:office:office" xmlns:oel="http://schemas.microsoft.com/office/2019/extlst" xmlns:r="http://schemas.openxmlformats.org/officeDocument/2006/relationships" xmlns:m="http://schemas.openxmlformats.org/officeDocument/2006/math" xmlns:v="urn:schemas-microsoft-com:vml" xmlns:wp14="http://schemas.microsoft.com/office/word/2010/wordprocessingDrawing" xmlns:wp="http://schemas.openxmlformats.org/drawingml/2006/wordprocessingDrawing" xmlns:w10="urn:schemas-microsoft-com:office:word" xmlns:w="http://schemas.openxmlformats.org/wordprocessingml/2006/main" xmlns:w14="http://schemas.microsoft.com/office/word/2010/wordml" xmlns:w15="http://schemas.microsoft.com/office/word/2012/wordml" xmlns:w16cex="http://schemas.microsoft.com/office/word/2018/wordml/cex" xmlns:w16cid="http://schemas.microsoft.com/office/word/2016/wordml/cid" xmlns:w16="http://schemas.microsoft.com/office/word/2018/wordml" xmlns:w16du="http://schemas.microsoft.com/office/word/2023/wordml/word16du" xmlns:w16sdtdh="http://schemas.microsoft.com/office/word/2020/wordml/sdtdatahash" xmlns:w16sdtfl="http://schemas.microsoft.com/office/word/2024/wordml/sdtformatlock" xmlns:w16se="http://schemas.microsoft.com/office/word/2015/wordml/symex" xmlns:wpg="http://schemas.microsoft.com/office/word/2010/wordprocessingGroup" xmlns:wpi="http://schemas.microsoft.com/office/word/2010/wordprocessingInk" xmlns:wne="http://schemas.microsoft.com/office/word/2006/wordml" xmlns:wps="http://schemas.microsoft.com/office/word/2010/wordprocessingShape" mc:Ignorable="w14 w15 w16se w16cid w16 w16cex w16sdtdh w16sdtfl w16du wp14">
+<w:hdr xmlns:wpc="http://schemas.microsoft.com/office/word/2010/wordprocessingCanvas" xmlns:cx="http://schemas.microsoft.com/office/drawing/2014/chartex" xmlns:cx1="http://schemas.microsoft.com/office/drawing/2015/9/8/chartex" xmlns:cx2="http://schemas.microsoft.com/office/drawing/2015/10/21/chartex" xmlns:cx3="http://schemas.microsoft.com/office/drawing/2016/5/9/chartex" xmlns:cx4="http://schemas.microsoft.com/office/drawing/2016/5/10/chartex" xmlns:cx5="http://schemas.microsoft.com/office/drawing/2016/5/11/chartex" xmlns:cx6="http://schemas.microsoft.com/office/drawing/2016/5/12/chartex" xmlns:cx7="http://schemas.microsoft.com/office/drawing/2016/5/13/chartex" xmlns:cx8="http://schemas.microsoft.com/office/drawing/2016/5/14/chartex" xmlns:mc="http://schemas.openxmlformats.org/markup-compatibility/2006" xmlns:aink="http://schemas.microsoft.com/office/drawing/2016/ink" xmlns:am3d="http://schemas.microsoft.com/office/drawing/2017/model3d" xmlns:o="urn:schemas-microsoft-com:office:office" xmlns:oel="http://schemas.microsoft.com/office/2019/extlst" xmlns:r="http://schemas.openxmlformats.org/officeDocument/2006/relationships" xmlns:m="http://schemas.openxmlformats.org/officeDocument/2006/math" xmlns:v="urn:schemas-microsoft-com:vml" xmlns:wp14="http://schemas.microsoft.com/office/word/2010/wordprocessingDrawing" xmlns:wp="http://schemas.openxmlformats.org/drawingml/2006/wordprocessingDrawing" xmlns:w10="urn:schemas-microsoft-com:office:word" xmlns:w="http://schemas.openxmlformats.org/wordprocessingml/2006/main" xmlns:w14="http://schemas.microsoft.com/office/word/2010/wordml" xmlns:w15="http://schemas.microsoft.com/office/word/2012/wordml" xmlns:w16cex="http://schemas.microsoft.com/office/word/2018/wordml/cex" xmlns:w16cid="http://schemas.microsoft.com/office/word/2016/wordml/cid" xmlns:w16="http://schemas.microsoft.com/office/word/2018/wordml" xmlns:w16du="http://schemas.microsoft.com/office/word/2023/wordml/word16du" xmlns:w16sdtdh="http://schemas.microsoft.com/office/word/2020/wordml/sdtdatahash" xmlns:w16sdtfl="http://schemas.microsoft.com/office/word/2024/wordml/sdtformatlock" xmlns:w16se="http://schemas.microsoft.com/office/word/2015/wordml/symex" xmlns:wpg="http://schemas.microsoft.com/office/word/2010/wordprocessingGroup" xmlns:wpi="http://schemas.microsoft.com/office/word/2010/wordprocessingInk" xmlns:wne="http://schemas.microsoft.com/office/word/2006/wordml" xmlns:wps="http://schemas.microsoft.com/office/word/2010/wordprocessingShape" xmlns:a="http://schemas.openxmlformats.org/drawingml/2006/main" xmlns:adec="http://schemas.microsoft.com/office/drawing/2017/decorative" xmlns:pic="http://schemas.openxmlformats.org/drawingml/2006/picture" xmlns:a14="http://schemas.microsoft.com/office/drawing/2010/main" xmlns:asvg="http://schemas.microsoft.com/office/drawing/2016/SVG/main" mc:Ignorable="w14 w15 w16se w16cid w16 w16cex w16sdtdh w16sdtfl w16du wp14">
   <w:p>
     <w:pPr>
       <w:pStyle w:val="Encabezado"/>
@@ -15202,7 +15769,7 @@
         <w:ind w:left="360" w:hanging="360"/>
       </w:pPr>
       <w:rPr>
-        <w:rFonts w:ascii="Symbol" w:hAnsi="Symbol" w:hint="default"/>
+        <w:rFonts w:hint="default" w:ascii="Symbol" w:hAnsi="Symbol"/>
       </w:rPr>
     </w:lvl>
   </w:abstractNum>
@@ -15219,7 +15786,7 @@
         <w:ind w:left="2858" w:hanging="360"/>
       </w:pPr>
       <w:rPr>
-        <w:rFonts w:ascii="Courier New" w:hAnsi="Courier New" w:cs="Courier New" w:hint="default"/>
+        <w:rFonts w:hint="default" w:ascii="Courier New" w:hAnsi="Courier New" w:cs="Courier New"/>
         <w:b w:val="0"/>
         <w:bCs w:val="0"/>
       </w:rPr>
@@ -15233,7 +15800,7 @@
         <w:ind w:left="1429" w:hanging="360"/>
       </w:pPr>
       <w:rPr>
-        <w:rFonts w:ascii="Symbol" w:hAnsi="Symbol" w:hint="default"/>
+        <w:rFonts w:hint="default" w:ascii="Symbol" w:hAnsi="Symbol"/>
       </w:rPr>
     </w:lvl>
     <w:lvl w:ilvl="2" w:tplc="080A0005" w:tentative="1">
@@ -15245,7 +15812,7 @@
         <w:ind w:left="2869" w:hanging="360"/>
       </w:pPr>
       <w:rPr>
-        <w:rFonts w:ascii="Wingdings" w:hAnsi="Wingdings" w:hint="default"/>
+        <w:rFonts w:hint="default" w:ascii="Wingdings" w:hAnsi="Wingdings"/>
       </w:rPr>
     </w:lvl>
     <w:lvl w:ilvl="3" w:tplc="080A0001" w:tentative="1">
@@ -15257,7 +15824,7 @@
         <w:ind w:left="3589" w:hanging="360"/>
       </w:pPr>
       <w:rPr>
-        <w:rFonts w:ascii="Symbol" w:hAnsi="Symbol" w:hint="default"/>
+        <w:rFonts w:hint="default" w:ascii="Symbol" w:hAnsi="Symbol"/>
       </w:rPr>
     </w:lvl>
     <w:lvl w:ilvl="4" w:tplc="080A0003" w:tentative="1">
@@ -15269,7 +15836,7 @@
         <w:ind w:left="4309" w:hanging="360"/>
       </w:pPr>
       <w:rPr>
-        <w:rFonts w:ascii="Courier New" w:hAnsi="Courier New" w:cs="Courier New" w:hint="default"/>
+        <w:rFonts w:hint="default" w:ascii="Courier New" w:hAnsi="Courier New" w:cs="Courier New"/>
       </w:rPr>
     </w:lvl>
     <w:lvl w:ilvl="5" w:tplc="080A0005" w:tentative="1">
@@ -15281,7 +15848,7 @@
         <w:ind w:left="5029" w:hanging="360"/>
       </w:pPr>
       <w:rPr>
-        <w:rFonts w:ascii="Wingdings" w:hAnsi="Wingdings" w:hint="default"/>
+        <w:rFonts w:hint="default" w:ascii="Wingdings" w:hAnsi="Wingdings"/>
       </w:rPr>
     </w:lvl>
     <w:lvl w:ilvl="6" w:tplc="080A0001" w:tentative="1">
@@ -15293,7 +15860,7 @@
         <w:ind w:left="5749" w:hanging="360"/>
       </w:pPr>
       <w:rPr>
-        <w:rFonts w:ascii="Symbol" w:hAnsi="Symbol" w:hint="default"/>
+        <w:rFonts w:hint="default" w:ascii="Symbol" w:hAnsi="Symbol"/>
       </w:rPr>
     </w:lvl>
     <w:lvl w:ilvl="7" w:tplc="080A0003" w:tentative="1">
@@ -15305,7 +15872,7 @@
         <w:ind w:left="6469" w:hanging="360"/>
       </w:pPr>
       <w:rPr>
-        <w:rFonts w:ascii="Courier New" w:hAnsi="Courier New" w:cs="Courier New" w:hint="default"/>
+        <w:rFonts w:hint="default" w:ascii="Courier New" w:hAnsi="Courier New" w:cs="Courier New"/>
       </w:rPr>
     </w:lvl>
     <w:lvl w:ilvl="8" w:tplc="080A0005" w:tentative="1">
@@ -15317,7 +15884,7 @@
         <w:ind w:left="7189" w:hanging="360"/>
       </w:pPr>
       <w:rPr>
-        <w:rFonts w:ascii="Wingdings" w:hAnsi="Wingdings" w:hint="default"/>
+        <w:rFonts w:hint="default" w:ascii="Wingdings" w:hAnsi="Wingdings"/>
       </w:rPr>
     </w:lvl>
   </w:abstractNum>
@@ -15424,7 +15991,7 @@
         <w:ind w:left="1429" w:hanging="360"/>
       </w:pPr>
       <w:rPr>
-        <w:rFonts w:ascii="Symbol" w:hAnsi="Symbol" w:hint="default"/>
+        <w:rFonts w:hint="default" w:ascii="Symbol" w:hAnsi="Symbol"/>
       </w:rPr>
     </w:lvl>
     <w:lvl w:ilvl="1" w:tplc="080A0003" w:tentative="1">
@@ -15436,7 +16003,7 @@
         <w:ind w:left="2149" w:hanging="360"/>
       </w:pPr>
       <w:rPr>
-        <w:rFonts w:ascii="Courier New" w:hAnsi="Courier New" w:cs="Courier New" w:hint="default"/>
+        <w:rFonts w:hint="default" w:ascii="Courier New" w:hAnsi="Courier New" w:cs="Courier New"/>
       </w:rPr>
     </w:lvl>
     <w:lvl w:ilvl="2" w:tplc="080A0005" w:tentative="1">
@@ -15448,7 +16015,7 @@
         <w:ind w:left="2869" w:hanging="360"/>
       </w:pPr>
       <w:rPr>
-        <w:rFonts w:ascii="Wingdings" w:hAnsi="Wingdings" w:hint="default"/>
+        <w:rFonts w:hint="default" w:ascii="Wingdings" w:hAnsi="Wingdings"/>
       </w:rPr>
     </w:lvl>
     <w:lvl w:ilvl="3" w:tplc="080A0001" w:tentative="1">
@@ -15460,7 +16027,7 @@
         <w:ind w:left="3589" w:hanging="360"/>
       </w:pPr>
       <w:rPr>
-        <w:rFonts w:ascii="Symbol" w:hAnsi="Symbol" w:hint="default"/>
+        <w:rFonts w:hint="default" w:ascii="Symbol" w:hAnsi="Symbol"/>
       </w:rPr>
     </w:lvl>
     <w:lvl w:ilvl="4" w:tplc="080A0003" w:tentative="1">
@@ -15472,7 +16039,7 @@
         <w:ind w:left="4309" w:hanging="360"/>
       </w:pPr>
       <w:rPr>
-        <w:rFonts w:ascii="Courier New" w:hAnsi="Courier New" w:cs="Courier New" w:hint="default"/>
+        <w:rFonts w:hint="default" w:ascii="Courier New" w:hAnsi="Courier New" w:cs="Courier New"/>
       </w:rPr>
     </w:lvl>
     <w:lvl w:ilvl="5" w:tplc="080A0005" w:tentative="1">
@@ -15484,7 +16051,7 @@
         <w:ind w:left="5029" w:hanging="360"/>
       </w:pPr>
       <w:rPr>
-        <w:rFonts w:ascii="Wingdings" w:hAnsi="Wingdings" w:hint="default"/>
+        <w:rFonts w:hint="default" w:ascii="Wingdings" w:hAnsi="Wingdings"/>
       </w:rPr>
     </w:lvl>
     <w:lvl w:ilvl="6" w:tplc="080A0001" w:tentative="1">
@@ -15496,7 +16063,7 @@
         <w:ind w:left="5749" w:hanging="360"/>
       </w:pPr>
       <w:rPr>
-        <w:rFonts w:ascii="Symbol" w:hAnsi="Symbol" w:hint="default"/>
+        <w:rFonts w:hint="default" w:ascii="Symbol" w:hAnsi="Symbol"/>
       </w:rPr>
     </w:lvl>
     <w:lvl w:ilvl="7" w:tplc="080A0003" w:tentative="1">
@@ -15508,7 +16075,7 @@
         <w:ind w:left="6469" w:hanging="360"/>
       </w:pPr>
       <w:rPr>
-        <w:rFonts w:ascii="Courier New" w:hAnsi="Courier New" w:cs="Courier New" w:hint="default"/>
+        <w:rFonts w:hint="default" w:ascii="Courier New" w:hAnsi="Courier New" w:cs="Courier New"/>
       </w:rPr>
     </w:lvl>
     <w:lvl w:ilvl="8" w:tplc="080A0005" w:tentative="1">
@@ -15520,7 +16087,7 @@
         <w:ind w:left="7189" w:hanging="360"/>
       </w:pPr>
       <w:rPr>
-        <w:rFonts w:ascii="Wingdings" w:hAnsi="Wingdings" w:hint="default"/>
+        <w:rFonts w:hint="default" w:ascii="Wingdings" w:hAnsi="Wingdings"/>
       </w:rPr>
     </w:lvl>
   </w:abstractNum>
@@ -15549,7 +16116,7 @@
         <w:ind w:left="2149" w:hanging="360"/>
       </w:pPr>
       <w:rPr>
-        <w:rFonts w:ascii="Courier New" w:hAnsi="Courier New" w:cs="Courier New" w:hint="default"/>
+        <w:rFonts w:hint="default" w:ascii="Courier New" w:hAnsi="Courier New" w:cs="Courier New"/>
         <w:b w:val="0"/>
         <w:bCs w:val="0"/>
       </w:rPr>
@@ -15563,7 +16130,7 @@
         <w:ind w:left="2869" w:hanging="360"/>
       </w:pPr>
       <w:rPr>
-        <w:rFonts w:ascii="Wingdings" w:hAnsi="Wingdings" w:hint="default"/>
+        <w:rFonts w:hint="default" w:ascii="Wingdings" w:hAnsi="Wingdings"/>
       </w:rPr>
     </w:lvl>
     <w:lvl w:ilvl="3" w:tplc="FFFFFFFF" w:tentative="1">
@@ -15575,7 +16142,7 @@
         <w:ind w:left="3589" w:hanging="360"/>
       </w:pPr>
       <w:rPr>
-        <w:rFonts w:ascii="Symbol" w:hAnsi="Symbol" w:hint="default"/>
+        <w:rFonts w:hint="default" w:ascii="Symbol" w:hAnsi="Symbol"/>
       </w:rPr>
     </w:lvl>
     <w:lvl w:ilvl="4" w:tplc="FFFFFFFF" w:tentative="1">
@@ -15587,7 +16154,7 @@
         <w:ind w:left="4309" w:hanging="360"/>
       </w:pPr>
       <w:rPr>
-        <w:rFonts w:ascii="Courier New" w:hAnsi="Courier New" w:cs="Courier New" w:hint="default"/>
+        <w:rFonts w:hint="default" w:ascii="Courier New" w:hAnsi="Courier New" w:cs="Courier New"/>
       </w:rPr>
     </w:lvl>
     <w:lvl w:ilvl="5" w:tplc="FFFFFFFF" w:tentative="1">
@@ -15599,7 +16166,7 @@
         <w:ind w:left="5029" w:hanging="360"/>
       </w:pPr>
       <w:rPr>
-        <w:rFonts w:ascii="Wingdings" w:hAnsi="Wingdings" w:hint="default"/>
+        <w:rFonts w:hint="default" w:ascii="Wingdings" w:hAnsi="Wingdings"/>
       </w:rPr>
     </w:lvl>
     <w:lvl w:ilvl="6" w:tplc="FFFFFFFF" w:tentative="1">
@@ -15611,7 +16178,7 @@
         <w:ind w:left="5749" w:hanging="360"/>
       </w:pPr>
       <w:rPr>
-        <w:rFonts w:ascii="Symbol" w:hAnsi="Symbol" w:hint="default"/>
+        <w:rFonts w:hint="default" w:ascii="Symbol" w:hAnsi="Symbol"/>
       </w:rPr>
     </w:lvl>
     <w:lvl w:ilvl="7" w:tplc="FFFFFFFF" w:tentative="1">
@@ -15623,7 +16190,7 @@
         <w:ind w:left="6469" w:hanging="360"/>
       </w:pPr>
       <w:rPr>
-        <w:rFonts w:ascii="Courier New" w:hAnsi="Courier New" w:cs="Courier New" w:hint="default"/>
+        <w:rFonts w:hint="default" w:ascii="Courier New" w:hAnsi="Courier New" w:cs="Courier New"/>
       </w:rPr>
     </w:lvl>
     <w:lvl w:ilvl="8" w:tplc="FFFFFFFF" w:tentative="1">
@@ -15635,7 +16202,7 @@
         <w:ind w:left="7189" w:hanging="360"/>
       </w:pPr>
       <w:rPr>
-        <w:rFonts w:ascii="Wingdings" w:hAnsi="Wingdings" w:hint="default"/>
+        <w:rFonts w:hint="default" w:ascii="Wingdings" w:hAnsi="Wingdings"/>
       </w:rPr>
     </w:lvl>
   </w:abstractNum>
@@ -15745,7 +16312,7 @@
         <w:ind w:left="1429" w:hanging="360"/>
       </w:pPr>
       <w:rPr>
-        <w:rFonts w:ascii="Symbol" w:hAnsi="Symbol" w:hint="default"/>
+        <w:rFonts w:hint="default" w:ascii="Symbol" w:hAnsi="Symbol"/>
       </w:rPr>
     </w:lvl>
     <w:lvl w:ilvl="1" w:tplc="080A0003" w:tentative="1">
@@ -15757,7 +16324,7 @@
         <w:ind w:left="2149" w:hanging="360"/>
       </w:pPr>
       <w:rPr>
-        <w:rFonts w:ascii="Courier New" w:hAnsi="Courier New" w:cs="Courier New" w:hint="default"/>
+        <w:rFonts w:hint="default" w:ascii="Courier New" w:hAnsi="Courier New" w:cs="Courier New"/>
       </w:rPr>
     </w:lvl>
     <w:lvl w:ilvl="2" w:tplc="080A0005" w:tentative="1">
@@ -15769,7 +16336,7 @@
         <w:ind w:left="2869" w:hanging="360"/>
       </w:pPr>
       <w:rPr>
-        <w:rFonts w:ascii="Wingdings" w:hAnsi="Wingdings" w:hint="default"/>
+        <w:rFonts w:hint="default" w:ascii="Wingdings" w:hAnsi="Wingdings"/>
       </w:rPr>
     </w:lvl>
     <w:lvl w:ilvl="3" w:tplc="080A0001" w:tentative="1">
@@ -15781,7 +16348,7 @@
         <w:ind w:left="3589" w:hanging="360"/>
       </w:pPr>
       <w:rPr>
-        <w:rFonts w:ascii="Symbol" w:hAnsi="Symbol" w:hint="default"/>
+        <w:rFonts w:hint="default" w:ascii="Symbol" w:hAnsi="Symbol"/>
       </w:rPr>
     </w:lvl>
     <w:lvl w:ilvl="4" w:tplc="080A0003" w:tentative="1">
@@ -15793,7 +16360,7 @@
         <w:ind w:left="4309" w:hanging="360"/>
       </w:pPr>
       <w:rPr>
-        <w:rFonts w:ascii="Courier New" w:hAnsi="Courier New" w:cs="Courier New" w:hint="default"/>
+        <w:rFonts w:hint="default" w:ascii="Courier New" w:hAnsi="Courier New" w:cs="Courier New"/>
       </w:rPr>
     </w:lvl>
     <w:lvl w:ilvl="5" w:tplc="080A0005" w:tentative="1">
@@ -15805,7 +16372,7 @@
         <w:ind w:left="5029" w:hanging="360"/>
       </w:pPr>
       <w:rPr>
-        <w:rFonts w:ascii="Wingdings" w:hAnsi="Wingdings" w:hint="default"/>
+        <w:rFonts w:hint="default" w:ascii="Wingdings" w:hAnsi="Wingdings"/>
       </w:rPr>
     </w:lvl>
     <w:lvl w:ilvl="6" w:tplc="080A0001" w:tentative="1">
@@ -15817,7 +16384,7 @@
         <w:ind w:left="5749" w:hanging="360"/>
       </w:pPr>
       <w:rPr>
-        <w:rFonts w:ascii="Symbol" w:hAnsi="Symbol" w:hint="default"/>
+        <w:rFonts w:hint="default" w:ascii="Symbol" w:hAnsi="Symbol"/>
       </w:rPr>
     </w:lvl>
     <w:lvl w:ilvl="7" w:tplc="080A0003" w:tentative="1">
@@ -15829,7 +16396,7 @@
         <w:ind w:left="6469" w:hanging="360"/>
       </w:pPr>
       <w:rPr>
-        <w:rFonts w:ascii="Courier New" w:hAnsi="Courier New" w:cs="Courier New" w:hint="default"/>
+        <w:rFonts w:hint="default" w:ascii="Courier New" w:hAnsi="Courier New" w:cs="Courier New"/>
       </w:rPr>
     </w:lvl>
     <w:lvl w:ilvl="8" w:tplc="080A0005" w:tentative="1">
@@ -15841,7 +16408,7 @@
         <w:ind w:left="7189" w:hanging="360"/>
       </w:pPr>
       <w:rPr>
-        <w:rFonts w:ascii="Wingdings" w:hAnsi="Wingdings" w:hint="default"/>
+        <w:rFonts w:hint="default" w:ascii="Wingdings" w:hAnsi="Wingdings"/>
       </w:rPr>
     </w:lvl>
   </w:abstractNum>
@@ -15949,7 +16516,7 @@
         <w:ind w:left="1429" w:hanging="360"/>
       </w:pPr>
       <w:rPr>
-        <w:rFonts w:ascii="Arial" w:hAnsi="Arial" w:hint="default"/>
+        <w:rFonts w:hint="default" w:ascii="Arial" w:hAnsi="Arial"/>
         <w:b/>
         <w:i w:val="0"/>
         <w:caps w:val="0"/>
@@ -16042,7 +16609,7 @@
         <w:ind w:left="1429" w:hanging="360"/>
       </w:pPr>
       <w:rPr>
-        <w:rFonts w:ascii="Symbol" w:hAnsi="Symbol" w:hint="default"/>
+        <w:rFonts w:hint="default" w:ascii="Symbol" w:hAnsi="Symbol"/>
       </w:rPr>
     </w:lvl>
     <w:lvl w:ilvl="1" w:tplc="080A0003" w:tentative="1">
@@ -16054,7 +16621,7 @@
         <w:ind w:left="2149" w:hanging="360"/>
       </w:pPr>
       <w:rPr>
-        <w:rFonts w:ascii="Courier New" w:hAnsi="Courier New" w:cs="Courier New" w:hint="default"/>
+        <w:rFonts w:hint="default" w:ascii="Courier New" w:hAnsi="Courier New" w:cs="Courier New"/>
       </w:rPr>
     </w:lvl>
     <w:lvl w:ilvl="2" w:tplc="080A0005" w:tentative="1">
@@ -16066,7 +16633,7 @@
         <w:ind w:left="2869" w:hanging="360"/>
       </w:pPr>
       <w:rPr>
-        <w:rFonts w:ascii="Wingdings" w:hAnsi="Wingdings" w:hint="default"/>
+        <w:rFonts w:hint="default" w:ascii="Wingdings" w:hAnsi="Wingdings"/>
       </w:rPr>
     </w:lvl>
     <w:lvl w:ilvl="3" w:tplc="080A0001" w:tentative="1">
@@ -16078,7 +16645,7 @@
         <w:ind w:left="3589" w:hanging="360"/>
       </w:pPr>
       <w:rPr>
-        <w:rFonts w:ascii="Symbol" w:hAnsi="Symbol" w:hint="default"/>
+        <w:rFonts w:hint="default" w:ascii="Symbol" w:hAnsi="Symbol"/>
       </w:rPr>
     </w:lvl>
     <w:lvl w:ilvl="4" w:tplc="080A0003" w:tentative="1">
@@ -16090,7 +16657,7 @@
         <w:ind w:left="4309" w:hanging="360"/>
       </w:pPr>
       <w:rPr>
-        <w:rFonts w:ascii="Courier New" w:hAnsi="Courier New" w:cs="Courier New" w:hint="default"/>
+        <w:rFonts w:hint="default" w:ascii="Courier New" w:hAnsi="Courier New" w:cs="Courier New"/>
       </w:rPr>
     </w:lvl>
     <w:lvl w:ilvl="5" w:tplc="080A0005" w:tentative="1">
@@ -16102,7 +16669,7 @@
         <w:ind w:left="5029" w:hanging="360"/>
       </w:pPr>
       <w:rPr>
-        <w:rFonts w:ascii="Wingdings" w:hAnsi="Wingdings" w:hint="default"/>
+        <w:rFonts w:hint="default" w:ascii="Wingdings" w:hAnsi="Wingdings"/>
       </w:rPr>
     </w:lvl>
     <w:lvl w:ilvl="6" w:tplc="080A0001" w:tentative="1">
@@ -16114,7 +16681,7 @@
         <w:ind w:left="5749" w:hanging="360"/>
       </w:pPr>
       <w:rPr>
-        <w:rFonts w:ascii="Symbol" w:hAnsi="Symbol" w:hint="default"/>
+        <w:rFonts w:hint="default" w:ascii="Symbol" w:hAnsi="Symbol"/>
       </w:rPr>
     </w:lvl>
     <w:lvl w:ilvl="7" w:tplc="080A0003" w:tentative="1">
@@ -16126,7 +16693,7 @@
         <w:ind w:left="6469" w:hanging="360"/>
       </w:pPr>
       <w:rPr>
-        <w:rFonts w:ascii="Courier New" w:hAnsi="Courier New" w:cs="Courier New" w:hint="default"/>
+        <w:rFonts w:hint="default" w:ascii="Courier New" w:hAnsi="Courier New" w:cs="Courier New"/>
       </w:rPr>
     </w:lvl>
     <w:lvl w:ilvl="8" w:tplc="080A0005" w:tentative="1">
@@ -16138,7 +16705,7 @@
         <w:ind w:left="7189" w:hanging="360"/>
       </w:pPr>
       <w:rPr>
-        <w:rFonts w:ascii="Wingdings" w:hAnsi="Wingdings" w:hint="default"/>
+        <w:rFonts w:hint="default" w:ascii="Wingdings" w:hAnsi="Wingdings"/>
       </w:rPr>
     </w:lvl>
   </w:abstractNum>
@@ -16156,7 +16723,7 @@
         <w:ind w:left="360" w:hanging="360"/>
       </w:pPr>
       <w:rPr>
-        <w:rFonts w:ascii="Arial" w:hAnsi="Arial" w:hint="default"/>
+        <w:rFonts w:hint="default" w:ascii="Arial" w:hAnsi="Arial"/>
         <w:b/>
         <w:i w:val="0"/>
         <w:sz w:val="24"/>
@@ -16248,7 +16815,7 @@
         <w:ind w:left="1429" w:hanging="360"/>
       </w:pPr>
       <w:rPr>
-        <w:rFonts w:ascii="Symbol" w:hAnsi="Symbol" w:hint="default"/>
+        <w:rFonts w:hint="default" w:ascii="Symbol" w:hAnsi="Symbol"/>
       </w:rPr>
     </w:lvl>
     <w:lvl w:ilvl="1" w:tplc="080A0003" w:tentative="1">
@@ -16260,7 +16827,7 @@
         <w:ind w:left="2149" w:hanging="360"/>
       </w:pPr>
       <w:rPr>
-        <w:rFonts w:ascii="Courier New" w:hAnsi="Courier New" w:cs="Courier New" w:hint="default"/>
+        <w:rFonts w:hint="default" w:ascii="Courier New" w:hAnsi="Courier New" w:cs="Courier New"/>
       </w:rPr>
     </w:lvl>
     <w:lvl w:ilvl="2" w:tplc="080A0005" w:tentative="1">
@@ -16272,7 +16839,7 @@
         <w:ind w:left="2869" w:hanging="360"/>
       </w:pPr>
       <w:rPr>
-        <w:rFonts w:ascii="Wingdings" w:hAnsi="Wingdings" w:hint="default"/>
+        <w:rFonts w:hint="default" w:ascii="Wingdings" w:hAnsi="Wingdings"/>
       </w:rPr>
     </w:lvl>
     <w:lvl w:ilvl="3" w:tplc="080A0001" w:tentative="1">
@@ -16284,7 +16851,7 @@
         <w:ind w:left="3589" w:hanging="360"/>
       </w:pPr>
       <w:rPr>
-        <w:rFonts w:ascii="Symbol" w:hAnsi="Symbol" w:hint="default"/>
+        <w:rFonts w:hint="default" w:ascii="Symbol" w:hAnsi="Symbol"/>
       </w:rPr>
     </w:lvl>
     <w:lvl w:ilvl="4" w:tplc="080A0003" w:tentative="1">
@@ -16296,7 +16863,7 @@
         <w:ind w:left="4309" w:hanging="360"/>
       </w:pPr>
       <w:rPr>
-        <w:rFonts w:ascii="Courier New" w:hAnsi="Courier New" w:cs="Courier New" w:hint="default"/>
+        <w:rFonts w:hint="default" w:ascii="Courier New" w:hAnsi="Courier New" w:cs="Courier New"/>
       </w:rPr>
     </w:lvl>
     <w:lvl w:ilvl="5" w:tplc="080A0005" w:tentative="1">
@@ -16308,7 +16875,7 @@
         <w:ind w:left="5029" w:hanging="360"/>
       </w:pPr>
       <w:rPr>
-        <w:rFonts w:ascii="Wingdings" w:hAnsi="Wingdings" w:hint="default"/>
+        <w:rFonts w:hint="default" w:ascii="Wingdings" w:hAnsi="Wingdings"/>
       </w:rPr>
     </w:lvl>
     <w:lvl w:ilvl="6" w:tplc="080A0001" w:tentative="1">
@@ -16320,7 +16887,7 @@
         <w:ind w:left="5749" w:hanging="360"/>
       </w:pPr>
       <w:rPr>
-        <w:rFonts w:ascii="Symbol" w:hAnsi="Symbol" w:hint="default"/>
+        <w:rFonts w:hint="default" w:ascii="Symbol" w:hAnsi="Symbol"/>
       </w:rPr>
     </w:lvl>
     <w:lvl w:ilvl="7" w:tplc="080A0003" w:tentative="1">
@@ -16332,7 +16899,7 @@
         <w:ind w:left="6469" w:hanging="360"/>
       </w:pPr>
       <w:rPr>
-        <w:rFonts w:ascii="Courier New" w:hAnsi="Courier New" w:cs="Courier New" w:hint="default"/>
+        <w:rFonts w:hint="default" w:ascii="Courier New" w:hAnsi="Courier New" w:cs="Courier New"/>
       </w:rPr>
     </w:lvl>
     <w:lvl w:ilvl="8" w:tplc="080A0005" w:tentative="1">
@@ -16344,7 +16911,7 @@
         <w:ind w:left="7189" w:hanging="360"/>
       </w:pPr>
       <w:rPr>
-        <w:rFonts w:ascii="Wingdings" w:hAnsi="Wingdings" w:hint="default"/>
+        <w:rFonts w:hint="default" w:ascii="Wingdings" w:hAnsi="Wingdings"/>
       </w:rPr>
     </w:lvl>
   </w:abstractNum>
@@ -16361,7 +16928,7 @@
         <w:ind w:left="1429" w:hanging="360"/>
       </w:pPr>
       <w:rPr>
-        <w:rFonts w:ascii="Symbol" w:hAnsi="Symbol" w:hint="default"/>
+        <w:rFonts w:hint="default" w:ascii="Symbol" w:hAnsi="Symbol"/>
       </w:rPr>
     </w:lvl>
     <w:lvl w:ilvl="1" w:tplc="080A0003" w:tentative="1">
@@ -16373,7 +16940,7 @@
         <w:ind w:left="2149" w:hanging="360"/>
       </w:pPr>
       <w:rPr>
-        <w:rFonts w:ascii="Courier New" w:hAnsi="Courier New" w:cs="Courier New" w:hint="default"/>
+        <w:rFonts w:hint="default" w:ascii="Courier New" w:hAnsi="Courier New" w:cs="Courier New"/>
       </w:rPr>
     </w:lvl>
     <w:lvl w:ilvl="2" w:tplc="080A0005" w:tentative="1">
@@ -16385,7 +16952,7 @@
         <w:ind w:left="2869" w:hanging="360"/>
       </w:pPr>
       <w:rPr>
-        <w:rFonts w:ascii="Wingdings" w:hAnsi="Wingdings" w:hint="default"/>
+        <w:rFonts w:hint="default" w:ascii="Wingdings" w:hAnsi="Wingdings"/>
       </w:rPr>
     </w:lvl>
     <w:lvl w:ilvl="3" w:tplc="080A0001" w:tentative="1">
@@ -16397,7 +16964,7 @@
         <w:ind w:left="3589" w:hanging="360"/>
       </w:pPr>
       <w:rPr>
-        <w:rFonts w:ascii="Symbol" w:hAnsi="Symbol" w:hint="default"/>
+        <w:rFonts w:hint="default" w:ascii="Symbol" w:hAnsi="Symbol"/>
       </w:rPr>
     </w:lvl>
     <w:lvl w:ilvl="4" w:tplc="080A0003" w:tentative="1">
@@ -16409,7 +16976,7 @@
         <w:ind w:left="4309" w:hanging="360"/>
       </w:pPr>
       <w:rPr>
-        <w:rFonts w:ascii="Courier New" w:hAnsi="Courier New" w:cs="Courier New" w:hint="default"/>
+        <w:rFonts w:hint="default" w:ascii="Courier New" w:hAnsi="Courier New" w:cs="Courier New"/>
       </w:rPr>
     </w:lvl>
     <w:lvl w:ilvl="5" w:tplc="080A0005" w:tentative="1">
@@ -16421,7 +16988,7 @@
         <w:ind w:left="5029" w:hanging="360"/>
       </w:pPr>
       <w:rPr>
-        <w:rFonts w:ascii="Wingdings" w:hAnsi="Wingdings" w:hint="default"/>
+        <w:rFonts w:hint="default" w:ascii="Wingdings" w:hAnsi="Wingdings"/>
       </w:rPr>
     </w:lvl>
     <w:lvl w:ilvl="6" w:tplc="080A0001" w:tentative="1">
@@ -16433,7 +17000,7 @@
         <w:ind w:left="5749" w:hanging="360"/>
       </w:pPr>
       <w:rPr>
-        <w:rFonts w:ascii="Symbol" w:hAnsi="Symbol" w:hint="default"/>
+        <w:rFonts w:hint="default" w:ascii="Symbol" w:hAnsi="Symbol"/>
       </w:rPr>
     </w:lvl>
     <w:lvl w:ilvl="7" w:tplc="080A0003" w:tentative="1">
@@ -16445,7 +17012,7 @@
         <w:ind w:left="6469" w:hanging="360"/>
       </w:pPr>
       <w:rPr>
-        <w:rFonts w:ascii="Courier New" w:hAnsi="Courier New" w:cs="Courier New" w:hint="default"/>
+        <w:rFonts w:hint="default" w:ascii="Courier New" w:hAnsi="Courier New" w:cs="Courier New"/>
       </w:rPr>
     </w:lvl>
     <w:lvl w:ilvl="8" w:tplc="080A0005" w:tentative="1">
@@ -16457,7 +17024,7 @@
         <w:ind w:left="7189" w:hanging="360"/>
       </w:pPr>
       <w:rPr>
-        <w:rFonts w:ascii="Wingdings" w:hAnsi="Wingdings" w:hint="default"/>
+        <w:rFonts w:hint="default" w:ascii="Wingdings" w:hAnsi="Wingdings"/>
       </w:rPr>
     </w:lvl>
   </w:abstractNum>
@@ -16474,7 +17041,7 @@
         <w:ind w:left="1429" w:hanging="360"/>
       </w:pPr>
       <w:rPr>
-        <w:rFonts w:ascii="Symbol" w:hAnsi="Symbol" w:hint="default"/>
+        <w:rFonts w:hint="default" w:ascii="Symbol" w:hAnsi="Symbol"/>
       </w:rPr>
     </w:lvl>
     <w:lvl w:ilvl="1" w:tplc="080A0003" w:tentative="1">
@@ -16486,7 +17053,7 @@
         <w:ind w:left="2149" w:hanging="360"/>
       </w:pPr>
       <w:rPr>
-        <w:rFonts w:ascii="Courier New" w:hAnsi="Courier New" w:cs="Courier New" w:hint="default"/>
+        <w:rFonts w:hint="default" w:ascii="Courier New" w:hAnsi="Courier New" w:cs="Courier New"/>
       </w:rPr>
     </w:lvl>
     <w:lvl w:ilvl="2" w:tplc="080A0005" w:tentative="1">
@@ -16498,7 +17065,7 @@
         <w:ind w:left="2869" w:hanging="360"/>
       </w:pPr>
       <w:rPr>
-        <w:rFonts w:ascii="Wingdings" w:hAnsi="Wingdings" w:hint="default"/>
+        <w:rFonts w:hint="default" w:ascii="Wingdings" w:hAnsi="Wingdings"/>
       </w:rPr>
     </w:lvl>
     <w:lvl w:ilvl="3" w:tplc="080A0001" w:tentative="1">
@@ -16510,7 +17077,7 @@
         <w:ind w:left="3589" w:hanging="360"/>
       </w:pPr>
       <w:rPr>
-        <w:rFonts w:ascii="Symbol" w:hAnsi="Symbol" w:hint="default"/>
+        <w:rFonts w:hint="default" w:ascii="Symbol" w:hAnsi="Symbol"/>
       </w:rPr>
     </w:lvl>
     <w:lvl w:ilvl="4" w:tplc="080A0003" w:tentative="1">
@@ -16522,7 +17089,7 @@
         <w:ind w:left="4309" w:hanging="360"/>
       </w:pPr>
       <w:rPr>
-        <w:rFonts w:ascii="Courier New" w:hAnsi="Courier New" w:cs="Courier New" w:hint="default"/>
+        <w:rFonts w:hint="default" w:ascii="Courier New" w:hAnsi="Courier New" w:cs="Courier New"/>
       </w:rPr>
     </w:lvl>
     <w:lvl w:ilvl="5" w:tplc="080A0005" w:tentative="1">
@@ -16534,7 +17101,7 @@
         <w:ind w:left="5029" w:hanging="360"/>
       </w:pPr>
       <w:rPr>
-        <w:rFonts w:ascii="Wingdings" w:hAnsi="Wingdings" w:hint="default"/>
+        <w:rFonts w:hint="default" w:ascii="Wingdings" w:hAnsi="Wingdings"/>
       </w:rPr>
     </w:lvl>
     <w:lvl w:ilvl="6" w:tplc="080A0001" w:tentative="1">
@@ -16546,7 +17113,7 @@
         <w:ind w:left="5749" w:hanging="360"/>
       </w:pPr>
       <w:rPr>
-        <w:rFonts w:ascii="Symbol" w:hAnsi="Symbol" w:hint="default"/>
+        <w:rFonts w:hint="default" w:ascii="Symbol" w:hAnsi="Symbol"/>
       </w:rPr>
     </w:lvl>
     <w:lvl w:ilvl="7" w:tplc="080A0003" w:tentative="1">
@@ -16558,7 +17125,7 @@
         <w:ind w:left="6469" w:hanging="360"/>
       </w:pPr>
       <w:rPr>
-        <w:rFonts w:ascii="Courier New" w:hAnsi="Courier New" w:cs="Courier New" w:hint="default"/>
+        <w:rFonts w:hint="default" w:ascii="Courier New" w:hAnsi="Courier New" w:cs="Courier New"/>
       </w:rPr>
     </w:lvl>
     <w:lvl w:ilvl="8" w:tplc="080A0005" w:tentative="1">
@@ -16570,7 +17137,7 @@
         <w:ind w:left="7189" w:hanging="360"/>
       </w:pPr>
       <w:rPr>
-        <w:rFonts w:ascii="Wingdings" w:hAnsi="Wingdings" w:hint="default"/>
+        <w:rFonts w:hint="default" w:ascii="Wingdings" w:hAnsi="Wingdings"/>
       </w:rPr>
     </w:lvl>
   </w:abstractNum>
@@ -16587,7 +17154,7 @@
         <w:ind w:left="1429" w:hanging="360"/>
       </w:pPr>
       <w:rPr>
-        <w:rFonts w:ascii="Symbol" w:hAnsi="Symbol" w:hint="default"/>
+        <w:rFonts w:hint="default" w:ascii="Symbol" w:hAnsi="Symbol"/>
       </w:rPr>
     </w:lvl>
     <w:lvl w:ilvl="1" w:tplc="080A0003" w:tentative="1">
@@ -16599,7 +17166,7 @@
         <w:ind w:left="2149" w:hanging="360"/>
       </w:pPr>
       <w:rPr>
-        <w:rFonts w:ascii="Courier New" w:hAnsi="Courier New" w:cs="Courier New" w:hint="default"/>
+        <w:rFonts w:hint="default" w:ascii="Courier New" w:hAnsi="Courier New" w:cs="Courier New"/>
       </w:rPr>
     </w:lvl>
     <w:lvl w:ilvl="2" w:tplc="080A0005" w:tentative="1">
@@ -16611,7 +17178,7 @@
         <w:ind w:left="2869" w:hanging="360"/>
       </w:pPr>
       <w:rPr>
-        <w:rFonts w:ascii="Wingdings" w:hAnsi="Wingdings" w:hint="default"/>
+        <w:rFonts w:hint="default" w:ascii="Wingdings" w:hAnsi="Wingdings"/>
       </w:rPr>
     </w:lvl>
     <w:lvl w:ilvl="3" w:tplc="080A0001" w:tentative="1">
@@ -16623,7 +17190,7 @@
         <w:ind w:left="3589" w:hanging="360"/>
       </w:pPr>
       <w:rPr>
-        <w:rFonts w:ascii="Symbol" w:hAnsi="Symbol" w:hint="default"/>
+        <w:rFonts w:hint="default" w:ascii="Symbol" w:hAnsi="Symbol"/>
       </w:rPr>
     </w:lvl>
     <w:lvl w:ilvl="4" w:tplc="080A0003" w:tentative="1">
@@ -16635,7 +17202,7 @@
         <w:ind w:left="4309" w:hanging="360"/>
       </w:pPr>
       <w:rPr>
-        <w:rFonts w:ascii="Courier New" w:hAnsi="Courier New" w:cs="Courier New" w:hint="default"/>
+        <w:rFonts w:hint="default" w:ascii="Courier New" w:hAnsi="Courier New" w:cs="Courier New"/>
       </w:rPr>
     </w:lvl>
     <w:lvl w:ilvl="5" w:tplc="080A0005" w:tentative="1">
@@ -16647,7 +17214,7 @@
         <w:ind w:left="5029" w:hanging="360"/>
       </w:pPr>
       <w:rPr>
-        <w:rFonts w:ascii="Wingdings" w:hAnsi="Wingdings" w:hint="default"/>
+        <w:rFonts w:hint="default" w:ascii="Wingdings" w:hAnsi="Wingdings"/>
       </w:rPr>
     </w:lvl>
     <w:lvl w:ilvl="6" w:tplc="080A0001" w:tentative="1">
@@ -16659,7 +17226,7 @@
         <w:ind w:left="5749" w:hanging="360"/>
       </w:pPr>
       <w:rPr>
-        <w:rFonts w:ascii="Symbol" w:hAnsi="Symbol" w:hint="default"/>
+        <w:rFonts w:hint="default" w:ascii="Symbol" w:hAnsi="Symbol"/>
       </w:rPr>
     </w:lvl>
     <w:lvl w:ilvl="7" w:tplc="080A0003" w:tentative="1">
@@ -16671,7 +17238,7 @@
         <w:ind w:left="6469" w:hanging="360"/>
       </w:pPr>
       <w:rPr>
-        <w:rFonts w:ascii="Courier New" w:hAnsi="Courier New" w:cs="Courier New" w:hint="default"/>
+        <w:rFonts w:hint="default" w:ascii="Courier New" w:hAnsi="Courier New" w:cs="Courier New"/>
       </w:rPr>
     </w:lvl>
     <w:lvl w:ilvl="8" w:tplc="080A0005" w:tentative="1">
@@ -16683,7 +17250,7 @@
         <w:ind w:left="7189" w:hanging="360"/>
       </w:pPr>
       <w:rPr>
-        <w:rFonts w:ascii="Wingdings" w:hAnsi="Wingdings" w:hint="default"/>
+        <w:rFonts w:hint="default" w:ascii="Wingdings" w:hAnsi="Wingdings"/>
       </w:rPr>
     </w:lvl>
   </w:abstractNum>
@@ -16701,7 +17268,7 @@
         <w:ind w:left="1068" w:hanging="360"/>
       </w:pPr>
       <w:rPr>
-        <w:rFonts w:ascii="Calibri" w:hAnsi="Calibri" w:hint="default"/>
+        <w:rFonts w:hint="default" w:ascii="Calibri" w:hAnsi="Calibri"/>
         <w:b/>
         <w:bCs/>
         <w:i w:val="0"/>
@@ -16938,7 +17505,7 @@
         <w:ind w:left="1429" w:hanging="360"/>
       </w:pPr>
       <w:rPr>
-        <w:rFonts w:ascii="Symbol" w:hAnsi="Symbol" w:hint="default"/>
+        <w:rFonts w:hint="default" w:ascii="Symbol" w:hAnsi="Symbol"/>
       </w:rPr>
     </w:lvl>
     <w:lvl w:ilvl="1" w:tplc="080A0003" w:tentative="1">
@@ -16950,7 +17517,7 @@
         <w:ind w:left="2149" w:hanging="360"/>
       </w:pPr>
       <w:rPr>
-        <w:rFonts w:ascii="Courier New" w:hAnsi="Courier New" w:cs="Courier New" w:hint="default"/>
+        <w:rFonts w:hint="default" w:ascii="Courier New" w:hAnsi="Courier New" w:cs="Courier New"/>
       </w:rPr>
     </w:lvl>
     <w:lvl w:ilvl="2" w:tplc="080A0005" w:tentative="1">
@@ -16962,7 +17529,7 @@
         <w:ind w:left="2869" w:hanging="360"/>
       </w:pPr>
       <w:rPr>
-        <w:rFonts w:ascii="Wingdings" w:hAnsi="Wingdings" w:hint="default"/>
+        <w:rFonts w:hint="default" w:ascii="Wingdings" w:hAnsi="Wingdings"/>
       </w:rPr>
     </w:lvl>
     <w:lvl w:ilvl="3" w:tplc="080A0001" w:tentative="1">
@@ -16974,7 +17541,7 @@
         <w:ind w:left="3589" w:hanging="360"/>
       </w:pPr>
       <w:rPr>
-        <w:rFonts w:ascii="Symbol" w:hAnsi="Symbol" w:hint="default"/>
+        <w:rFonts w:hint="default" w:ascii="Symbol" w:hAnsi="Symbol"/>
       </w:rPr>
     </w:lvl>
     <w:lvl w:ilvl="4" w:tplc="080A0003" w:tentative="1">
@@ -16986,7 +17553,7 @@
         <w:ind w:left="4309" w:hanging="360"/>
       </w:pPr>
       <w:rPr>
-        <w:rFonts w:ascii="Courier New" w:hAnsi="Courier New" w:cs="Courier New" w:hint="default"/>
+        <w:rFonts w:hint="default" w:ascii="Courier New" w:hAnsi="Courier New" w:cs="Courier New"/>
       </w:rPr>
     </w:lvl>
     <w:lvl w:ilvl="5" w:tplc="080A0005" w:tentative="1">
@@ -16998,7 +17565,7 @@
         <w:ind w:left="5029" w:hanging="360"/>
       </w:pPr>
       <w:rPr>
-        <w:rFonts w:ascii="Wingdings" w:hAnsi="Wingdings" w:hint="default"/>
+        <w:rFonts w:hint="default" w:ascii="Wingdings" w:hAnsi="Wingdings"/>
       </w:rPr>
     </w:lvl>
     <w:lvl w:ilvl="6" w:tplc="080A0001" w:tentative="1">
@@ -17010,7 +17577,7 @@
         <w:ind w:left="5749" w:hanging="360"/>
       </w:pPr>
       <w:rPr>
-        <w:rFonts w:ascii="Symbol" w:hAnsi="Symbol" w:hint="default"/>
+        <w:rFonts w:hint="default" w:ascii="Symbol" w:hAnsi="Symbol"/>
       </w:rPr>
     </w:lvl>
     <w:lvl w:ilvl="7" w:tplc="080A0003" w:tentative="1">
@@ -17022,7 +17589,7 @@
         <w:ind w:left="6469" w:hanging="360"/>
       </w:pPr>
       <w:rPr>
-        <w:rFonts w:ascii="Courier New" w:hAnsi="Courier New" w:cs="Courier New" w:hint="default"/>
+        <w:rFonts w:hint="default" w:ascii="Courier New" w:hAnsi="Courier New" w:cs="Courier New"/>
       </w:rPr>
     </w:lvl>
     <w:lvl w:ilvl="8" w:tplc="080A0005" w:tentative="1">
@@ -17034,7 +17601,7 @@
         <w:ind w:left="7189" w:hanging="360"/>
       </w:pPr>
       <w:rPr>
-        <w:rFonts w:ascii="Wingdings" w:hAnsi="Wingdings" w:hint="default"/>
+        <w:rFonts w:hint="default" w:ascii="Wingdings" w:hAnsi="Wingdings"/>
       </w:rPr>
     </w:lvl>
   </w:abstractNum>
@@ -17051,7 +17618,7 @@
         <w:ind w:left="1429" w:hanging="360"/>
       </w:pPr>
       <w:rPr>
-        <w:rFonts w:ascii="Symbol" w:hAnsi="Symbol" w:hint="default"/>
+        <w:rFonts w:hint="default" w:ascii="Symbol" w:hAnsi="Symbol"/>
       </w:rPr>
     </w:lvl>
     <w:lvl w:ilvl="1" w:tplc="080A0003" w:tentative="1">
@@ -17063,7 +17630,7 @@
         <w:ind w:left="2149" w:hanging="360"/>
       </w:pPr>
       <w:rPr>
-        <w:rFonts w:ascii="Courier New" w:hAnsi="Courier New" w:cs="Courier New" w:hint="default"/>
+        <w:rFonts w:hint="default" w:ascii="Courier New" w:hAnsi="Courier New" w:cs="Courier New"/>
       </w:rPr>
     </w:lvl>
     <w:lvl w:ilvl="2" w:tplc="080A0005" w:tentative="1">
@@ -17075,7 +17642,7 @@
         <w:ind w:left="2869" w:hanging="360"/>
       </w:pPr>
       <w:rPr>
-        <w:rFonts w:ascii="Wingdings" w:hAnsi="Wingdings" w:hint="default"/>
+        <w:rFonts w:hint="default" w:ascii="Wingdings" w:hAnsi="Wingdings"/>
       </w:rPr>
     </w:lvl>
     <w:lvl w:ilvl="3" w:tplc="080A0001" w:tentative="1">
@@ -17087,7 +17654,7 @@
         <w:ind w:left="3589" w:hanging="360"/>
       </w:pPr>
       <w:rPr>
-        <w:rFonts w:ascii="Symbol" w:hAnsi="Symbol" w:hint="default"/>
+        <w:rFonts w:hint="default" w:ascii="Symbol" w:hAnsi="Symbol"/>
       </w:rPr>
     </w:lvl>
     <w:lvl w:ilvl="4" w:tplc="080A0003" w:tentative="1">
@@ -17099,7 +17666,7 @@
         <w:ind w:left="4309" w:hanging="360"/>
       </w:pPr>
       <w:rPr>
-        <w:rFonts w:ascii="Courier New" w:hAnsi="Courier New" w:cs="Courier New" w:hint="default"/>
+        <w:rFonts w:hint="default" w:ascii="Courier New" w:hAnsi="Courier New" w:cs="Courier New"/>
       </w:rPr>
     </w:lvl>
     <w:lvl w:ilvl="5" w:tplc="080A0005" w:tentative="1">
@@ -17111,7 +17678,7 @@
         <w:ind w:left="5029" w:hanging="360"/>
       </w:pPr>
       <w:rPr>
-        <w:rFonts w:ascii="Wingdings" w:hAnsi="Wingdings" w:hint="default"/>
+        <w:rFonts w:hint="default" w:ascii="Wingdings" w:hAnsi="Wingdings"/>
       </w:rPr>
     </w:lvl>
     <w:lvl w:ilvl="6" w:tplc="080A0001" w:tentative="1">
@@ -17123,7 +17690,7 @@
         <w:ind w:left="5749" w:hanging="360"/>
       </w:pPr>
       <w:rPr>
-        <w:rFonts w:ascii="Symbol" w:hAnsi="Symbol" w:hint="default"/>
+        <w:rFonts w:hint="default" w:ascii="Symbol" w:hAnsi="Symbol"/>
       </w:rPr>
     </w:lvl>
     <w:lvl w:ilvl="7" w:tplc="080A0003" w:tentative="1">
@@ -17135,7 +17702,7 @@
         <w:ind w:left="6469" w:hanging="360"/>
       </w:pPr>
       <w:rPr>
-        <w:rFonts w:ascii="Courier New" w:hAnsi="Courier New" w:cs="Courier New" w:hint="default"/>
+        <w:rFonts w:hint="default" w:ascii="Courier New" w:hAnsi="Courier New" w:cs="Courier New"/>
       </w:rPr>
     </w:lvl>
     <w:lvl w:ilvl="8" w:tplc="080A0005" w:tentative="1">
@@ -17147,7 +17714,7 @@
         <w:ind w:left="7189" w:hanging="360"/>
       </w:pPr>
       <w:rPr>
-        <w:rFonts w:ascii="Wingdings" w:hAnsi="Wingdings" w:hint="default"/>
+        <w:rFonts w:hint="default" w:ascii="Wingdings" w:hAnsi="Wingdings"/>
       </w:rPr>
     </w:lvl>
   </w:abstractNum>
@@ -17176,7 +17743,7 @@
         <w:ind w:left="2149" w:hanging="360"/>
       </w:pPr>
       <w:rPr>
-        <w:rFonts w:ascii="Courier New" w:hAnsi="Courier New" w:cs="Courier New" w:hint="default"/>
+        <w:rFonts w:hint="default" w:ascii="Courier New" w:hAnsi="Courier New" w:cs="Courier New"/>
       </w:rPr>
     </w:lvl>
     <w:lvl w:ilvl="2" w:tplc="080A0005" w:tentative="1">
@@ -17188,7 +17755,7 @@
         <w:ind w:left="2869" w:hanging="360"/>
       </w:pPr>
       <w:rPr>
-        <w:rFonts w:ascii="Wingdings" w:hAnsi="Wingdings" w:hint="default"/>
+        <w:rFonts w:hint="default" w:ascii="Wingdings" w:hAnsi="Wingdings"/>
       </w:rPr>
     </w:lvl>
     <w:lvl w:ilvl="3" w:tplc="080A0001" w:tentative="1">
@@ -17200,7 +17767,7 @@
         <w:ind w:left="3589" w:hanging="360"/>
       </w:pPr>
       <w:rPr>
-        <w:rFonts w:ascii="Symbol" w:hAnsi="Symbol" w:hint="default"/>
+        <w:rFonts w:hint="default" w:ascii="Symbol" w:hAnsi="Symbol"/>
       </w:rPr>
     </w:lvl>
     <w:lvl w:ilvl="4" w:tplc="080A0003" w:tentative="1">
@@ -17212,7 +17779,7 @@
         <w:ind w:left="4309" w:hanging="360"/>
       </w:pPr>
       <w:rPr>
-        <w:rFonts w:ascii="Courier New" w:hAnsi="Courier New" w:cs="Courier New" w:hint="default"/>
+        <w:rFonts w:hint="default" w:ascii="Courier New" w:hAnsi="Courier New" w:cs="Courier New"/>
       </w:rPr>
     </w:lvl>
     <w:lvl w:ilvl="5" w:tplc="080A0005" w:tentative="1">
@@ -17224,7 +17791,7 @@
         <w:ind w:left="5029" w:hanging="360"/>
       </w:pPr>
       <w:rPr>
-        <w:rFonts w:ascii="Wingdings" w:hAnsi="Wingdings" w:hint="default"/>
+        <w:rFonts w:hint="default" w:ascii="Wingdings" w:hAnsi="Wingdings"/>
       </w:rPr>
     </w:lvl>
     <w:lvl w:ilvl="6" w:tplc="080A0001" w:tentative="1">
@@ -17236,7 +17803,7 @@
         <w:ind w:left="5749" w:hanging="360"/>
       </w:pPr>
       <w:rPr>
-        <w:rFonts w:ascii="Symbol" w:hAnsi="Symbol" w:hint="default"/>
+        <w:rFonts w:hint="default" w:ascii="Symbol" w:hAnsi="Symbol"/>
       </w:rPr>
     </w:lvl>
     <w:lvl w:ilvl="7" w:tplc="080A0003" w:tentative="1">
@@ -17248,7 +17815,7 @@
         <w:ind w:left="6469" w:hanging="360"/>
       </w:pPr>
       <w:rPr>
-        <w:rFonts w:ascii="Courier New" w:hAnsi="Courier New" w:cs="Courier New" w:hint="default"/>
+        <w:rFonts w:hint="default" w:ascii="Courier New" w:hAnsi="Courier New" w:cs="Courier New"/>
       </w:rPr>
     </w:lvl>
     <w:lvl w:ilvl="8" w:tplc="080A0005" w:tentative="1">
@@ -17260,7 +17827,7 @@
         <w:ind w:left="7189" w:hanging="360"/>
       </w:pPr>
       <w:rPr>
-        <w:rFonts w:ascii="Wingdings" w:hAnsi="Wingdings" w:hint="default"/>
+        <w:rFonts w:hint="default" w:ascii="Wingdings" w:hAnsi="Wingdings"/>
       </w:rPr>
     </w:lvl>
   </w:abstractNum>
@@ -17277,7 +17844,7 @@
         <w:ind w:left="1429" w:hanging="360"/>
       </w:pPr>
       <w:rPr>
-        <w:rFonts w:ascii="Symbol" w:hAnsi="Symbol" w:hint="default"/>
+        <w:rFonts w:hint="default" w:ascii="Symbol" w:hAnsi="Symbol"/>
       </w:rPr>
     </w:lvl>
     <w:lvl w:ilvl="1" w:tplc="080A0003" w:tentative="1">
@@ -17289,7 +17856,7 @@
         <w:ind w:left="2149" w:hanging="360"/>
       </w:pPr>
       <w:rPr>
-        <w:rFonts w:ascii="Courier New" w:hAnsi="Courier New" w:cs="Courier New" w:hint="default"/>
+        <w:rFonts w:hint="default" w:ascii="Courier New" w:hAnsi="Courier New" w:cs="Courier New"/>
       </w:rPr>
     </w:lvl>
     <w:lvl w:ilvl="2" w:tplc="080A0005" w:tentative="1">
@@ -17301,7 +17868,7 @@
         <w:ind w:left="2869" w:hanging="360"/>
       </w:pPr>
       <w:rPr>
-        <w:rFonts w:ascii="Wingdings" w:hAnsi="Wingdings" w:hint="default"/>
+        <w:rFonts w:hint="default" w:ascii="Wingdings" w:hAnsi="Wingdings"/>
       </w:rPr>
     </w:lvl>
     <w:lvl w:ilvl="3" w:tplc="080A0001" w:tentative="1">
@@ -17313,7 +17880,7 @@
         <w:ind w:left="3589" w:hanging="360"/>
       </w:pPr>
       <w:rPr>
-        <w:rFonts w:ascii="Symbol" w:hAnsi="Symbol" w:hint="default"/>
+        <w:rFonts w:hint="default" w:ascii="Symbol" w:hAnsi="Symbol"/>
       </w:rPr>
     </w:lvl>
     <w:lvl w:ilvl="4" w:tplc="080A0003" w:tentative="1">
@@ -17325,7 +17892,7 @@
         <w:ind w:left="4309" w:hanging="360"/>
       </w:pPr>
       <w:rPr>
-        <w:rFonts w:ascii="Courier New" w:hAnsi="Courier New" w:cs="Courier New" w:hint="default"/>
+        <w:rFonts w:hint="default" w:ascii="Courier New" w:hAnsi="Courier New" w:cs="Courier New"/>
       </w:rPr>
     </w:lvl>
     <w:lvl w:ilvl="5" w:tplc="080A0005" w:tentative="1">
@@ -17337,7 +17904,7 @@
         <w:ind w:left="5029" w:hanging="360"/>
       </w:pPr>
       <w:rPr>
-        <w:rFonts w:ascii="Wingdings" w:hAnsi="Wingdings" w:hint="default"/>
+        <w:rFonts w:hint="default" w:ascii="Wingdings" w:hAnsi="Wingdings"/>
       </w:rPr>
     </w:lvl>
     <w:lvl w:ilvl="6" w:tplc="080A0001" w:tentative="1">
@@ -17349,7 +17916,7 @@
         <w:ind w:left="5749" w:hanging="360"/>
       </w:pPr>
       <w:rPr>
-        <w:rFonts w:ascii="Symbol" w:hAnsi="Symbol" w:hint="default"/>
+        <w:rFonts w:hint="default" w:ascii="Symbol" w:hAnsi="Symbol"/>
       </w:rPr>
     </w:lvl>
     <w:lvl w:ilvl="7" w:tplc="080A0003" w:tentative="1">
@@ -17361,7 +17928,7 @@
         <w:ind w:left="6469" w:hanging="360"/>
       </w:pPr>
       <w:rPr>
-        <w:rFonts w:ascii="Courier New" w:hAnsi="Courier New" w:cs="Courier New" w:hint="default"/>
+        <w:rFonts w:hint="default" w:ascii="Courier New" w:hAnsi="Courier New" w:cs="Courier New"/>
       </w:rPr>
     </w:lvl>
     <w:lvl w:ilvl="8" w:tplc="080A0005" w:tentative="1">
@@ -17373,7 +17940,7 @@
         <w:ind w:left="7189" w:hanging="360"/>
       </w:pPr>
       <w:rPr>
-        <w:rFonts w:ascii="Wingdings" w:hAnsi="Wingdings" w:hint="default"/>
+        <w:rFonts w:hint="default" w:ascii="Wingdings" w:hAnsi="Wingdings"/>
       </w:rPr>
     </w:lvl>
   </w:abstractNum>
@@ -17449,7 +18016,7 @@
   <w:docDefaults>
     <w:rPrDefault>
       <w:rPr>
-        <w:rFonts w:asciiTheme="minorHAnsi" w:eastAsiaTheme="minorHAnsi" w:hAnsiTheme="minorHAnsi" w:cstheme="minorBidi"/>
+        <w:rFonts w:asciiTheme="minorHAnsi" w:hAnsiTheme="minorHAnsi" w:eastAsiaTheme="minorHAnsi" w:cstheme="minorBidi"/>
         <w:kern w:val="2"/>
         <w:sz w:val="22"/>
         <w:szCs w:val="22"/>
@@ -17466,14 +18033,14 @@
   <w:latentStyles w:defLockedState="0" w:defUIPriority="99" w:defSemiHidden="0" w:defUnhideWhenUsed="0" w:defQFormat="0" w:count="376">
     <w:lsdException w:name="Normal" w:uiPriority="0" w:qFormat="1"/>
     <w:lsdException w:name="heading 1" w:uiPriority="9" w:qFormat="1"/>
-    <w:lsdException w:name="heading 2" w:semiHidden="1" w:uiPriority="9" w:unhideWhenUsed="1" w:qFormat="1"/>
-    <w:lsdException w:name="heading 3" w:semiHidden="1" w:uiPriority="9" w:unhideWhenUsed="1" w:qFormat="1"/>
-    <w:lsdException w:name="heading 4" w:semiHidden="1" w:uiPriority="9" w:unhideWhenUsed="1" w:qFormat="1"/>
-    <w:lsdException w:name="heading 5" w:semiHidden="1" w:uiPriority="9" w:unhideWhenUsed="1" w:qFormat="1"/>
-    <w:lsdException w:name="heading 6" w:semiHidden="1" w:uiPriority="9" w:unhideWhenUsed="1"/>
-    <w:lsdException w:name="heading 7" w:semiHidden="1" w:uiPriority="9" w:unhideWhenUsed="1" w:qFormat="1"/>
-    <w:lsdException w:name="heading 8" w:semiHidden="1" w:uiPriority="9" w:unhideWhenUsed="1" w:qFormat="1"/>
-    <w:lsdException w:name="heading 9" w:semiHidden="1" w:uiPriority="9" w:unhideWhenUsed="1" w:qFormat="1"/>
+    <w:lsdException w:name="heading 2" w:uiPriority="9" w:semiHidden="1" w:unhideWhenUsed="1" w:qFormat="1"/>
+    <w:lsdException w:name="heading 3" w:uiPriority="9" w:semiHidden="1" w:unhideWhenUsed="1" w:qFormat="1"/>
+    <w:lsdException w:name="heading 4" w:uiPriority="9" w:semiHidden="1" w:unhideWhenUsed="1" w:qFormat="1"/>
+    <w:lsdException w:name="heading 5" w:uiPriority="9" w:semiHidden="1" w:unhideWhenUsed="1" w:qFormat="1"/>
+    <w:lsdException w:name="heading 6" w:uiPriority="9" w:semiHidden="1" w:unhideWhenUsed="1"/>
+    <w:lsdException w:name="heading 7" w:uiPriority="9" w:semiHidden="1" w:unhideWhenUsed="1" w:qFormat="1"/>
+    <w:lsdException w:name="heading 8" w:uiPriority="9" w:semiHidden="1" w:unhideWhenUsed="1" w:qFormat="1"/>
+    <w:lsdException w:name="heading 9" w:uiPriority="9" w:semiHidden="1" w:unhideWhenUsed="1" w:qFormat="1"/>
     <w:lsdException w:name="index 1" w:semiHidden="1" w:unhideWhenUsed="1"/>
     <w:lsdException w:name="index 2" w:semiHidden="1" w:unhideWhenUsed="1"/>
     <w:lsdException w:name="index 3" w:semiHidden="1" w:unhideWhenUsed="1"/>
@@ -17483,22 +18050,22 @@
     <w:lsdException w:name="index 7" w:semiHidden="1" w:unhideWhenUsed="1"/>
     <w:lsdException w:name="index 8" w:semiHidden="1" w:unhideWhenUsed="1"/>
     <w:lsdException w:name="index 9" w:semiHidden="1" w:unhideWhenUsed="1"/>
-    <w:lsdException w:name="toc 1" w:semiHidden="1" w:uiPriority="39" w:unhideWhenUsed="1"/>
-    <w:lsdException w:name="toc 2" w:semiHidden="1" w:uiPriority="39" w:unhideWhenUsed="1"/>
-    <w:lsdException w:name="toc 3" w:semiHidden="1" w:uiPriority="39" w:unhideWhenUsed="1"/>
-    <w:lsdException w:name="toc 4" w:semiHidden="1" w:uiPriority="39" w:unhideWhenUsed="1"/>
-    <w:lsdException w:name="toc 5" w:semiHidden="1" w:uiPriority="39" w:unhideWhenUsed="1"/>
-    <w:lsdException w:name="toc 6" w:semiHidden="1" w:uiPriority="39" w:unhideWhenUsed="1"/>
-    <w:lsdException w:name="toc 7" w:semiHidden="1" w:uiPriority="39" w:unhideWhenUsed="1"/>
-    <w:lsdException w:name="toc 8" w:semiHidden="1" w:uiPriority="39" w:unhideWhenUsed="1"/>
-    <w:lsdException w:name="toc 9" w:semiHidden="1" w:uiPriority="39" w:unhideWhenUsed="1"/>
+    <w:lsdException w:name="toc 1" w:uiPriority="39" w:semiHidden="1" w:unhideWhenUsed="1"/>
+    <w:lsdException w:name="toc 2" w:uiPriority="39" w:semiHidden="1" w:unhideWhenUsed="1"/>
+    <w:lsdException w:name="toc 3" w:uiPriority="39" w:semiHidden="1" w:unhideWhenUsed="1"/>
+    <w:lsdException w:name="toc 4" w:uiPriority="39" w:semiHidden="1" w:unhideWhenUsed="1"/>
+    <w:lsdException w:name="toc 5" w:uiPriority="39" w:semiHidden="1" w:unhideWhenUsed="1"/>
+    <w:lsdException w:name="toc 6" w:uiPriority="39" w:semiHidden="1" w:unhideWhenUsed="1"/>
+    <w:lsdException w:name="toc 7" w:uiPriority="39" w:semiHidden="1" w:unhideWhenUsed="1"/>
+    <w:lsdException w:name="toc 8" w:uiPriority="39" w:semiHidden="1" w:unhideWhenUsed="1"/>
+    <w:lsdException w:name="toc 9" w:uiPriority="39" w:semiHidden="1" w:unhideWhenUsed="1"/>
     <w:lsdException w:name="Normal Indent" w:semiHidden="1" w:unhideWhenUsed="1"/>
     <w:lsdException w:name="footnote text" w:semiHidden="1" w:unhideWhenUsed="1"/>
     <w:lsdException w:name="annotation text" w:semiHidden="1" w:unhideWhenUsed="1"/>
     <w:lsdException w:name="header" w:semiHidden="1" w:unhideWhenUsed="1"/>
     <w:lsdException w:name="footer" w:semiHidden="1" w:unhideWhenUsed="1"/>
     <w:lsdException w:name="index heading" w:semiHidden="1" w:unhideWhenUsed="1"/>
-    <w:lsdException w:name="caption" w:semiHidden="1" w:uiPriority="35" w:unhideWhenUsed="1" w:qFormat="1"/>
+    <w:lsdException w:name="caption" w:uiPriority="35" w:semiHidden="1" w:unhideWhenUsed="1" w:qFormat="1"/>
     <w:lsdException w:name="table of figures" w:semiHidden="1" w:unhideWhenUsed="1"/>
     <w:lsdException w:name="envelope address" w:semiHidden="1" w:unhideWhenUsed="1"/>
     <w:lsdException w:name="envelope return" w:semiHidden="1" w:unhideWhenUsed="1"/>
@@ -17529,7 +18096,7 @@
     <w:lsdException w:name="Title" w:uiPriority="10" w:qFormat="1"/>
     <w:lsdException w:name="Closing" w:semiHidden="1" w:unhideWhenUsed="1"/>
     <w:lsdException w:name="Signature" w:semiHidden="1" w:unhideWhenUsed="1"/>
-    <w:lsdException w:name="Default Paragraph Font" w:semiHidden="1" w:uiPriority="1" w:unhideWhenUsed="1"/>
+    <w:lsdException w:name="Default Paragraph Font" w:uiPriority="1" w:semiHidden="1" w:unhideWhenUsed="1"/>
     <w:lsdException w:name="Body Text" w:semiHidden="1" w:unhideWhenUsed="1"/>
     <w:lsdException w:name="Body Text Indent" w:semiHidden="1" w:unhideWhenUsed="1"/>
     <w:lsdException w:name="List Continue" w:semiHidden="1" w:unhideWhenUsed="1"/>
@@ -17729,8 +18296,8 @@
     <w:lsdException w:name="Subtle Reference" w:uiPriority="31" w:qFormat="1"/>
     <w:lsdException w:name="Intense Reference" w:uiPriority="32" w:qFormat="1"/>
     <w:lsdException w:name="Book Title" w:uiPriority="33" w:qFormat="1"/>
-    <w:lsdException w:name="Bibliography" w:semiHidden="1" w:uiPriority="37" w:unhideWhenUsed="1"/>
-    <w:lsdException w:name="TOC Heading" w:semiHidden="1" w:uiPriority="39" w:unhideWhenUsed="1" w:qFormat="1"/>
+    <w:lsdException w:name="Bibliography" w:uiPriority="37" w:semiHidden="1" w:unhideWhenUsed="1"/>
+    <w:lsdException w:name="TOC Heading" w:uiPriority="39" w:semiHidden="1" w:unhideWhenUsed="1" w:qFormat="1"/>
     <w:lsdException w:name="Plain Table 1" w:uiPriority="41"/>
     <w:lsdException w:name="Plain Table 2" w:uiPriority="42"/>
     <w:lsdException w:name="Plain Table 3" w:uiPriority="43"/>
@@ -17841,7 +18408,7 @@
     <w:lsdException w:name="Unresolved Mention" w:semiHidden="1" w:unhideWhenUsed="1"/>
     <w:lsdException w:name="Smart Link" w:semiHidden="1" w:unhideWhenUsed="1"/>
   </w:latentStyles>
-  <w:style w:type="paragraph" w:default="1" w:styleId="Normal">
+  <w:style w:type="paragraph" w:styleId="Normal" w:default="1">
     <w:name w:val="Normal"/>
     <w:qFormat/>
     <w:rsid w:val="001A6D42"/>
@@ -17872,13 +18439,13 @@
       <w:outlineLvl w:val="0"/>
     </w:pPr>
     <w:rPr>
-      <w:rFonts w:ascii="Calibri" w:eastAsia="Times New Roman" w:hAnsi="Calibri" w:cs="Times New Roman (Títulos en alf"/>
+      <w:rFonts w:ascii="Calibri" w:hAnsi="Calibri" w:eastAsia="Times New Roman" w:cs="Times New Roman (Títulos en alf"/>
       <w:b/>
       <w:color w:val="000000" w:themeColor="text1"/>
       <w:kern w:val="0"/>
       <w:sz w:val="36"/>
       <w:szCs w:val="28"/>
-      <w:bdr w:val="none" w:sz="0" w:space="0" w:color="auto" w:frame="1"/>
+      <w:bdr w:val="none" w:color="auto" w:sz="0" w:space="0" w:frame="1"/>
       <w:lang w:val="es-419" w:eastAsia="es-CO"/>
       <w14:ligatures w14:val="none"/>
     </w:rPr>
@@ -17906,7 +18473,7 @@
       <w:outlineLvl w:val="1"/>
     </w:pPr>
     <w:rPr>
-      <w:rFonts w:ascii="Calibri" w:eastAsiaTheme="majorEastAsia" w:hAnsi="Calibri" w:cs="Calibri"/>
+      <w:rFonts w:ascii="Calibri" w:hAnsi="Calibri" w:cs="Calibri" w:eastAsiaTheme="majorEastAsia"/>
       <w:b/>
       <w:bCs/>
       <w:color w:val="000000"/>
@@ -17986,13 +18553,13 @@
       <w:outlineLvl w:val="5"/>
     </w:pPr>
   </w:style>
-  <w:style w:type="character" w:default="1" w:styleId="Fuentedeprrafopredeter">
+  <w:style w:type="character" w:styleId="Fuentedeprrafopredeter" w:default="1">
     <w:name w:val="Default Paragraph Font"/>
     <w:uiPriority w:val="1"/>
     <w:semiHidden/>
     <w:unhideWhenUsed/>
   </w:style>
-  <w:style w:type="table" w:default="1" w:styleId="Tablanormal">
+  <w:style w:type="table" w:styleId="Tablanormal" w:default="1">
     <w:name w:val="Normal Table"/>
     <w:uiPriority w:val="99"/>
     <w:semiHidden/>
@@ -18007,7 +18574,7 @@
       </w:tblCellMar>
     </w:tblPr>
   </w:style>
-  <w:style w:type="numbering" w:default="1" w:styleId="Sinlista">
+  <w:style w:type="numbering" w:styleId="Sinlista" w:default="1">
     <w:name w:val="No List"/>
     <w:uiPriority w:val="99"/>
     <w:semiHidden/>
@@ -18024,7 +18591,7 @@
       <w:contextualSpacing/>
     </w:pPr>
   </w:style>
-  <w:style w:type="paragraph" w:customStyle="1" w:styleId="TituloPortada">
+  <w:style w:type="paragraph" w:styleId="TituloPortada" w:customStyle="1">
     <w:name w:val="Titulo Portada"/>
     <w:basedOn w:val="Normal"/>
     <w:rsid w:val="00C407C1"/>
@@ -18038,34 +18605,34 @@
       <w:lang w:val="es-419"/>
     </w:rPr>
   </w:style>
-  <w:style w:type="character" w:customStyle="1" w:styleId="Ttulo1Car">
+  <w:style w:type="character" w:styleId="Ttulo1Car" w:customStyle="1">
     <w:name w:val="Título 1 Car"/>
     <w:basedOn w:val="Fuentedeprrafopredeter"/>
     <w:link w:val="Ttulo1"/>
     <w:uiPriority w:val="9"/>
     <w:rsid w:val="000C7F62"/>
     <w:rPr>
-      <w:rFonts w:ascii="Calibri" w:eastAsia="Times New Roman" w:hAnsi="Calibri" w:cs="Times New Roman (Títulos en alf"/>
+      <w:rFonts w:ascii="Calibri" w:hAnsi="Calibri" w:eastAsia="Times New Roman" w:cs="Times New Roman (Títulos en alf"/>
       <w:b/>
       <w:color w:val="000000" w:themeColor="text1"/>
       <w:spacing w:val="-10"/>
       <w:kern w:val="0"/>
       <w:sz w:val="36"/>
       <w:szCs w:val="28"/>
-      <w:bdr w:val="none" w:sz="0" w:space="0" w:color="auto" w:frame="1"/>
+      <w:bdr w:val="none" w:color="auto" w:sz="0" w:space="0" w:frame="1"/>
       <w:shd w:val="clear" w:color="auto" w:fill="FFFFFF"/>
       <w:lang w:val="es-419" w:eastAsia="es-CO"/>
       <w14:ligatures w14:val="none"/>
     </w:rPr>
   </w:style>
-  <w:style w:type="character" w:customStyle="1" w:styleId="Ttulo2Car">
+  <w:style w:type="character" w:styleId="Ttulo2Car" w:customStyle="1">
     <w:name w:val="Título 2 Car"/>
     <w:basedOn w:val="Fuentedeprrafopredeter"/>
     <w:link w:val="Ttulo2"/>
     <w:uiPriority w:val="9"/>
     <w:rsid w:val="008425BC"/>
     <w:rPr>
-      <w:rFonts w:ascii="Calibri" w:eastAsiaTheme="majorEastAsia" w:hAnsi="Calibri" w:cs="Calibri"/>
+      <w:rFonts w:ascii="Calibri" w:hAnsi="Calibri" w:cs="Calibri" w:eastAsiaTheme="majorEastAsia"/>
       <w:b/>
       <w:bCs/>
       <w:color w:val="000000"/>
@@ -18077,14 +18644,14 @@
       <w14:ligatures w14:val="none"/>
     </w:rPr>
   </w:style>
-  <w:style w:type="character" w:customStyle="1" w:styleId="Ttulo3Car">
+  <w:style w:type="character" w:styleId="Ttulo3Car" w:customStyle="1">
     <w:name w:val="Título 3 Car"/>
     <w:basedOn w:val="Fuentedeprrafopredeter"/>
     <w:link w:val="Ttulo3"/>
     <w:uiPriority w:val="9"/>
     <w:rsid w:val="00203367"/>
     <w:rPr>
-      <w:rFonts w:ascii="Calibri" w:eastAsiaTheme="majorEastAsia" w:hAnsi="Calibri" w:cstheme="majorBidi"/>
+      <w:rFonts w:ascii="Calibri" w:hAnsi="Calibri" w:eastAsiaTheme="majorEastAsia" w:cstheme="majorBidi"/>
       <w:b/>
       <w:iCs/>
       <w:color w:val="3B3838" w:themeColor="background2" w:themeShade="40"/>
@@ -18115,7 +18682,7 @@
       <w14:ligatures w14:val="none"/>
     </w:rPr>
   </w:style>
-  <w:style w:type="character" w:customStyle="1" w:styleId="Extranjerismo">
+  <w:style w:type="character" w:styleId="Extranjerismo" w:customStyle="1">
     <w:name w:val="Extranjerismo"/>
     <w:basedOn w:val="Fuentedeprrafopredeter"/>
     <w:uiPriority w:val="1"/>
@@ -18126,7 +18693,7 @@
       <w:lang w:val="en-US"/>
     </w:rPr>
   </w:style>
-  <w:style w:type="paragraph" w:customStyle="1" w:styleId="Figura">
+  <w:style w:type="paragraph" w:styleId="Figura" w:customStyle="1">
     <w:name w:val="Figura"/>
     <w:basedOn w:val="Normal"/>
     <w:next w:val="Normal"/>
@@ -18155,7 +18722,7 @@
       <w14:ligatures w14:val="none"/>
     </w:rPr>
   </w:style>
-  <w:style w:type="character" w:customStyle="1" w:styleId="FiguraCar">
+  <w:style w:type="character" w:styleId="FiguraCar" w:customStyle="1">
     <w:name w:val="Figura Car"/>
     <w:basedOn w:val="Fuentedeprrafopredeter"/>
     <w:link w:val="Figura"/>
@@ -18171,14 +18738,14 @@
       <w14:ligatures w14:val="none"/>
     </w:rPr>
   </w:style>
-  <w:style w:type="character" w:customStyle="1" w:styleId="Ttulo4Car">
+  <w:style w:type="character" w:styleId="Ttulo4Car" w:customStyle="1">
     <w:name w:val="Título 4 Car"/>
     <w:basedOn w:val="Fuentedeprrafopredeter"/>
     <w:link w:val="Ttulo4"/>
     <w:uiPriority w:val="9"/>
     <w:rsid w:val="001B57A6"/>
     <w:rPr>
-      <w:rFonts w:ascii="Calibri" w:eastAsiaTheme="majorEastAsia" w:hAnsi="Calibri" w:cstheme="majorBidi"/>
+      <w:rFonts w:ascii="Calibri" w:hAnsi="Calibri" w:eastAsiaTheme="majorEastAsia" w:cstheme="majorBidi"/>
       <w:b/>
       <w:color w:val="000000" w:themeColor="text1"/>
       <w:kern w:val="0"/>
@@ -18188,14 +18755,14 @@
       <w14:ligatures w14:val="none"/>
     </w:rPr>
   </w:style>
-  <w:style w:type="character" w:customStyle="1" w:styleId="Ttulo5Car">
+  <w:style w:type="character" w:styleId="Ttulo5Car" w:customStyle="1">
     <w:name w:val="Título 5 Car"/>
     <w:basedOn w:val="Fuentedeprrafopredeter"/>
     <w:link w:val="Ttulo5"/>
     <w:uiPriority w:val="9"/>
     <w:rsid w:val="00746AD1"/>
     <w:rPr>
-      <w:rFonts w:ascii="Calibri" w:eastAsiaTheme="majorEastAsia" w:hAnsi="Calibri" w:cstheme="majorBidi"/>
+      <w:rFonts w:ascii="Calibri" w:hAnsi="Calibri" w:eastAsiaTheme="majorEastAsia" w:cstheme="majorBidi"/>
       <w:b/>
       <w:color w:val="000000" w:themeColor="text1"/>
       <w:kern w:val="0"/>
@@ -18205,7 +18772,7 @@
       <w14:ligatures w14:val="none"/>
     </w:rPr>
   </w:style>
-  <w:style w:type="paragraph" w:customStyle="1" w:styleId="Tabla">
+  <w:style w:type="paragraph" w:styleId="Tabla" w:customStyle="1">
     <w:name w:val="Tabla"/>
     <w:basedOn w:val="Normal"/>
     <w:next w:val="Normal"/>
@@ -18241,28 +18808,28 @@
       <w:contextualSpacing/>
     </w:pPr>
     <w:rPr>
-      <w:rFonts w:asciiTheme="majorHAnsi" w:eastAsiaTheme="majorEastAsia" w:hAnsiTheme="majorHAnsi" w:cstheme="majorBidi"/>
+      <w:rFonts w:asciiTheme="majorHAnsi" w:hAnsiTheme="majorHAnsi" w:eastAsiaTheme="majorEastAsia" w:cstheme="majorBidi"/>
       <w:spacing w:val="-10"/>
       <w:kern w:val="28"/>
       <w:sz w:val="56"/>
       <w:szCs w:val="56"/>
     </w:rPr>
   </w:style>
-  <w:style w:type="character" w:customStyle="1" w:styleId="TtuloCar">
+  <w:style w:type="character" w:styleId="TtuloCar" w:customStyle="1">
     <w:name w:val="Título Car"/>
     <w:basedOn w:val="Fuentedeprrafopredeter"/>
     <w:link w:val="Ttulo"/>
     <w:uiPriority w:val="10"/>
     <w:rsid w:val="00590D20"/>
     <w:rPr>
-      <w:rFonts w:asciiTheme="majorHAnsi" w:eastAsiaTheme="majorEastAsia" w:hAnsiTheme="majorHAnsi" w:cstheme="majorBidi"/>
+      <w:rFonts w:asciiTheme="majorHAnsi" w:hAnsiTheme="majorHAnsi" w:eastAsiaTheme="majorEastAsia" w:cstheme="majorBidi"/>
       <w:spacing w:val="-10"/>
       <w:kern w:val="28"/>
       <w:sz w:val="56"/>
       <w:szCs w:val="56"/>
     </w:rPr>
   </w:style>
-  <w:style w:type="character" w:customStyle="1" w:styleId="TablaCar">
+  <w:style w:type="character" w:styleId="TablaCar" w:customStyle="1">
     <w:name w:val="Tabla Car"/>
     <w:basedOn w:val="Fuentedeprrafopredeter"/>
     <w:link w:val="Tabla"/>
@@ -18277,7 +18844,7 @@
       <w14:ligatures w14:val="none"/>
     </w:rPr>
   </w:style>
-  <w:style w:type="table" w:customStyle="1" w:styleId="SENA">
+  <w:style w:type="table" w:styleId="SENA" w:customStyle="1">
     <w:name w:val="SENA"/>
     <w:basedOn w:val="Tablanormal"/>
     <w:uiPriority w:val="99"/>
@@ -18294,18 +18861,18 @@
     <w:tblPr>
       <w:tblStyleRowBandSize w:val="1"/>
       <w:tblBorders>
-        <w:top w:val="single" w:sz="4" w:space="0" w:color="D9D9D9" w:themeColor="background1" w:themeShade="D9"/>
-        <w:left w:val="single" w:sz="4" w:space="0" w:color="D9D9D9" w:themeColor="background1" w:themeShade="D9"/>
-        <w:bottom w:val="single" w:sz="4" w:space="0" w:color="D9D9D9" w:themeColor="background1" w:themeShade="D9"/>
-        <w:right w:val="single" w:sz="4" w:space="0" w:color="D9D9D9" w:themeColor="background1" w:themeShade="D9"/>
-        <w:insideH w:val="single" w:sz="4" w:space="0" w:color="D9D9D9" w:themeColor="background1" w:themeShade="D9"/>
-        <w:insideV w:val="single" w:sz="4" w:space="0" w:color="D9D9D9" w:themeColor="background1" w:themeShade="D9"/>
+        <w:top w:val="single" w:color="D9D9D9" w:themeColor="background1" w:themeShade="D9" w:sz="4" w:space="0"/>
+        <w:left w:val="single" w:color="D9D9D9" w:themeColor="background1" w:themeShade="D9" w:sz="4" w:space="0"/>
+        <w:bottom w:val="single" w:color="D9D9D9" w:themeColor="background1" w:themeShade="D9" w:sz="4" w:space="0"/>
+        <w:right w:val="single" w:color="D9D9D9" w:themeColor="background1" w:themeShade="D9" w:sz="4" w:space="0"/>
+        <w:insideH w:val="single" w:color="D9D9D9" w:themeColor="background1" w:themeShade="D9" w:sz="4" w:space="0"/>
+        <w:insideV w:val="single" w:color="D9D9D9" w:themeColor="background1" w:themeShade="D9" w:sz="4" w:space="0"/>
       </w:tblBorders>
     </w:tblPr>
     <w:tblStylePr w:type="firstRow">
       <w:pPr>
         <w:wordWrap/>
-        <w:spacing w:beforeLines="0" w:before="120" w:beforeAutospacing="0" w:afterLines="0" w:after="120" w:afterAutospacing="0"/>
+        <w:spacing w:before="120" w:beforeLines="0" w:beforeAutospacing="0" w:after="120" w:afterLines="0" w:afterAutospacing="0"/>
       </w:pPr>
       <w:rPr>
         <w:b/>
@@ -18332,12 +18899,12 @@
     </w:pPr>
     <w:tblPr>
       <w:tblBorders>
-        <w:top w:val="single" w:sz="4" w:space="0" w:color="auto"/>
-        <w:left w:val="single" w:sz="4" w:space="0" w:color="auto"/>
-        <w:bottom w:val="single" w:sz="4" w:space="0" w:color="auto"/>
-        <w:right w:val="single" w:sz="4" w:space="0" w:color="auto"/>
-        <w:insideH w:val="single" w:sz="4" w:space="0" w:color="auto"/>
-        <w:insideV w:val="single" w:sz="4" w:space="0" w:color="auto"/>
+        <w:top w:val="single" w:color="auto" w:sz="4" w:space="0"/>
+        <w:left w:val="single" w:color="auto" w:sz="4" w:space="0"/>
+        <w:bottom w:val="single" w:color="auto" w:sz="4" w:space="0"/>
+        <w:right w:val="single" w:color="auto" w:sz="4" w:space="0"/>
+        <w:insideH w:val="single" w:color="auto" w:sz="4" w:space="0"/>
+        <w:insideV w:val="single" w:color="auto" w:sz="4" w:space="0"/>
       </w:tblBorders>
     </w:tblPr>
   </w:style>
@@ -18352,7 +18919,7 @@
       <w:u w:val="single"/>
     </w:rPr>
   </w:style>
-  <w:style w:type="paragraph" w:customStyle="1" w:styleId="Video">
+  <w:style w:type="paragraph" w:styleId="Video" w:customStyle="1">
     <w:name w:val="Video"/>
     <w:basedOn w:val="Normal"/>
     <w:next w:val="Normal"/>
@@ -18374,7 +18941,7 @@
       <w14:ligatures w14:val="none"/>
     </w:rPr>
   </w:style>
-  <w:style w:type="character" w:customStyle="1" w:styleId="VideoCar">
+  <w:style w:type="character" w:styleId="VideoCar" w:customStyle="1">
     <w:name w:val="Video Car"/>
     <w:basedOn w:val="Fuentedeprrafopredeter"/>
     <w:link w:val="Video"/>
@@ -18387,7 +18954,7 @@
       <w14:ligatures w14:val="none"/>
     </w:rPr>
   </w:style>
-  <w:style w:type="character" w:customStyle="1" w:styleId="Mencinsinresolver1">
+  <w:style w:type="character" w:styleId="Mencinsinresolver1" w:customStyle="1">
     <w:name w:val="Mención sin resolver1"/>
     <w:basedOn w:val="Fuentedeprrafopredeter"/>
     <w:uiPriority w:val="99"/>
@@ -18415,12 +18982,12 @@
       <w:tblStyleRowBandSize w:val="1"/>
       <w:tblStyleColBandSize w:val="1"/>
       <w:tblBorders>
-        <w:top w:val="single" w:sz="4" w:space="0" w:color="C9C9C9" w:themeColor="accent3" w:themeTint="99"/>
-        <w:left w:val="single" w:sz="4" w:space="0" w:color="C9C9C9" w:themeColor="accent3" w:themeTint="99"/>
-        <w:bottom w:val="single" w:sz="4" w:space="0" w:color="C9C9C9" w:themeColor="accent3" w:themeTint="99"/>
-        <w:right w:val="single" w:sz="4" w:space="0" w:color="C9C9C9" w:themeColor="accent3" w:themeTint="99"/>
-        <w:insideH w:val="single" w:sz="4" w:space="0" w:color="C9C9C9" w:themeColor="accent3" w:themeTint="99"/>
-        <w:insideV w:val="single" w:sz="4" w:space="0" w:color="C9C9C9" w:themeColor="accent3" w:themeTint="99"/>
+        <w:top w:val="single" w:color="C9C9C9" w:themeColor="accent3" w:themeTint="99" w:sz="4" w:space="0"/>
+        <w:left w:val="single" w:color="C9C9C9" w:themeColor="accent3" w:themeTint="99" w:sz="4" w:space="0"/>
+        <w:bottom w:val="single" w:color="C9C9C9" w:themeColor="accent3" w:themeTint="99" w:sz="4" w:space="0"/>
+        <w:right w:val="single" w:color="C9C9C9" w:themeColor="accent3" w:themeTint="99" w:sz="4" w:space="0"/>
+        <w:insideH w:val="single" w:color="C9C9C9" w:themeColor="accent3" w:themeTint="99" w:sz="4" w:space="0"/>
+        <w:insideV w:val="single" w:color="C9C9C9" w:themeColor="accent3" w:themeTint="99" w:sz="4" w:space="0"/>
       </w:tblBorders>
     </w:tblPr>
     <w:tblStylePr w:type="firstRow">
@@ -18432,10 +18999,10 @@
       <w:tblPr/>
       <w:tcPr>
         <w:tcBorders>
-          <w:top w:val="single" w:sz="4" w:space="0" w:color="A5A5A5" w:themeColor="accent3"/>
-          <w:left w:val="single" w:sz="4" w:space="0" w:color="A5A5A5" w:themeColor="accent3"/>
-          <w:bottom w:val="single" w:sz="4" w:space="0" w:color="A5A5A5" w:themeColor="accent3"/>
-          <w:right w:val="single" w:sz="4" w:space="0" w:color="A5A5A5" w:themeColor="accent3"/>
+          <w:top w:val="single" w:color="A5A5A5" w:themeColor="accent3" w:sz="4" w:space="0"/>
+          <w:left w:val="single" w:color="A5A5A5" w:themeColor="accent3" w:sz="4" w:space="0"/>
+          <w:bottom w:val="single" w:color="A5A5A5" w:themeColor="accent3" w:sz="4" w:space="0"/>
+          <w:right w:val="single" w:color="A5A5A5" w:themeColor="accent3" w:sz="4" w:space="0"/>
           <w:insideH w:val="nil"/>
           <w:insideV w:val="nil"/>
         </w:tcBorders>
@@ -18450,7 +19017,7 @@
       <w:tblPr/>
       <w:tcPr>
         <w:tcBorders>
-          <w:top w:val="double" w:sz="4" w:space="0" w:color="A5A5A5" w:themeColor="accent3"/>
+          <w:top w:val="double" w:color="A5A5A5" w:themeColor="accent3" w:sz="4" w:space="0"/>
         </w:tcBorders>
       </w:tcPr>
     </w:tblStylePr>
@@ -18479,7 +19046,7 @@
       </w:tcPr>
     </w:tblStylePr>
   </w:style>
-  <w:style w:type="paragraph" w:customStyle="1" w:styleId="Tablas">
+  <w:style w:type="paragraph" w:styleId="Tablas" w:customStyle="1">
     <w:name w:val="Tablas"/>
     <w:qFormat/>
     <w:rsid w:val="00CE2C4A"/>
@@ -18496,7 +19063,7 @@
       <w14:ligatures w14:val="none"/>
     </w:rPr>
   </w:style>
-  <w:style w:type="paragraph" w:customStyle="1" w:styleId="TextoTablas">
+  <w:style w:type="paragraph" w:styleId="TextoTablas" w:customStyle="1">
     <w:name w:val="Texto_Tablas"/>
     <w:basedOn w:val="Normal"/>
     <w:qFormat/>
@@ -18597,7 +19164,7 @@
       <w:spacing w:before="0" w:after="0" w:line="240" w:lineRule="auto"/>
     </w:pPr>
   </w:style>
-  <w:style w:type="character" w:customStyle="1" w:styleId="EncabezadoCar">
+  <w:style w:type="character" w:styleId="EncabezadoCar" w:customStyle="1">
     <w:name w:val="Encabezado Car"/>
     <w:basedOn w:val="Fuentedeprrafopredeter"/>
     <w:link w:val="Encabezado"/>
@@ -18622,7 +19189,7 @@
       <w:spacing w:before="0" w:after="0" w:line="240" w:lineRule="auto"/>
     </w:pPr>
   </w:style>
-  <w:style w:type="character" w:customStyle="1" w:styleId="PiedepginaCar">
+  <w:style w:type="character" w:styleId="PiedepginaCar" w:customStyle="1">
     <w:name w:val="Pie de página Car"/>
     <w:basedOn w:val="Fuentedeprrafopredeter"/>
     <w:link w:val="Piedepgina"/>
@@ -18632,7 +19199,7 @@
       <w:sz w:val="28"/>
     </w:rPr>
   </w:style>
-  <w:style w:type="character" w:customStyle="1" w:styleId="Ttulo6Car">
+  <w:style w:type="character" w:styleId="Ttulo6Car" w:customStyle="1">
     <w:name w:val="Título 6 Car"/>
     <w:basedOn w:val="Fuentedeprrafopredeter"/>
     <w:link w:val="Ttulo6"/>
@@ -18640,7 +19207,7 @@
     <w:semiHidden/>
     <w:rsid w:val="00C7377B"/>
     <w:rPr>
-      <w:rFonts w:ascii="Calibri" w:eastAsiaTheme="majorEastAsia" w:hAnsi="Calibri" w:cstheme="majorBidi"/>
+      <w:rFonts w:ascii="Calibri" w:hAnsi="Calibri" w:eastAsiaTheme="majorEastAsia" w:cstheme="majorBidi"/>
       <w:b/>
       <w:color w:val="000000" w:themeColor="text1"/>
       <w:kern w:val="0"/>
@@ -18661,7 +19228,7 @@
       <w:ind w:firstLine="0"/>
     </w:pPr>
     <w:rPr>
-      <w:rFonts w:ascii="Times New Roman" w:eastAsia="Times New Roman" w:hAnsi="Times New Roman" w:cs="Times New Roman"/>
+      <w:rFonts w:ascii="Times New Roman" w:hAnsi="Times New Roman" w:eastAsia="Times New Roman" w:cs="Times New Roman"/>
       <w:kern w:val="0"/>
       <w:sz w:val="24"/>
       <w:szCs w:val="24"/>
@@ -18669,7 +19236,7 @@
       <w14:ligatures w14:val="none"/>
     </w:rPr>
   </w:style>
-  <w:style w:type="paragraph" w:customStyle="1" w:styleId="TITULO2">
+  <w:style w:type="paragraph" w:styleId="TITULO2" w:customStyle="1">
     <w:name w:val="TITULO 2"/>
     <w:basedOn w:val="Normal"/>
     <w:next w:val="Normal"/>
@@ -18685,7 +19252,7 @@
       <w:b/>
     </w:rPr>
   </w:style>
-  <w:style w:type="character" w:customStyle="1" w:styleId="TITULO2Car">
+  <w:style w:type="character" w:styleId="TITULO2Car" w:customStyle="1">
     <w:name w:val="TITULO 2 Car"/>
     <w:basedOn w:val="Fuentedeprrafopredeter"/>
     <w:link w:val="TITULO2"/>
@@ -18695,12 +19262,12 @@
       <w:sz w:val="28"/>
     </w:rPr>
   </w:style>
-  <w:style w:type="character" w:customStyle="1" w:styleId="normaltextrun">
+  <w:style w:type="character" w:styleId="normaltextrun" w:customStyle="1">
     <w:name w:val="normaltextrun"/>
     <w:basedOn w:val="Fuentedeprrafopredeter"/>
     <w:rsid w:val="002B060B"/>
   </w:style>
-  <w:style w:type="paragraph" w:customStyle="1" w:styleId="paragraph">
+  <w:style w:type="paragraph" w:styleId="paragraph" w:customStyle="1">
     <w:name w:val="paragraph"/>
     <w:basedOn w:val="Normal"/>
     <w:rsid w:val="002B060B"/>
@@ -18709,7 +19276,7 @@
       <w:ind w:firstLine="0"/>
     </w:pPr>
     <w:rPr>
-      <w:rFonts w:ascii="Times New Roman" w:eastAsia="Times New Roman" w:hAnsi="Times New Roman" w:cs="Times New Roman"/>
+      <w:rFonts w:ascii="Times New Roman" w:hAnsi="Times New Roman" w:eastAsia="Times New Roman" w:cs="Times New Roman"/>
       <w:kern w:val="0"/>
       <w:sz w:val="24"/>
       <w:szCs w:val="24"/>
@@ -18717,7 +19284,7 @@
       <w14:ligatures w14:val="none"/>
     </w:rPr>
   </w:style>
-  <w:style w:type="character" w:customStyle="1" w:styleId="eop">
+  <w:style w:type="character" w:styleId="eop" w:customStyle="1">
     <w:name w:val="eop"/>
     <w:basedOn w:val="Fuentedeprrafopredeter"/>
     <w:rsid w:val="002B060B"/>
@@ -18746,7 +19313,7 @@
       <w:u w:val="single"/>
     </w:rPr>
   </w:style>
-  <w:style w:type="paragraph" w:customStyle="1" w:styleId="numero3">
+  <w:style w:type="paragraph" w:styleId="numero3" w:customStyle="1">
     <w:name w:val="numero 3"/>
     <w:basedOn w:val="Ttulo2"/>
     <w:link w:val="numero3Car"/>
@@ -18759,13 +19326,13 @@
       </w:numPr>
     </w:pPr>
   </w:style>
-  <w:style w:type="character" w:customStyle="1" w:styleId="numero3Car">
+  <w:style w:type="character" w:styleId="numero3Car" w:customStyle="1">
     <w:name w:val="numero 3 Car"/>
     <w:basedOn w:val="Ttulo2Car"/>
     <w:link w:val="numero3"/>
     <w:rsid w:val="00905315"/>
     <w:rPr>
-      <w:rFonts w:ascii="Calibri" w:eastAsiaTheme="majorEastAsia" w:hAnsi="Calibri" w:cs="Calibri"/>
+      <w:rFonts w:ascii="Calibri" w:hAnsi="Calibri" w:cs="Calibri" w:eastAsiaTheme="majorEastAsia"/>
       <w:b/>
       <w:bCs/>
       <w:color w:val="000000"/>
@@ -18777,7 +19344,7 @@
       <w14:ligatures w14:val="none"/>
     </w:rPr>
   </w:style>
-  <w:style w:type="table" w:customStyle="1" w:styleId="SENA2">
+  <w:style w:type="table" w:styleId="SENA2" w:customStyle="1">
     <w:name w:val="SENA2"/>
     <w:basedOn w:val="Tablanormal"/>
     <w:uiPriority w:val="99"/>
@@ -18794,18 +19361,18 @@
     <w:tblPr>
       <w:tblStyleRowBandSize w:val="1"/>
       <w:tblBorders>
-        <w:top w:val="single" w:sz="4" w:space="0" w:color="D9D9D9" w:themeColor="background1" w:themeShade="D9"/>
-        <w:left w:val="single" w:sz="4" w:space="0" w:color="D9D9D9" w:themeColor="background1" w:themeShade="D9"/>
-        <w:bottom w:val="single" w:sz="4" w:space="0" w:color="D9D9D9" w:themeColor="background1" w:themeShade="D9"/>
-        <w:right w:val="single" w:sz="4" w:space="0" w:color="D9D9D9" w:themeColor="background1" w:themeShade="D9"/>
-        <w:insideH w:val="single" w:sz="4" w:space="0" w:color="D9D9D9" w:themeColor="background1" w:themeShade="D9"/>
-        <w:insideV w:val="single" w:sz="4" w:space="0" w:color="D9D9D9" w:themeColor="background1" w:themeShade="D9"/>
+        <w:top w:val="single" w:color="D9D9D9" w:themeColor="background1" w:themeShade="D9" w:sz="4" w:space="0"/>
+        <w:left w:val="single" w:color="D9D9D9" w:themeColor="background1" w:themeShade="D9" w:sz="4" w:space="0"/>
+        <w:bottom w:val="single" w:color="D9D9D9" w:themeColor="background1" w:themeShade="D9" w:sz="4" w:space="0"/>
+        <w:right w:val="single" w:color="D9D9D9" w:themeColor="background1" w:themeShade="D9" w:sz="4" w:space="0"/>
+        <w:insideH w:val="single" w:color="D9D9D9" w:themeColor="background1" w:themeShade="D9" w:sz="4" w:space="0"/>
+        <w:insideV w:val="single" w:color="D9D9D9" w:themeColor="background1" w:themeShade="D9" w:sz="4" w:space="0"/>
       </w:tblBorders>
     </w:tblPr>
     <w:tblStylePr w:type="firstRow">
       <w:pPr>
         <w:wordWrap/>
-        <w:spacing w:beforeLines="0" w:before="120" w:beforeAutospacing="0" w:afterLines="0" w:after="120" w:afterAutospacing="0"/>
+        <w:spacing w:before="120" w:beforeLines="0" w:beforeAutospacing="0" w:after="120" w:afterLines="0" w:afterAutospacing="0"/>
       </w:pPr>
       <w:rPr>
         <w:b/>
@@ -18822,7 +19389,7 @@
       </w:tcPr>
     </w:tblStylePr>
   </w:style>
-  <w:style w:type="table" w:customStyle="1" w:styleId="SENA1">
+  <w:style w:type="table" w:styleId="SENA1" w:customStyle="1">
     <w:name w:val="SENA1"/>
     <w:basedOn w:val="Tablanormal"/>
     <w:uiPriority w:val="99"/>
@@ -18839,18 +19406,18 @@
     <w:tblPr>
       <w:tblStyleRowBandSize w:val="1"/>
       <w:tblBorders>
-        <w:top w:val="single" w:sz="4" w:space="0" w:color="D9D9D9" w:themeColor="background1" w:themeShade="D9"/>
-        <w:left w:val="single" w:sz="4" w:space="0" w:color="D9D9D9" w:themeColor="background1" w:themeShade="D9"/>
-        <w:bottom w:val="single" w:sz="4" w:space="0" w:color="D9D9D9" w:themeColor="background1" w:themeShade="D9"/>
-        <w:right w:val="single" w:sz="4" w:space="0" w:color="D9D9D9" w:themeColor="background1" w:themeShade="D9"/>
-        <w:insideH w:val="single" w:sz="4" w:space="0" w:color="D9D9D9" w:themeColor="background1" w:themeShade="D9"/>
-        <w:insideV w:val="single" w:sz="4" w:space="0" w:color="D9D9D9" w:themeColor="background1" w:themeShade="D9"/>
+        <w:top w:val="single" w:color="D9D9D9" w:themeColor="background1" w:themeShade="D9" w:sz="4" w:space="0"/>
+        <w:left w:val="single" w:color="D9D9D9" w:themeColor="background1" w:themeShade="D9" w:sz="4" w:space="0"/>
+        <w:bottom w:val="single" w:color="D9D9D9" w:themeColor="background1" w:themeShade="D9" w:sz="4" w:space="0"/>
+        <w:right w:val="single" w:color="D9D9D9" w:themeColor="background1" w:themeShade="D9" w:sz="4" w:space="0"/>
+        <w:insideH w:val="single" w:color="D9D9D9" w:themeColor="background1" w:themeShade="D9" w:sz="4" w:space="0"/>
+        <w:insideV w:val="single" w:color="D9D9D9" w:themeColor="background1" w:themeShade="D9" w:sz="4" w:space="0"/>
       </w:tblBorders>
     </w:tblPr>
     <w:tblStylePr w:type="firstRow">
       <w:pPr>
         <w:wordWrap/>
-        <w:spacing w:beforeLines="0" w:before="120" w:beforeAutospacing="0" w:afterLines="0" w:after="120" w:afterAutospacing="0"/>
+        <w:spacing w:before="120" w:beforeLines="0" w:beforeAutospacing="0" w:after="120" w:afterLines="0" w:afterAutospacing="0"/>
       </w:pPr>
       <w:rPr>
         <w:b/>
@@ -18871,7 +19438,7 @@
 </file>
 
 <file path=word/theme/theme1.xml><?xml version="1.0" encoding="utf-8"?>
-<a:theme xmlns:a="http://schemas.openxmlformats.org/drawingml/2006/main" name="Tema de Office">
+<a:theme xmlns:a="http://schemas.openxmlformats.org/drawingml/2006/main" xmlns:thm15="http://schemas.microsoft.com/office/thememl/2012/main" name="Tema de Office">
   <a:themeElements>
     <a:clrScheme name="Office">
       <a:dk1>
@@ -19166,23 +19733,16 @@
 </file>
 
 <file path=customXml/item1.xml><?xml version="1.0" encoding="utf-8"?>
-<p:properties xmlns:p="http://schemas.microsoft.com/office/2006/metadata/properties" xmlns:xsi="http://www.w3.org/2001/XMLSchema-instance" xmlns:pc="http://schemas.microsoft.com/office/infopath/2007/PartnerControls">
-  <documentManagement>
-    <TaxCatchAll xmlns="285d351f-f218-493a-825f-85a9dfbde315" xsi:nil="true"/>
-    <lcf76f155ced4ddcb4097134ff3c332f xmlns="55abea07-cd72-4a95-add0-1082a24cf9e9">
-      <Terms xmlns="http://schemas.microsoft.com/office/infopath/2007/PartnerControls"/>
-    </lcf76f155ced4ddcb4097134ff3c332f>
-  </documentManagement>
-</p:properties>
-</file>
-
-<file path=customXml/item2.xml><?xml version="1.0" encoding="utf-8"?>
 <?mso-contentType ?>
 <FormTemplates xmlns="http://schemas.microsoft.com/sharepoint/v3/contenttype/forms">
   <Display>DocumentLibraryForm</Display>
   <Edit>DocumentLibraryForm</Edit>
   <New>DocumentLibraryForm</New>
 </FormTemplates>
+</file>
+
+<file path=customXml/item2.xml><?xml version="1.0" encoding="utf-8"?>
+<b:Sources xmlns:b="http://schemas.openxmlformats.org/officeDocument/2006/bibliography" xmlns="http://schemas.openxmlformats.org/officeDocument/2006/bibliography" SelectedStyle="\APASixthEditionOfficeOnline.xsl" StyleName="APA" Version="6"/>
 </file>
 
 <file path=customXml/item3.xml><?xml version="1.0" encoding="utf-8"?>
@@ -19381,10 +19941,37 @@
 </file>
 
 <file path=customXml/item4.xml><?xml version="1.0" encoding="utf-8"?>
-<b:Sources xmlns:b="http://schemas.openxmlformats.org/officeDocument/2006/bibliography" xmlns="http://schemas.openxmlformats.org/officeDocument/2006/bibliography" SelectedStyle="\APASixthEditionOfficeOnline.xsl" StyleName="APA" Version="6"/>
+<p:properties xmlns:p="http://schemas.microsoft.com/office/2006/metadata/properties" xmlns:xsi="http://www.w3.org/2001/XMLSchema-instance" xmlns:pc="http://schemas.microsoft.com/office/infopath/2007/PartnerControls">
+  <documentManagement>
+    <TaxCatchAll xmlns="285d351f-f218-493a-825f-85a9dfbde315" xsi:nil="true"/>
+    <lcf76f155ced4ddcb4097134ff3c332f xmlns="55abea07-cd72-4a95-add0-1082a24cf9e9">
+      <Terms xmlns="http://schemas.microsoft.com/office/infopath/2007/PartnerControls"/>
+    </lcf76f155ced4ddcb4097134ff3c332f>
+  </documentManagement>
+</p:properties>
 </file>
 
 <file path=customXml/itemProps1.xml><?xml version="1.0" encoding="utf-8"?>
+<ds:datastoreItem xmlns:ds="http://schemas.openxmlformats.org/officeDocument/2006/customXml" ds:itemID="{D00A4A46-BDBD-48AC-87B9-2BA42D9CC06F}">
+  <ds:schemaRefs>
+    <ds:schemaRef ds:uri="http://schemas.microsoft.com/sharepoint/v3/contenttype/forms"/>
+  </ds:schemaRefs>
+</ds:datastoreItem>
+</file>
+
+<file path=customXml/itemProps2.xml><?xml version="1.0" encoding="utf-8"?>
+<ds:datastoreItem xmlns:ds="http://schemas.openxmlformats.org/officeDocument/2006/customXml" ds:itemID="{A9F2CEBA-C824-4C86-81A8-E32CBD0EB92D}">
+  <ds:schemaRefs>
+    <ds:schemaRef ds:uri="http://schemas.openxmlformats.org/officeDocument/2006/bibliography"/>
+  </ds:schemaRefs>
+</ds:datastoreItem>
+</file>
+
+<file path=customXml/itemProps3.xml><?xml version="1.0" encoding="utf-8"?>
+<ds:datastoreItem xmlns:ds="http://schemas.openxmlformats.org/officeDocument/2006/customXml" ds:itemID="{DC8489DC-D789-4295-B0DA-B9621D48BEE0}"/>
+</file>
+
+<file path=customXml/itemProps4.xml><?xml version="1.0" encoding="utf-8"?>
 <ds:datastoreItem xmlns:ds="http://schemas.openxmlformats.org/officeDocument/2006/customXml" ds:itemID="{26259216-AD86-464A-AEAD-95B1F9E17392}">
   <ds:schemaRefs>
     <ds:schemaRef ds:uri="http://schemas.microsoft.com/office/2006/metadata/properties"/>
@@ -19393,24 +19980,4 @@
     <ds:schemaRef ds:uri="55abea07-cd72-4a95-add0-1082a24cf9e9"/>
   </ds:schemaRefs>
 </ds:datastoreItem>
-</file>
-
-<file path=customXml/itemProps2.xml><?xml version="1.0" encoding="utf-8"?>
-<ds:datastoreItem xmlns:ds="http://schemas.openxmlformats.org/officeDocument/2006/customXml" ds:itemID="{D00A4A46-BDBD-48AC-87B9-2BA42D9CC06F}">
-  <ds:schemaRefs>
-    <ds:schemaRef ds:uri="http://schemas.microsoft.com/sharepoint/v3/contenttype/forms"/>
-  </ds:schemaRefs>
-</ds:datastoreItem>
-</file>
-
-<file path=customXml/itemProps3.xml><?xml version="1.0" encoding="utf-8"?>
-<ds:datastoreItem xmlns:ds="http://schemas.openxmlformats.org/officeDocument/2006/customXml" ds:itemID="{09033DD1-4351-4301-A186-5D8AA8A02003}"/>
-</file>
-
-<file path=customXml/itemProps4.xml><?xml version="1.0" encoding="utf-8"?>
-<ds:datastoreItem xmlns:ds="http://schemas.openxmlformats.org/officeDocument/2006/customXml" ds:itemID="{A9F2CEBA-C824-4C86-81A8-E32CBD0EB92D}">
-  <ds:schemaRefs>
-    <ds:schemaRef ds:uri="http://schemas.openxmlformats.org/officeDocument/2006/bibliography"/>
-  </ds:schemaRefs>
-</ds:datastoreItem>
 </file>